--- a/forest_methods_by_registry.docx
+++ b/forest_methods_by_registry.docx
@@ -1,2089 +1,2704 @@
 
 <file path=word/document.xml><?xml version="1.0" encoding="utf-8"?>
-<w:document xmlns:wpc="http://schemas.microsoft.com/office/word/2010/wordprocessingCanvas" xmlns:cx="http://schemas.microsoft.com/office/drawing/2014/chartex" xmlns:cx1="http://schemas.microsoft.com/office/drawing/2015/9/8/chartex" xmlns:cx2="http://schemas.microsoft.com/office/drawing/2015/10/21/chartex" xmlns:cx3="http://schemas.microsoft.com/office/drawing/2016/5/9/chartex" xmlns:cx4="http://schemas.microsoft.com/office/drawing/2016/5/10/chartex" xmlns:cx5="http://schemas.microsoft.com/office/drawing/2016/5/11/chartex" xmlns:cx6="http://schemas.microsoft.com/office/drawing/2016/5/12/chartex" xmlns:cx7="http://schemas.microsoft.com/office/drawing/2016/5/13/chartex" xmlns:cx8="http://schemas.microsoft.com/office/drawing/2016/5/14/chartex" xmlns:mc="http://schemas.openxmlformats.org/markup-compatibility/2006" xmlns:aink="http://schemas.microsoft.com/office/drawing/2016/ink" xmlns:am3d="http://schemas.microsoft.com/office/drawing/2017/model3d" xmlns:o="urn:schemas-microsoft-com:office:office" xmlns:r="http://schemas.openxmlformats.org/officeDocument/2006/relationships" xmlns:m="http://schemas.openxmlformats.org/officeDocument/2006/math" xmlns:v="urn:schemas-microsoft-com:vml" xmlns:wp14="http://schemas.microsoft.com/office/word/2010/wordprocessingDrawing" xmlns:wp="http://schemas.openxmlformats.org/drawingml/2006/wordprocessingDrawing" xmlns:w10="urn:schemas-microsoft-com:office:word" xmlns:w="http://schemas.openxmlformats.org/wordprocessingml/2006/main" xmlns:w14="http://schemas.microsoft.com/office/word/2010/wordml" xmlns:w15="http://schemas.microsoft.com/office/word/2012/wordml" xmlns:w16cex="http://schemas.microsoft.com/office/word/2018/wordml/cex" xmlns:w16cid="http://schemas.microsoft.com/office/word/2016/wordml/cid" xmlns:w16="http://schemas.microsoft.com/office/word/2018/wordml" xmlns:w16se="http://schemas.microsoft.com/office/word/2015/wordml/symex" xmlns:wpg="http://schemas.microsoft.com/office/word/2010/wordprocessingGroup" xmlns:wpi="http://schemas.microsoft.com/office/word/2010/wordprocessingInk" xmlns:wne="http://schemas.microsoft.com/office/word/2006/wordml" xmlns:wps="http://schemas.microsoft.com/office/word/2010/wordprocessingShape" mc:Ignorable="w14 w15 w16se w16cid w16 w16cex wp14">
+<w:document xmlns:wpc="http://schemas.microsoft.com/office/word/2010/wordprocessingCanvas" xmlns:cx="http://schemas.microsoft.com/office/drawing/2014/chartex" xmlns:cx1="http://schemas.microsoft.com/office/drawing/2015/9/8/chartex" xmlns:cx2="http://schemas.microsoft.com/office/drawing/2015/10/21/chartex" xmlns:cx3="http://schemas.microsoft.com/office/drawing/2016/5/9/chartex" xmlns:cx4="http://schemas.microsoft.com/office/drawing/2016/5/10/chartex" xmlns:cx5="http://schemas.microsoft.com/office/drawing/2016/5/11/chartex" xmlns:cx6="http://schemas.microsoft.com/office/drawing/2016/5/12/chartex" xmlns:cx7="http://schemas.microsoft.com/office/drawing/2016/5/13/chartex" xmlns:cx8="http://schemas.microsoft.com/office/drawing/2016/5/14/chartex" xmlns:mc="http://schemas.openxmlformats.org/markup-compatibility/2006" xmlns:aink="http://schemas.microsoft.com/office/drawing/2016/ink" xmlns:am3d="http://schemas.microsoft.com/office/drawing/2017/model3d" xmlns:o="urn:schemas-microsoft-com:office:office" xmlns:oel="http://schemas.microsoft.com/office/2019/extlst" xmlns:r="http://schemas.openxmlformats.org/officeDocument/2006/relationships" xmlns:m="http://schemas.openxmlformats.org/officeDocument/2006/math" xmlns:v="urn:schemas-microsoft-com:vml" xmlns:wp14="http://schemas.microsoft.com/office/word/2010/wordprocessingDrawing" xmlns:wp="http://schemas.openxmlformats.org/drawingml/2006/wordprocessingDrawing" xmlns:w10="urn:schemas-microsoft-com:office:word" xmlns:w="http://schemas.openxmlformats.org/wordprocessingml/2006/main" xmlns:w14="http://schemas.microsoft.com/office/word/2010/wordml" xmlns:w15="http://schemas.microsoft.com/office/word/2012/wordml" xmlns:w16cex="http://schemas.microsoft.com/office/word/2018/wordml/cex" xmlns:w16cid="http://schemas.microsoft.com/office/word/2016/wordml/cid" xmlns:w16="http://schemas.microsoft.com/office/word/2018/wordml" xmlns:w16du="http://schemas.microsoft.com/office/word/2023/wordml/word16du" xmlns:w16sdtdh="http://schemas.microsoft.com/office/word/2020/wordml/sdtdatahash" xmlns:w16sdtfl="http://schemas.microsoft.com/office/word/2024/wordml/sdtformatlock" xmlns:w16se="http://schemas.microsoft.com/office/word/2015/wordml/symex" xmlns:wpg="http://schemas.microsoft.com/office/word/2010/wordprocessingGroup" xmlns:wpi="http://schemas.microsoft.com/office/word/2010/wordprocessingInk" xmlns:wne="http://schemas.microsoft.com/office/word/2006/wordml" xmlns:wps="http://schemas.microsoft.com/office/word/2010/wordprocessingShape" mc:Ignorable="w14 w15 w16se w16cid w16 w16cex w16sdtdh w16sdtfl w16du wp14">
   <w:body>
-    <w:tbl xmlns:a="http://schemas.openxmlformats.org/drawingml/2006/main" xmlns:pic="http://schemas.openxmlformats.org/drawingml/2006/picture">
+    <w:tbl>
       <w:tblPr>
-        <w:tblLayout w:type="autofit"/>
+        <w:tblW w:w="5000" w:type="pct"/>
         <w:jc w:val="center"/>
-        <w:tblW w:type="pct" w:w="0"/>
-        <w:tblLook w:firstRow="1" w:lastRow="0" w:firstColumn="0" w:lastColumn="0" w:noHBand="0" w:noVBand="1"/>
+        <w:tblLook w:val="0420" w:firstRow="1" w:lastRow="0" w:firstColumn="0" w:lastColumn="0" w:noHBand="0" w:noVBand="1"/>
       </w:tblPr>
+      <w:tblGrid>
+        <w:gridCol w:w="2160"/>
+        <w:gridCol w:w="1316"/>
+        <w:gridCol w:w="6153"/>
+        <w:gridCol w:w="4375"/>
+      </w:tblGrid>
       <w:tr>
         <w:trPr>
-          <w:trHeight w:val="617" w:hRule="auto"/>
           <w:tblHeader/>
+          <w:jc w:val="center"/>
         </w:trPr>
-        header 1
-        <w:tc>
-          <w:tcPr>
+        <w:tc>
+          <w:tcPr>
+            <w:tcW w:w="3438" w:type="pct"/>
             <w:gridSpan w:val="3"/>
             <w:tcBorders>
+              <w:top w:val="single" w:sz="12" w:space="0" w:color="666666"/>
+              <w:left w:val="none" w:sz="0" w:space="0" w:color="000000"/>
               <w:bottom w:val="single" w:sz="12" w:space="0" w:color="666666"/>
-              <w:top w:val="single" w:sz="12" w:space="0" w:color="666666"/>
-              <w:left w:val="none" w:sz="0" w:space="0" w:color="000000"/>
               <w:right w:val="none" w:sz="0" w:space="0" w:color="000000"/>
             </w:tcBorders>
             <w:shd w:val="clear" w:color="auto" w:fill="FFFFFF"/>
             <w:tcMar>
               <w:top w:w="0" w:type="dxa"/>
+              <w:left w:w="0" w:type="dxa"/>
               <w:bottom w:w="0" w:type="dxa"/>
-              <w:left w:w="0" w:type="dxa"/>
               <w:right w:w="0" w:type="dxa"/>
             </w:tcMar>
             <w:vAlign w:val="center"/>
           </w:tcPr>
           <w:p>
             <w:pPr>
-              <w:jc w:val="left"/>
-              <w:pBdr>
-                <w:bottom w:val="none" w:sz="0" w:space="0" w:color="000000"/>
-                <w:top w:val="none" w:sz="0" w:space="0" w:color="000000"/>
-                <w:left w:val="none" w:sz="0" w:space="0" w:color="000000"/>
-                <w:right w:val="none" w:sz="0" w:space="0" w:color="000000"/>
-              </w:pBdr>
-              <w:spacing w:after="100" w:before="100" w:line="240"/>
-              <w:ind w:left="100" w:right="100" w:firstLine="0" w:firstLineChars="0"/>
-              <w:rPr>
-                <w:rFonts w:ascii="Helvetica" w:hAnsi="Helvetica" w:eastAsia="Helvetica" w:cs="Helvetica"/>
-                <w:i w:val="false"/>
-                <w:b w:val="true"/>
-                <w:u w:val="none"/>
-                <w:strike w:val="false"/>
-                <w:sz w:val="22"/>
-                <w:szCs w:val="22"/>
-                <w:color w:val="000000"/>
-              </w:rPr>
-            </w:pPr>
-            <w:r>
-              <w:rPr>
-                <w:rFonts w:ascii="Helvetica" w:hAnsi="Helvetica" w:eastAsia="Helvetica" w:cs="Helvetica"/>
-                <w:i w:val="false"/>
-                <w:b w:val="true"/>
-                <w:u w:val="none"/>
-                <w:strike w:val="false"/>
-                <w:sz w:val="22"/>
-                <w:szCs w:val="22"/>
-                <w:color w:val="000000"/>
-              </w:rPr>
-              <w:t xml:space="preserve">Summary of unique forest project methodologies per registry</w:t>
-            </w:r>
+              <w:pBdr>
+                <w:top w:val="none" w:sz="0" w:space="0" w:color="000000"/>
+                <w:left w:val="none" w:sz="0" w:space="0" w:color="000000"/>
+                <w:bottom w:val="none" w:sz="0" w:space="0" w:color="000000"/>
+                <w:right w:val="none" w:sz="0" w:space="0" w:color="000000"/>
+              </w:pBdr>
+              <w:spacing w:before="100" w:after="100"/>
+              <w:ind w:left="100" w:right="100"/>
+              <w:rPr>
+                <w:rFonts w:ascii="Helvetica" w:eastAsia="Helvetica" w:hAnsi="Helvetica" w:cs="Helvetica"/>
+                <w:b/>
+                <w:color w:val="000000"/>
+                <w:sz w:val="22"/>
+                <w:szCs w:val="22"/>
+              </w:rPr>
+            </w:pPr>
+            <w:r>
+              <w:rPr>
+                <w:rFonts w:ascii="Helvetica" w:eastAsia="Helvetica" w:hAnsi="Helvetica" w:cs="Helvetica"/>
+                <w:b/>
+                <w:color w:val="000000"/>
+                <w:sz w:val="22"/>
+                <w:szCs w:val="22"/>
+              </w:rPr>
+              <w:t>Summary of forest project methodologies per registry</w:t>
+            </w:r>
+          </w:p>
+        </w:tc>
+        <w:tc>
+          <w:tcPr>
+            <w:tcW w:w="1562" w:type="pct"/>
+            <w:tcBorders>
+              <w:top w:val="single" w:sz="12" w:space="0" w:color="666666"/>
+              <w:left w:val="none" w:sz="0" w:space="0" w:color="000000"/>
+              <w:bottom w:val="single" w:sz="12" w:space="0" w:color="666666"/>
+              <w:right w:val="none" w:sz="0" w:space="0" w:color="000000"/>
+            </w:tcBorders>
+            <w:shd w:val="clear" w:color="auto" w:fill="FFFFFF"/>
+          </w:tcPr>
+          <w:p>
+            <w:pPr>
+              <w:pBdr>
+                <w:top w:val="none" w:sz="0" w:space="0" w:color="000000"/>
+                <w:left w:val="none" w:sz="0" w:space="0" w:color="000000"/>
+                <w:bottom w:val="none" w:sz="0" w:space="0" w:color="000000"/>
+                <w:right w:val="none" w:sz="0" w:space="0" w:color="000000"/>
+              </w:pBdr>
+              <w:spacing w:before="100" w:after="100"/>
+              <w:ind w:left="100" w:right="100"/>
+              <w:rPr>
+                <w:rFonts w:ascii="Helvetica" w:eastAsia="Helvetica" w:hAnsi="Helvetica" w:cs="Helvetica"/>
+                <w:b/>
+                <w:color w:val="000000"/>
+                <w:sz w:val="22"/>
+                <w:szCs w:val="22"/>
+              </w:rPr>
+            </w:pPr>
           </w:p>
         </w:tc>
       </w:tr>
       <w:tr>
         <w:trPr>
-          <w:trHeight w:val="617" w:hRule="auto"/>
           <w:tblHeader/>
+          <w:jc w:val="center"/>
         </w:trPr>
-        header 2
-        <w:tc>
-          <w:tcPr>
-            <w:tcBorders>
+        <w:tc>
+          <w:tcPr>
+            <w:tcW w:w="771" w:type="pct"/>
+            <w:tcBorders>
+              <w:top w:val="single" w:sz="12" w:space="0" w:color="666666"/>
+              <w:left w:val="none" w:sz="0" w:space="0" w:color="000000"/>
               <w:bottom w:val="single" w:sz="12" w:space="0" w:color="666666"/>
-              <w:top w:val="single" w:sz="12" w:space="0" w:color="666666"/>
-              <w:left w:val="none" w:sz="0" w:space="0" w:color="000000"/>
               <w:right w:val="none" w:sz="0" w:space="0" w:color="000000"/>
             </w:tcBorders>
             <w:shd w:val="clear" w:color="auto" w:fill="FFFFFF"/>
             <w:tcMar>
               <w:top w:w="0" w:type="dxa"/>
+              <w:left w:w="0" w:type="dxa"/>
               <w:bottom w:w="0" w:type="dxa"/>
-              <w:left w:w="0" w:type="dxa"/>
               <w:right w:w="0" w:type="dxa"/>
             </w:tcMar>
             <w:vAlign w:val="center"/>
           </w:tcPr>
           <w:p>
             <w:pPr>
-              <w:jc w:val="left"/>
-              <w:pBdr>
-                <w:bottom w:val="none" w:sz="0" w:space="0" w:color="000000"/>
-                <w:top w:val="none" w:sz="0" w:space="0" w:color="000000"/>
-                <w:left w:val="none" w:sz="0" w:space="0" w:color="000000"/>
-                <w:right w:val="none" w:sz="0" w:space="0" w:color="000000"/>
-              </w:pBdr>
-              <w:spacing w:after="100" w:before="100" w:line="240"/>
-              <w:ind w:left="100" w:right="100" w:firstLine="0" w:firstLineChars="0"/>
-              <w:rPr>
-                <w:rFonts w:ascii="Helvetica" w:hAnsi="Helvetica" w:eastAsia="Helvetica" w:cs="Helvetica"/>
-                <w:i w:val="false"/>
-                <w:b w:val="true"/>
-                <w:u w:val="none"/>
-                <w:strike w:val="false"/>
-                <w:sz w:val="22"/>
-                <w:szCs w:val="22"/>
-                <w:color w:val="000000"/>
-              </w:rPr>
-            </w:pPr>
-            <w:r>
-              <w:rPr>
-                <w:rFonts w:ascii="Helvetica" w:hAnsi="Helvetica" w:eastAsia="Helvetica" w:cs="Helvetica"/>
-                <w:i w:val="false"/>
-                <w:b w:val="true"/>
-                <w:u w:val="none"/>
-                <w:strike w:val="false"/>
-                <w:sz w:val="22"/>
-                <w:szCs w:val="22"/>
-                <w:color w:val="000000"/>
-              </w:rPr>
-              <w:t xml:space="preserve">registry</w:t>
-            </w:r>
-          </w:p>
-        </w:tc>
-        <w:tc>
-          <w:tcPr>
-            <w:tcBorders>
+              <w:pBdr>
+                <w:top w:val="none" w:sz="0" w:space="0" w:color="000000"/>
+                <w:left w:val="none" w:sz="0" w:space="0" w:color="000000"/>
+                <w:bottom w:val="none" w:sz="0" w:space="0" w:color="000000"/>
+                <w:right w:val="none" w:sz="0" w:space="0" w:color="000000"/>
+              </w:pBdr>
+              <w:spacing w:before="100" w:after="100"/>
+              <w:ind w:left="100" w:right="100"/>
+              <w:rPr>
+                <w:rFonts w:ascii="Helvetica" w:eastAsia="Helvetica" w:hAnsi="Helvetica" w:cs="Helvetica"/>
+                <w:b/>
+                <w:color w:val="000000"/>
+                <w:sz w:val="22"/>
+                <w:szCs w:val="22"/>
+              </w:rPr>
+            </w:pPr>
+            <w:r>
+              <w:rPr>
+                <w:rFonts w:ascii="Helvetica" w:eastAsia="Helvetica" w:hAnsi="Helvetica" w:cs="Helvetica"/>
+                <w:b/>
+                <w:color w:val="000000"/>
+                <w:sz w:val="22"/>
+                <w:szCs w:val="22"/>
+              </w:rPr>
+              <w:t>Registry</w:t>
+            </w:r>
+          </w:p>
+        </w:tc>
+        <w:tc>
+          <w:tcPr>
+            <w:tcW w:w="470" w:type="pct"/>
+            <w:tcBorders>
+              <w:top w:val="single" w:sz="12" w:space="0" w:color="666666"/>
+              <w:left w:val="none" w:sz="0" w:space="0" w:color="000000"/>
               <w:bottom w:val="single" w:sz="12" w:space="0" w:color="666666"/>
-              <w:top w:val="single" w:sz="12" w:space="0" w:color="666666"/>
-              <w:left w:val="none" w:sz="0" w:space="0" w:color="000000"/>
               <w:right w:val="none" w:sz="0" w:space="0" w:color="000000"/>
             </w:tcBorders>
             <w:shd w:val="clear" w:color="auto" w:fill="FFFFFF"/>
             <w:tcMar>
               <w:top w:w="0" w:type="dxa"/>
+              <w:left w:w="0" w:type="dxa"/>
               <w:bottom w:w="0" w:type="dxa"/>
-              <w:left w:w="0" w:type="dxa"/>
               <w:right w:w="0" w:type="dxa"/>
             </w:tcMar>
             <w:vAlign w:val="center"/>
           </w:tcPr>
           <w:p>
             <w:pPr>
-              <w:jc w:val="left"/>
-              <w:pBdr>
-                <w:bottom w:val="none" w:sz="0" w:space="0" w:color="000000"/>
-                <w:top w:val="none" w:sz="0" w:space="0" w:color="000000"/>
-                <w:left w:val="none" w:sz="0" w:space="0" w:color="000000"/>
-                <w:right w:val="none" w:sz="0" w:space="0" w:color="000000"/>
-              </w:pBdr>
-              <w:spacing w:after="100" w:before="100" w:line="240"/>
-              <w:ind w:left="100" w:right="100" w:firstLine="0" w:firstLineChars="0"/>
-              <w:rPr>
-                <w:rFonts w:ascii="Helvetica" w:hAnsi="Helvetica" w:eastAsia="Helvetica" w:cs="Helvetica"/>
-                <w:i w:val="false"/>
-                <w:b w:val="true"/>
-                <w:u w:val="none"/>
-                <w:strike w:val="false"/>
-                <w:sz w:val="22"/>
-                <w:szCs w:val="22"/>
-                <w:color w:val="000000"/>
-              </w:rPr>
-            </w:pPr>
-            <w:r>
-              <w:rPr>
-                <w:rFonts w:ascii="Helvetica" w:hAnsi="Helvetica" w:eastAsia="Helvetica" w:cs="Helvetica"/>
-                <w:i w:val="false"/>
-                <w:b w:val="true"/>
-                <w:u w:val="none"/>
-                <w:strike w:val="false"/>
-                <w:sz w:val="22"/>
-                <w:szCs w:val="22"/>
-                <w:color w:val="000000"/>
-              </w:rPr>
-              <w:t xml:space="preserve">n_methods</w:t>
-            </w:r>
-          </w:p>
-        </w:tc>
-        <w:tc>
-          <w:tcPr>
-            <w:tcBorders>
+              <w:pBdr>
+                <w:top w:val="none" w:sz="0" w:space="0" w:color="000000"/>
+                <w:left w:val="none" w:sz="0" w:space="0" w:color="000000"/>
+                <w:bottom w:val="none" w:sz="0" w:space="0" w:color="000000"/>
+                <w:right w:val="none" w:sz="0" w:space="0" w:color="000000"/>
+              </w:pBdr>
+              <w:spacing w:before="100" w:after="100"/>
+              <w:ind w:left="100" w:right="100"/>
+              <w:rPr>
+                <w:rFonts w:ascii="Helvetica" w:eastAsia="Helvetica" w:hAnsi="Helvetica" w:cs="Helvetica"/>
+                <w:b/>
+                <w:color w:val="000000"/>
+                <w:sz w:val="22"/>
+                <w:szCs w:val="22"/>
+              </w:rPr>
+            </w:pPr>
+            <w:r>
+              <w:rPr>
+                <w:rFonts w:ascii="Helvetica" w:eastAsia="Helvetica" w:hAnsi="Helvetica" w:cs="Helvetica"/>
+                <w:b/>
+                <w:color w:val="000000"/>
+                <w:sz w:val="22"/>
+                <w:szCs w:val="22"/>
+              </w:rPr>
+              <w:t>No. of methods</w:t>
+            </w:r>
+          </w:p>
+        </w:tc>
+        <w:tc>
+          <w:tcPr>
+            <w:tcW w:w="2197" w:type="pct"/>
+            <w:tcBorders>
+              <w:top w:val="single" w:sz="12" w:space="0" w:color="666666"/>
+              <w:left w:val="none" w:sz="0" w:space="0" w:color="000000"/>
               <w:bottom w:val="single" w:sz="12" w:space="0" w:color="666666"/>
-              <w:top w:val="single" w:sz="12" w:space="0" w:color="666666"/>
-              <w:left w:val="none" w:sz="0" w:space="0" w:color="000000"/>
               <w:right w:val="none" w:sz="0" w:space="0" w:color="000000"/>
             </w:tcBorders>
             <w:shd w:val="clear" w:color="auto" w:fill="FFFFFF"/>
             <w:tcMar>
               <w:top w:w="0" w:type="dxa"/>
+              <w:left w:w="0" w:type="dxa"/>
               <w:bottom w:w="0" w:type="dxa"/>
-              <w:left w:w="0" w:type="dxa"/>
               <w:right w:w="0" w:type="dxa"/>
             </w:tcMar>
             <w:vAlign w:val="center"/>
           </w:tcPr>
           <w:p>
             <w:pPr>
-              <w:jc w:val="left"/>
-              <w:pBdr>
-                <w:bottom w:val="none" w:sz="0" w:space="0" w:color="000000"/>
-                <w:top w:val="none" w:sz="0" w:space="0" w:color="000000"/>
-                <w:left w:val="none" w:sz="0" w:space="0" w:color="000000"/>
-                <w:right w:val="none" w:sz="0" w:space="0" w:color="000000"/>
-              </w:pBdr>
-              <w:spacing w:after="100" w:before="100" w:line="240"/>
-              <w:ind w:left="100" w:right="100" w:firstLine="0" w:firstLineChars="0"/>
-              <w:rPr>
-                <w:rFonts w:ascii="Helvetica" w:hAnsi="Helvetica" w:eastAsia="Helvetica" w:cs="Helvetica"/>
-                <w:i w:val="false"/>
-                <w:b w:val="true"/>
-                <w:u w:val="none"/>
-                <w:strike w:val="false"/>
-                <w:sz w:val="22"/>
-                <w:szCs w:val="22"/>
-                <w:color w:val="000000"/>
-              </w:rPr>
-            </w:pPr>
-            <w:r>
-              <w:rPr>
-                <w:rFonts w:ascii="Helvetica" w:hAnsi="Helvetica" w:eastAsia="Helvetica" w:cs="Helvetica"/>
-                <w:i w:val="false"/>
-                <w:b w:val="true"/>
-                <w:u w:val="none"/>
-                <w:strike w:val="false"/>
-                <w:sz w:val="22"/>
-                <w:szCs w:val="22"/>
-                <w:color w:val="000000"/>
-              </w:rPr>
-              <w:t xml:space="preserve">methods</w:t>
+              <w:pBdr>
+                <w:top w:val="none" w:sz="0" w:space="0" w:color="000000"/>
+                <w:left w:val="none" w:sz="0" w:space="0" w:color="000000"/>
+                <w:bottom w:val="none" w:sz="0" w:space="0" w:color="000000"/>
+                <w:right w:val="none" w:sz="0" w:space="0" w:color="000000"/>
+              </w:pBdr>
+              <w:spacing w:before="100" w:after="100"/>
+              <w:ind w:left="100" w:right="100"/>
+              <w:rPr>
+                <w:rFonts w:ascii="Helvetica" w:eastAsia="Helvetica" w:hAnsi="Helvetica" w:cs="Helvetica"/>
+                <w:b/>
+                <w:color w:val="000000"/>
+                <w:sz w:val="22"/>
+                <w:szCs w:val="22"/>
+              </w:rPr>
+            </w:pPr>
+            <w:r>
+              <w:rPr>
+                <w:rFonts w:ascii="Helvetica" w:eastAsia="Helvetica" w:hAnsi="Helvetica" w:cs="Helvetica"/>
+                <w:b/>
+                <w:color w:val="000000"/>
+                <w:sz w:val="22"/>
+                <w:szCs w:val="22"/>
+              </w:rPr>
+              <w:t>Methods</w:t>
+            </w:r>
+          </w:p>
+        </w:tc>
+        <w:tc>
+          <w:tcPr>
+            <w:tcW w:w="1562" w:type="pct"/>
+            <w:tcBorders>
+              <w:top w:val="single" w:sz="12" w:space="0" w:color="666666"/>
+              <w:left w:val="none" w:sz="0" w:space="0" w:color="000000"/>
+              <w:bottom w:val="single" w:sz="12" w:space="0" w:color="666666"/>
+              <w:right w:val="none" w:sz="0" w:space="0" w:color="000000"/>
+            </w:tcBorders>
+            <w:shd w:val="clear" w:color="auto" w:fill="FFFFFF"/>
+          </w:tcPr>
+          <w:p>
+            <w:pPr>
+              <w:pBdr>
+                <w:top w:val="none" w:sz="0" w:space="0" w:color="000000"/>
+                <w:left w:val="none" w:sz="0" w:space="0" w:color="000000"/>
+                <w:bottom w:val="none" w:sz="0" w:space="0" w:color="000000"/>
+                <w:right w:val="none" w:sz="0" w:space="0" w:color="000000"/>
+              </w:pBdr>
+              <w:spacing w:before="100" w:after="100"/>
+              <w:ind w:left="100" w:right="100"/>
+              <w:rPr>
+                <w:rFonts w:ascii="Helvetica" w:eastAsia="Helvetica" w:hAnsi="Helvetica" w:cs="Helvetica"/>
+                <w:b/>
+                <w:color w:val="000000"/>
+                <w:sz w:val="22"/>
+                <w:szCs w:val="22"/>
+              </w:rPr>
+            </w:pPr>
+            <w:r>
+              <w:rPr>
+                <w:rFonts w:ascii="Helvetica" w:eastAsia="Helvetica" w:hAnsi="Helvetica" w:cs="Helvetica"/>
+                <w:b/>
+                <w:color w:val="000000"/>
+                <w:sz w:val="22"/>
+                <w:szCs w:val="22"/>
+              </w:rPr>
+              <w:t>Registry description</w:t>
             </w:r>
           </w:p>
         </w:tc>
       </w:tr>
       <w:tr>
         <w:trPr>
-          <w:trHeight w:val="621" w:hRule="auto"/>
+          <w:jc w:val="center"/>
         </w:trPr>
-        body 1
-        <w:tc>
-          <w:tcPr>
-            <w:tcBorders>
+        <w:tc>
+          <w:tcPr>
+            <w:tcW w:w="771" w:type="pct"/>
+            <w:tcBorders>
+              <w:top w:val="single" w:sz="12" w:space="0" w:color="666666"/>
+              <w:left w:val="none" w:sz="0" w:space="0" w:color="000000"/>
               <w:bottom w:val="single" w:sz="6" w:space="0" w:color="666666"/>
-              <w:top w:val="single" w:sz="12" w:space="0" w:color="666666"/>
-              <w:left w:val="none" w:sz="0" w:space="0" w:color="000000"/>
               <w:right w:val="none" w:sz="0" w:space="0" w:color="000000"/>
             </w:tcBorders>
             <w:shd w:val="clear" w:color="auto" w:fill="FFFFFF"/>
             <w:tcMar>
               <w:top w:w="0" w:type="dxa"/>
+              <w:left w:w="0" w:type="dxa"/>
               <w:bottom w:w="0" w:type="dxa"/>
-              <w:left w:w="0" w:type="dxa"/>
               <w:right w:w="0" w:type="dxa"/>
             </w:tcMar>
             <w:vAlign w:val="center"/>
           </w:tcPr>
           <w:p>
             <w:pPr>
-              <w:jc w:val="left"/>
-              <w:pBdr>
-                <w:bottom w:val="none" w:sz="0" w:space="0" w:color="000000"/>
-                <w:top w:val="none" w:sz="0" w:space="0" w:color="000000"/>
-                <w:left w:val="none" w:sz="0" w:space="0" w:color="000000"/>
-                <w:right w:val="none" w:sz="0" w:space="0" w:color="000000"/>
-              </w:pBdr>
-              <w:spacing w:after="100" w:before="100" w:line="240"/>
-              <w:ind w:left="100" w:right="100" w:firstLine="0" w:firstLineChars="0"/>
-              <w:rPr>
-                <w:rFonts w:ascii="Helvetica" w:hAnsi="Helvetica" w:eastAsia="Helvetica" w:cs="Helvetica"/>
-                <w:i w:val="false"/>
-                <w:b w:val="false"/>
-                <w:u w:val="none"/>
-                <w:strike w:val="false"/>
-                <w:sz w:val="22"/>
-                <w:szCs w:val="22"/>
-                <w:color w:val="000000"/>
-              </w:rPr>
-            </w:pPr>
-            <w:r>
-              <w:rPr>
-                <w:rFonts w:ascii="Helvetica" w:hAnsi="Helvetica" w:eastAsia="Helvetica" w:cs="Helvetica"/>
-                <w:i w:val="false"/>
-                <w:b w:val="false"/>
-                <w:u w:val="none"/>
-                <w:strike w:val="false"/>
-                <w:sz w:val="22"/>
-                <w:szCs w:val="22"/>
-                <w:color w:val="000000"/>
-              </w:rPr>
-              <w:t xml:space="preserve">ACR</w:t>
-            </w:r>
-          </w:p>
-        </w:tc>
-        <w:tc>
-          <w:tcPr>
-            <w:tcBorders>
+              <w:pBdr>
+                <w:top w:val="none" w:sz="0" w:space="0" w:color="000000"/>
+                <w:left w:val="none" w:sz="0" w:space="0" w:color="000000"/>
+                <w:bottom w:val="none" w:sz="0" w:space="0" w:color="000000"/>
+                <w:right w:val="none" w:sz="0" w:space="0" w:color="000000"/>
+              </w:pBdr>
+              <w:spacing w:before="100" w:after="100"/>
+              <w:ind w:left="100" w:right="100"/>
+              <w:rPr>
+                <w:rFonts w:ascii="Helvetica" w:eastAsia="Helvetica" w:hAnsi="Helvetica" w:cs="Helvetica"/>
+                <w:color w:val="000000"/>
+                <w:sz w:val="22"/>
+                <w:szCs w:val="22"/>
+              </w:rPr>
+            </w:pPr>
+            <w:r>
+              <w:rPr>
+                <w:rFonts w:ascii="Helvetica" w:eastAsia="Helvetica" w:hAnsi="Helvetica" w:cs="Helvetica"/>
+                <w:color w:val="000000"/>
+                <w:sz w:val="22"/>
+                <w:szCs w:val="22"/>
+              </w:rPr>
+              <w:t>American Carbon Registry (</w:t>
+            </w:r>
+            <w:r>
+              <w:rPr>
+                <w:rFonts w:ascii="Helvetica" w:eastAsia="Helvetica" w:hAnsi="Helvetica" w:cs="Helvetica"/>
+                <w:color w:val="000000"/>
+                <w:sz w:val="22"/>
+                <w:szCs w:val="22"/>
+              </w:rPr>
+              <w:t>ACR</w:t>
+            </w:r>
+            <w:r>
+              <w:rPr>
+                <w:rFonts w:ascii="Helvetica" w:eastAsia="Helvetica" w:hAnsi="Helvetica" w:cs="Helvetica"/>
+                <w:color w:val="000000"/>
+                <w:sz w:val="22"/>
+                <w:szCs w:val="22"/>
+              </w:rPr>
+              <w:t>)</w:t>
+            </w:r>
+          </w:p>
+        </w:tc>
+        <w:tc>
+          <w:tcPr>
+            <w:tcW w:w="470" w:type="pct"/>
+            <w:tcBorders>
+              <w:top w:val="single" w:sz="12" w:space="0" w:color="666666"/>
+              <w:left w:val="none" w:sz="0" w:space="0" w:color="000000"/>
               <w:bottom w:val="single" w:sz="6" w:space="0" w:color="666666"/>
-              <w:top w:val="single" w:sz="12" w:space="0" w:color="666666"/>
-              <w:left w:val="none" w:sz="0" w:space="0" w:color="000000"/>
               <w:right w:val="none" w:sz="0" w:space="0" w:color="000000"/>
             </w:tcBorders>
             <w:shd w:val="clear" w:color="auto" w:fill="FFFFFF"/>
             <w:tcMar>
               <w:top w:w="0" w:type="dxa"/>
+              <w:left w:w="0" w:type="dxa"/>
               <w:bottom w:w="0" w:type="dxa"/>
-              <w:left w:w="0" w:type="dxa"/>
               <w:right w:w="0" w:type="dxa"/>
             </w:tcMar>
             <w:vAlign w:val="center"/>
           </w:tcPr>
           <w:p>
             <w:pPr>
-              <w:jc w:val="left"/>
-              <w:pBdr>
-                <w:bottom w:val="none" w:sz="0" w:space="0" w:color="000000"/>
-                <w:top w:val="none" w:sz="0" w:space="0" w:color="000000"/>
-                <w:left w:val="none" w:sz="0" w:space="0" w:color="000000"/>
-                <w:right w:val="none" w:sz="0" w:space="0" w:color="000000"/>
-              </w:pBdr>
-              <w:spacing w:after="100" w:before="100" w:line="240"/>
-              <w:ind w:left="100" w:right="100" w:firstLine="0" w:firstLineChars="0"/>
-              <w:rPr>
-                <w:rFonts w:ascii="Helvetica" w:hAnsi="Helvetica" w:eastAsia="Helvetica" w:cs="Helvetica"/>
-                <w:i w:val="false"/>
-                <w:b w:val="false"/>
-                <w:u w:val="none"/>
-                <w:strike w:val="false"/>
-                <w:sz w:val="22"/>
-                <w:szCs w:val="22"/>
-                <w:color w:val="000000"/>
-              </w:rPr>
-            </w:pPr>
-            <w:r>
-              <w:rPr>
-                <w:rFonts w:ascii="Helvetica" w:hAnsi="Helvetica" w:eastAsia="Helvetica" w:cs="Helvetica"/>
-                <w:i w:val="false"/>
-                <w:b w:val="false"/>
-                <w:u w:val="none"/>
-                <w:strike w:val="false"/>
-                <w:sz w:val="22"/>
-                <w:szCs w:val="22"/>
-                <w:color w:val="000000"/>
-              </w:rPr>
-              <w:t xml:space="preserve">7</w:t>
-            </w:r>
-          </w:p>
-        </w:tc>
-        <w:tc>
-          <w:tcPr>
-            <w:tcBorders>
+              <w:pBdr>
+                <w:top w:val="none" w:sz="0" w:space="0" w:color="000000"/>
+                <w:left w:val="none" w:sz="0" w:space="0" w:color="000000"/>
+                <w:bottom w:val="none" w:sz="0" w:space="0" w:color="000000"/>
+                <w:right w:val="none" w:sz="0" w:space="0" w:color="000000"/>
+              </w:pBdr>
+              <w:spacing w:before="100" w:after="100"/>
+              <w:ind w:left="100" w:right="100"/>
+              <w:rPr>
+                <w:rFonts w:ascii="Helvetica" w:eastAsia="Helvetica" w:hAnsi="Helvetica" w:cs="Helvetica"/>
+                <w:color w:val="000000"/>
+                <w:sz w:val="22"/>
+                <w:szCs w:val="22"/>
+              </w:rPr>
+            </w:pPr>
+            <w:r>
+              <w:rPr>
+                <w:rFonts w:ascii="Helvetica" w:eastAsia="Helvetica" w:hAnsi="Helvetica" w:cs="Helvetica"/>
+                <w:color w:val="000000"/>
+                <w:sz w:val="22"/>
+                <w:szCs w:val="22"/>
+              </w:rPr>
+              <w:t>7</w:t>
+            </w:r>
+          </w:p>
+        </w:tc>
+        <w:tc>
+          <w:tcPr>
+            <w:tcW w:w="2197" w:type="pct"/>
+            <w:tcBorders>
+              <w:top w:val="single" w:sz="12" w:space="0" w:color="666666"/>
+              <w:left w:val="none" w:sz="0" w:space="0" w:color="000000"/>
               <w:bottom w:val="single" w:sz="6" w:space="0" w:color="666666"/>
-              <w:top w:val="single" w:sz="12" w:space="0" w:color="666666"/>
-              <w:left w:val="none" w:sz="0" w:space="0" w:color="000000"/>
               <w:right w:val="none" w:sz="0" w:space="0" w:color="000000"/>
             </w:tcBorders>
             <w:shd w:val="clear" w:color="auto" w:fill="FFFFFF"/>
             <w:tcMar>
               <w:top w:w="0" w:type="dxa"/>
+              <w:left w:w="0" w:type="dxa"/>
               <w:bottom w:w="0" w:type="dxa"/>
-              <w:left w:w="0" w:type="dxa"/>
               <w:right w:w="0" w:type="dxa"/>
             </w:tcMar>
             <w:vAlign w:val="center"/>
           </w:tcPr>
           <w:p>
             <w:pPr>
-              <w:jc w:val="left"/>
-              <w:pBdr>
-                <w:bottom w:val="none" w:sz="0" w:space="0" w:color="000000"/>
-                <w:top w:val="none" w:sz="0" w:space="0" w:color="000000"/>
-                <w:left w:val="none" w:sz="0" w:space="0" w:color="000000"/>
-                <w:right w:val="none" w:sz="0" w:space="0" w:color="000000"/>
-              </w:pBdr>
-              <w:spacing w:after="100" w:before="100" w:line="240"/>
-              <w:ind w:left="100" w:right="100" w:firstLine="0" w:firstLineChars="0"/>
-              <w:rPr>
-                <w:rFonts w:ascii="Helvetica" w:hAnsi="Helvetica" w:eastAsia="Helvetica" w:cs="Helvetica"/>
-                <w:i w:val="false"/>
-                <w:b w:val="false"/>
-                <w:u w:val="none"/>
-                <w:strike w:val="false"/>
-                <w:sz w:val="22"/>
-                <w:szCs w:val="22"/>
-                <w:color w:val="000000"/>
-              </w:rPr>
-            </w:pPr>
-            <w:r>
-              <w:rPr>
-                <w:rFonts w:ascii="Helvetica" w:hAnsi="Helvetica" w:eastAsia="Helvetica" w:cs="Helvetica"/>
-                <w:i w:val="false"/>
-                <w:b w:val="false"/>
-                <w:u w:val="none"/>
-                <w:strike w:val="false"/>
-                <w:sz w:val="22"/>
-                <w:szCs w:val="22"/>
-                <w:color w:val="000000"/>
-              </w:rPr>
-              <w:t xml:space="preserve">ACR - Afforestation and Reforestation of Degraded Lands (Version 1.0); ACR - Improved Forest Management (IFM) on Canadian Forestlands (Version 1.0); ACR - Improved Forest Management (IFM) on Non-Federal U.S. Forestlands (Version 1.0); ACR - Improved Forest Management (IFM) on Non-Federal U.S. Forestlands (Version 1.1); ACR - Improved Forest Management (IFM) on Non-Federal U.S. Forestlands (Version 1.2); ACR - Improved Forest Management (IFM) on Non-Federal U.S. Forestlands (Version 1.3); ACR - Improved Forest Management (IFM) on Non-Federal U.S. Forestlands (Version 2.0)</w:t>
+              <w:pBdr>
+                <w:top w:val="none" w:sz="0" w:space="0" w:color="000000"/>
+                <w:left w:val="none" w:sz="0" w:space="0" w:color="000000"/>
+                <w:bottom w:val="none" w:sz="0" w:space="0" w:color="000000"/>
+                <w:right w:val="none" w:sz="0" w:space="0" w:color="000000"/>
+              </w:pBdr>
+              <w:spacing w:before="100" w:after="100"/>
+              <w:ind w:left="100" w:right="100"/>
+              <w:rPr>
+                <w:rFonts w:ascii="Helvetica" w:eastAsia="Helvetica" w:hAnsi="Helvetica" w:cs="Helvetica"/>
+                <w:color w:val="000000"/>
+                <w:sz w:val="22"/>
+                <w:szCs w:val="22"/>
+              </w:rPr>
+            </w:pPr>
+            <w:r>
+              <w:rPr>
+                <w:rFonts w:ascii="Helvetica" w:eastAsia="Helvetica" w:hAnsi="Helvetica" w:cs="Helvetica"/>
+                <w:color w:val="000000"/>
+                <w:sz w:val="22"/>
+                <w:szCs w:val="22"/>
+              </w:rPr>
+              <w:t>ACR - Afforestation and Reforestation of Degraded Lands (Version 1.0); ACR - Improved Forest Management (IFM) on Canadian Forestlands (Version 1.0); ACR - Improved Forest Management (IFM) on Non-Federal U.S. Forestlands (Version 1.0); ACR - Improved Forest Management (IFM) on Non-Federal U.S. Forestlands (Version 1.1); ACR - Improved Forest Management (IFM) on Non-Federal U.S. Forestlands (Version 1.2); ACR - Improved Forest Management (IFM) on Non-Federal U.S. Forestlands (Version 1.3); ACR - Improved Forest Management (IFM) on Non-Federal U.S. Forestlands (Version 2.0)</w:t>
+            </w:r>
+          </w:p>
+        </w:tc>
+        <w:tc>
+          <w:tcPr>
+            <w:tcW w:w="1562" w:type="pct"/>
+            <w:tcBorders>
+              <w:top w:val="single" w:sz="12" w:space="0" w:color="666666"/>
+              <w:left w:val="none" w:sz="0" w:space="0" w:color="000000"/>
+              <w:bottom w:val="single" w:sz="6" w:space="0" w:color="666666"/>
+              <w:right w:val="none" w:sz="0" w:space="0" w:color="000000"/>
+            </w:tcBorders>
+            <w:shd w:val="clear" w:color="auto" w:fill="FFFFFF"/>
+          </w:tcPr>
+          <w:p>
+            <w:pPr>
+              <w:pBdr>
+                <w:top w:val="none" w:sz="0" w:space="0" w:color="000000"/>
+                <w:left w:val="none" w:sz="0" w:space="0" w:color="000000"/>
+                <w:bottom w:val="none" w:sz="0" w:space="0" w:color="000000"/>
+                <w:right w:val="none" w:sz="0" w:space="0" w:color="000000"/>
+              </w:pBdr>
+              <w:spacing w:before="100" w:after="100"/>
+              <w:ind w:left="100" w:right="100"/>
+              <w:rPr>
+                <w:rFonts w:ascii="Helvetica" w:eastAsia="Helvetica" w:hAnsi="Helvetica" w:cs="Helvetica"/>
+                <w:color w:val="000000"/>
+                <w:sz w:val="22"/>
+                <w:szCs w:val="22"/>
+              </w:rPr>
+            </w:pPr>
+            <w:r>
+              <w:rPr>
+                <w:rFonts w:ascii="Helvetica" w:eastAsia="Helvetica" w:hAnsi="Helvetica" w:cs="Helvetica"/>
+                <w:color w:val="000000"/>
+                <w:sz w:val="22"/>
+                <w:szCs w:val="22"/>
+              </w:rPr>
+              <w:t>U.S.-based carbon crediting program operating in global compliance and voluntary markets</w:t>
             </w:r>
           </w:p>
         </w:tc>
       </w:tr>
       <w:tr>
         <w:trPr>
-          <w:trHeight w:val="621" w:hRule="auto"/>
+          <w:jc w:val="center"/>
         </w:trPr>
-        body 2
-        <w:tc>
-          <w:tcPr>
-            <w:tcBorders>
+        <w:tc>
+          <w:tcPr>
+            <w:tcW w:w="771" w:type="pct"/>
+            <w:tcBorders>
+              <w:top w:val="single" w:sz="6" w:space="0" w:color="666666"/>
+              <w:left w:val="none" w:sz="0" w:space="0" w:color="000000"/>
               <w:bottom w:val="single" w:sz="6" w:space="0" w:color="666666"/>
-              <w:top w:val="single" w:sz="6" w:space="0" w:color="666666"/>
-              <w:left w:val="none" w:sz="0" w:space="0" w:color="000000"/>
               <w:right w:val="none" w:sz="0" w:space="0" w:color="000000"/>
             </w:tcBorders>
             <w:shd w:val="clear" w:color="auto" w:fill="FFFFFF"/>
             <w:tcMar>
               <w:top w:w="0" w:type="dxa"/>
+              <w:left w:w="0" w:type="dxa"/>
               <w:bottom w:w="0" w:type="dxa"/>
-              <w:left w:w="0" w:type="dxa"/>
               <w:right w:w="0" w:type="dxa"/>
             </w:tcMar>
             <w:vAlign w:val="center"/>
           </w:tcPr>
           <w:p>
             <w:pPr>
-              <w:jc w:val="left"/>
-              <w:pBdr>
-                <w:bottom w:val="none" w:sz="0" w:space="0" w:color="000000"/>
-                <w:top w:val="none" w:sz="0" w:space="0" w:color="000000"/>
-                <w:left w:val="none" w:sz="0" w:space="0" w:color="000000"/>
-                <w:right w:val="none" w:sz="0" w:space="0" w:color="000000"/>
-              </w:pBdr>
-              <w:spacing w:after="100" w:before="100" w:line="240"/>
-              <w:ind w:left="100" w:right="100" w:firstLine="0" w:firstLineChars="0"/>
-              <w:rPr>
-                <w:rFonts w:ascii="Helvetica" w:hAnsi="Helvetica" w:eastAsia="Helvetica" w:cs="Helvetica"/>
-                <w:i w:val="false"/>
-                <w:b w:val="false"/>
-                <w:u w:val="none"/>
-                <w:strike w:val="false"/>
-                <w:sz w:val="22"/>
-                <w:szCs w:val="22"/>
-                <w:color w:val="000000"/>
-              </w:rPr>
-            </w:pPr>
-            <w:r>
-              <w:rPr>
-                <w:rFonts w:ascii="Helvetica" w:hAnsi="Helvetica" w:eastAsia="Helvetica" w:cs="Helvetica"/>
-                <w:i w:val="false"/>
-                <w:b w:val="false"/>
-                <w:u w:val="none"/>
-                <w:strike w:val="false"/>
-                <w:sz w:val="22"/>
-                <w:szCs w:val="22"/>
-                <w:color w:val="000000"/>
-              </w:rPr>
-              <w:t xml:space="preserve">Acorn</w:t>
-            </w:r>
-          </w:p>
-        </w:tc>
-        <w:tc>
-          <w:tcPr>
-            <w:tcBorders>
+              <w:pBdr>
+                <w:top w:val="none" w:sz="0" w:space="0" w:color="000000"/>
+                <w:left w:val="none" w:sz="0" w:space="0" w:color="000000"/>
+                <w:bottom w:val="none" w:sz="0" w:space="0" w:color="000000"/>
+                <w:right w:val="none" w:sz="0" w:space="0" w:color="000000"/>
+              </w:pBdr>
+              <w:spacing w:before="100" w:after="100"/>
+              <w:ind w:left="100" w:right="100"/>
+              <w:rPr>
+                <w:rFonts w:ascii="Helvetica" w:eastAsia="Helvetica" w:hAnsi="Helvetica" w:cs="Helvetica"/>
+                <w:color w:val="000000"/>
+                <w:sz w:val="22"/>
+                <w:szCs w:val="22"/>
+              </w:rPr>
+            </w:pPr>
+            <w:r>
+              <w:rPr>
+                <w:rFonts w:ascii="Helvetica" w:eastAsia="Helvetica" w:hAnsi="Helvetica" w:cs="Helvetica"/>
+                <w:color w:val="000000"/>
+                <w:sz w:val="22"/>
+                <w:szCs w:val="22"/>
+              </w:rPr>
+              <w:t>Acorn</w:t>
+            </w:r>
+          </w:p>
+        </w:tc>
+        <w:tc>
+          <w:tcPr>
+            <w:tcW w:w="470" w:type="pct"/>
+            <w:tcBorders>
+              <w:top w:val="single" w:sz="6" w:space="0" w:color="666666"/>
+              <w:left w:val="none" w:sz="0" w:space="0" w:color="000000"/>
               <w:bottom w:val="single" w:sz="6" w:space="0" w:color="666666"/>
-              <w:top w:val="single" w:sz="6" w:space="0" w:color="666666"/>
-              <w:left w:val="none" w:sz="0" w:space="0" w:color="000000"/>
               <w:right w:val="none" w:sz="0" w:space="0" w:color="000000"/>
             </w:tcBorders>
             <w:shd w:val="clear" w:color="auto" w:fill="FFFFFF"/>
             <w:tcMar>
               <w:top w:w="0" w:type="dxa"/>
+              <w:left w:w="0" w:type="dxa"/>
               <w:bottom w:w="0" w:type="dxa"/>
-              <w:left w:w="0" w:type="dxa"/>
               <w:right w:w="0" w:type="dxa"/>
             </w:tcMar>
             <w:vAlign w:val="center"/>
           </w:tcPr>
           <w:p>
             <w:pPr>
-              <w:jc w:val="left"/>
-              <w:pBdr>
-                <w:bottom w:val="none" w:sz="0" w:space="0" w:color="000000"/>
-                <w:top w:val="none" w:sz="0" w:space="0" w:color="000000"/>
-                <w:left w:val="none" w:sz="0" w:space="0" w:color="000000"/>
-                <w:right w:val="none" w:sz="0" w:space="0" w:color="000000"/>
-              </w:pBdr>
-              <w:spacing w:after="100" w:before="100" w:line="240"/>
-              <w:ind w:left="100" w:right="100" w:firstLine="0" w:firstLineChars="0"/>
-              <w:rPr>
-                <w:rFonts w:ascii="Helvetica" w:hAnsi="Helvetica" w:eastAsia="Helvetica" w:cs="Helvetica"/>
-                <w:i w:val="false"/>
-                <w:b w:val="false"/>
-                <w:u w:val="none"/>
-                <w:strike w:val="false"/>
-                <w:sz w:val="22"/>
-                <w:szCs w:val="22"/>
-                <w:color w:val="000000"/>
-              </w:rPr>
-            </w:pPr>
-            <w:r>
-              <w:rPr>
-                <w:rFonts w:ascii="Helvetica" w:hAnsi="Helvetica" w:eastAsia="Helvetica" w:cs="Helvetica"/>
-                <w:i w:val="false"/>
-                <w:b w:val="false"/>
-                <w:u w:val="none"/>
-                <w:strike w:val="false"/>
-                <w:sz w:val="22"/>
-                <w:szCs w:val="22"/>
-                <w:color w:val="000000"/>
-              </w:rPr>
-              <w:t xml:space="preserve">2</w:t>
-            </w:r>
-          </w:p>
-        </w:tc>
-        <w:tc>
-          <w:tcPr>
-            <w:tcBorders>
+              <w:pBdr>
+                <w:top w:val="none" w:sz="0" w:space="0" w:color="000000"/>
+                <w:left w:val="none" w:sz="0" w:space="0" w:color="000000"/>
+                <w:bottom w:val="none" w:sz="0" w:space="0" w:color="000000"/>
+                <w:right w:val="none" w:sz="0" w:space="0" w:color="000000"/>
+              </w:pBdr>
+              <w:spacing w:before="100" w:after="100"/>
+              <w:ind w:left="100" w:right="100"/>
+              <w:rPr>
+                <w:rFonts w:ascii="Helvetica" w:eastAsia="Helvetica" w:hAnsi="Helvetica" w:cs="Helvetica"/>
+                <w:color w:val="000000"/>
+                <w:sz w:val="22"/>
+                <w:szCs w:val="22"/>
+              </w:rPr>
+            </w:pPr>
+            <w:r>
+              <w:rPr>
+                <w:rFonts w:ascii="Helvetica" w:eastAsia="Helvetica" w:hAnsi="Helvetica" w:cs="Helvetica"/>
+                <w:color w:val="000000"/>
+                <w:sz w:val="22"/>
+                <w:szCs w:val="22"/>
+              </w:rPr>
+              <w:t>2</w:t>
+            </w:r>
+          </w:p>
+        </w:tc>
+        <w:tc>
+          <w:tcPr>
+            <w:tcW w:w="2197" w:type="pct"/>
+            <w:tcBorders>
+              <w:top w:val="single" w:sz="6" w:space="0" w:color="666666"/>
+              <w:left w:val="none" w:sz="0" w:space="0" w:color="000000"/>
               <w:bottom w:val="single" w:sz="6" w:space="0" w:color="666666"/>
-              <w:top w:val="single" w:sz="6" w:space="0" w:color="666666"/>
-              <w:left w:val="none" w:sz="0" w:space="0" w:color="000000"/>
               <w:right w:val="none" w:sz="0" w:space="0" w:color="000000"/>
             </w:tcBorders>
             <w:shd w:val="clear" w:color="auto" w:fill="FFFFFF"/>
             <w:tcMar>
               <w:top w:w="0" w:type="dxa"/>
+              <w:left w:w="0" w:type="dxa"/>
               <w:bottom w:w="0" w:type="dxa"/>
-              <w:left w:w="0" w:type="dxa"/>
               <w:right w:w="0" w:type="dxa"/>
             </w:tcMar>
             <w:vAlign w:val="center"/>
           </w:tcPr>
           <w:p>
             <w:pPr>
-              <w:jc w:val="left"/>
-              <w:pBdr>
-                <w:bottom w:val="none" w:sz="0" w:space="0" w:color="000000"/>
-                <w:top w:val="none" w:sz="0" w:space="0" w:color="000000"/>
-                <w:left w:val="none" w:sz="0" w:space="0" w:color="000000"/>
-                <w:right w:val="none" w:sz="0" w:space="0" w:color="000000"/>
-              </w:pBdr>
-              <w:spacing w:after="100" w:before="100" w:line="240"/>
-              <w:ind w:left="100" w:right="100" w:firstLine="0" w:firstLineChars="0"/>
-              <w:rPr>
-                <w:rFonts w:ascii="Helvetica" w:hAnsi="Helvetica" w:eastAsia="Helvetica" w:cs="Helvetica"/>
-                <w:i w:val="false"/>
-                <w:b w:val="false"/>
-                <w:u w:val="none"/>
-                <w:strike w:val="false"/>
-                <w:sz w:val="22"/>
-                <w:szCs w:val="22"/>
-                <w:color w:val="000000"/>
-              </w:rPr>
-            </w:pPr>
-            <w:r>
-              <w:rPr>
-                <w:rFonts w:ascii="Helvetica" w:hAnsi="Helvetica" w:eastAsia="Helvetica" w:cs="Helvetica"/>
-                <w:i w:val="false"/>
-                <w:b w:val="false"/>
-                <w:u w:val="none"/>
-                <w:strike w:val="false"/>
-                <w:sz w:val="22"/>
-                <w:szCs w:val="22"/>
-                <w:color w:val="000000"/>
-              </w:rPr>
-              <w:t xml:space="preserve">Smallscale Agroforestry (1.1); Smallscale Agroforestry (1)</w:t>
+              <w:pBdr>
+                <w:top w:val="none" w:sz="0" w:space="0" w:color="000000"/>
+                <w:left w:val="none" w:sz="0" w:space="0" w:color="000000"/>
+                <w:bottom w:val="none" w:sz="0" w:space="0" w:color="000000"/>
+                <w:right w:val="none" w:sz="0" w:space="0" w:color="000000"/>
+              </w:pBdr>
+              <w:spacing w:before="100" w:after="100"/>
+              <w:ind w:left="100" w:right="100"/>
+              <w:rPr>
+                <w:rFonts w:ascii="Helvetica" w:eastAsia="Helvetica" w:hAnsi="Helvetica" w:cs="Helvetica"/>
+                <w:color w:val="000000"/>
+                <w:sz w:val="22"/>
+                <w:szCs w:val="22"/>
+              </w:rPr>
+            </w:pPr>
+            <w:proofErr w:type="spellStart"/>
+            <w:r>
+              <w:rPr>
+                <w:rFonts w:ascii="Helvetica" w:eastAsia="Helvetica" w:hAnsi="Helvetica" w:cs="Helvetica"/>
+                <w:color w:val="000000"/>
+                <w:sz w:val="22"/>
+                <w:szCs w:val="22"/>
+              </w:rPr>
+              <w:t>Smallscale</w:t>
+            </w:r>
+            <w:proofErr w:type="spellEnd"/>
+            <w:r>
+              <w:rPr>
+                <w:rFonts w:ascii="Helvetica" w:eastAsia="Helvetica" w:hAnsi="Helvetica" w:cs="Helvetica"/>
+                <w:color w:val="000000"/>
+                <w:sz w:val="22"/>
+                <w:szCs w:val="22"/>
+              </w:rPr>
+              <w:t xml:space="preserve"> Agroforestry (1.1); </w:t>
+            </w:r>
+            <w:proofErr w:type="spellStart"/>
+            <w:r>
+              <w:rPr>
+                <w:rFonts w:ascii="Helvetica" w:eastAsia="Helvetica" w:hAnsi="Helvetica" w:cs="Helvetica"/>
+                <w:color w:val="000000"/>
+                <w:sz w:val="22"/>
+                <w:szCs w:val="22"/>
+              </w:rPr>
+              <w:t>Smallscale</w:t>
+            </w:r>
+            <w:proofErr w:type="spellEnd"/>
+            <w:r>
+              <w:rPr>
+                <w:rFonts w:ascii="Helvetica" w:eastAsia="Helvetica" w:hAnsi="Helvetica" w:cs="Helvetica"/>
+                <w:color w:val="000000"/>
+                <w:sz w:val="22"/>
+                <w:szCs w:val="22"/>
+              </w:rPr>
+              <w:t xml:space="preserve"> Agroforestry (1)</w:t>
+            </w:r>
+          </w:p>
+        </w:tc>
+        <w:tc>
+          <w:tcPr>
+            <w:tcW w:w="1562" w:type="pct"/>
+            <w:tcBorders>
+              <w:top w:val="single" w:sz="6" w:space="0" w:color="666666"/>
+              <w:left w:val="none" w:sz="0" w:space="0" w:color="000000"/>
+              <w:bottom w:val="single" w:sz="6" w:space="0" w:color="666666"/>
+              <w:right w:val="none" w:sz="0" w:space="0" w:color="000000"/>
+            </w:tcBorders>
+            <w:shd w:val="clear" w:color="auto" w:fill="FFFFFF"/>
+          </w:tcPr>
+          <w:p>
+            <w:pPr>
+              <w:pBdr>
+                <w:top w:val="none" w:sz="0" w:space="0" w:color="000000"/>
+                <w:left w:val="none" w:sz="0" w:space="0" w:color="000000"/>
+                <w:bottom w:val="none" w:sz="0" w:space="0" w:color="000000"/>
+                <w:right w:val="none" w:sz="0" w:space="0" w:color="000000"/>
+              </w:pBdr>
+              <w:spacing w:before="100" w:after="100"/>
+              <w:ind w:left="100" w:right="100"/>
+              <w:rPr>
+                <w:rFonts w:ascii="Helvetica" w:eastAsia="Helvetica" w:hAnsi="Helvetica" w:cs="Helvetica"/>
+                <w:color w:val="000000"/>
+                <w:sz w:val="22"/>
+                <w:szCs w:val="22"/>
+              </w:rPr>
+            </w:pPr>
+            <w:r>
+              <w:rPr>
+                <w:rFonts w:ascii="Helvetica" w:eastAsia="Helvetica" w:hAnsi="Helvetica" w:cs="Helvetica"/>
+                <w:color w:val="000000"/>
+                <w:sz w:val="22"/>
+                <w:szCs w:val="22"/>
+              </w:rPr>
+              <w:t>A framework and methodology to increase the accessibility of the international voluntary carbon market for smallholder farmers in the developing world, particularly in the agroforestry sector</w:t>
             </w:r>
           </w:p>
         </w:tc>
       </w:tr>
       <w:tr>
         <w:trPr>
-          <w:trHeight w:val="618" w:hRule="auto"/>
+          <w:jc w:val="center"/>
         </w:trPr>
-        body 3
-        <w:tc>
-          <w:tcPr>
-            <w:tcBorders>
+        <w:tc>
+          <w:tcPr>
+            <w:tcW w:w="771" w:type="pct"/>
+            <w:tcBorders>
+              <w:top w:val="single" w:sz="6" w:space="0" w:color="666666"/>
+              <w:left w:val="none" w:sz="0" w:space="0" w:color="000000"/>
               <w:bottom w:val="single" w:sz="6" w:space="0" w:color="666666"/>
-              <w:top w:val="single" w:sz="6" w:space="0" w:color="666666"/>
-              <w:left w:val="none" w:sz="0" w:space="0" w:color="000000"/>
               <w:right w:val="none" w:sz="0" w:space="0" w:color="000000"/>
             </w:tcBorders>
             <w:shd w:val="clear" w:color="auto" w:fill="FFFFFF"/>
             <w:tcMar>
               <w:top w:w="0" w:type="dxa"/>
+              <w:left w:w="0" w:type="dxa"/>
               <w:bottom w:w="0" w:type="dxa"/>
-              <w:left w:w="0" w:type="dxa"/>
               <w:right w:w="0" w:type="dxa"/>
             </w:tcMar>
             <w:vAlign w:val="center"/>
           </w:tcPr>
           <w:p>
             <w:pPr>
-              <w:jc w:val="left"/>
-              <w:pBdr>
-                <w:bottom w:val="none" w:sz="0" w:space="0" w:color="000000"/>
-                <w:top w:val="none" w:sz="0" w:space="0" w:color="000000"/>
-                <w:left w:val="none" w:sz="0" w:space="0" w:color="000000"/>
-                <w:right w:val="none" w:sz="0" w:space="0" w:color="000000"/>
-              </w:pBdr>
-              <w:spacing w:after="100" w:before="100" w:line="240"/>
-              <w:ind w:left="100" w:right="100" w:firstLine="0" w:firstLineChars="0"/>
-              <w:rPr>
-                <w:rFonts w:ascii="Helvetica" w:hAnsi="Helvetica" w:eastAsia="Helvetica" w:cs="Helvetica"/>
-                <w:i w:val="false"/>
-                <w:b w:val="false"/>
-                <w:u w:val="none"/>
-                <w:strike w:val="false"/>
-                <w:sz w:val="22"/>
-                <w:szCs w:val="22"/>
-                <w:color w:val="000000"/>
-              </w:rPr>
-            </w:pPr>
-            <w:r>
-              <w:rPr>
-                <w:rFonts w:ascii="Helvetica" w:hAnsi="Helvetica" w:eastAsia="Helvetica" w:cs="Helvetica"/>
-                <w:i w:val="false"/>
-                <w:b w:val="false"/>
-                <w:u w:val="none"/>
-                <w:strike w:val="false"/>
-                <w:sz w:val="22"/>
-                <w:szCs w:val="22"/>
-                <w:color w:val="000000"/>
-              </w:rPr>
-              <w:t xml:space="preserve">Architecture for REDD+ Transactions</w:t>
-            </w:r>
-          </w:p>
-        </w:tc>
-        <w:tc>
-          <w:tcPr>
-            <w:tcBorders>
+              <w:pBdr>
+                <w:top w:val="none" w:sz="0" w:space="0" w:color="000000"/>
+                <w:left w:val="none" w:sz="0" w:space="0" w:color="000000"/>
+                <w:bottom w:val="none" w:sz="0" w:space="0" w:color="000000"/>
+                <w:right w:val="none" w:sz="0" w:space="0" w:color="000000"/>
+              </w:pBdr>
+              <w:spacing w:before="100" w:after="100"/>
+              <w:ind w:left="100" w:right="100"/>
+              <w:rPr>
+                <w:rFonts w:ascii="Helvetica" w:eastAsia="Helvetica" w:hAnsi="Helvetica" w:cs="Helvetica"/>
+                <w:color w:val="000000"/>
+                <w:sz w:val="22"/>
+                <w:szCs w:val="22"/>
+              </w:rPr>
+            </w:pPr>
+            <w:r>
+              <w:rPr>
+                <w:rFonts w:ascii="Helvetica" w:eastAsia="Helvetica" w:hAnsi="Helvetica" w:cs="Helvetica"/>
+                <w:color w:val="000000"/>
+                <w:sz w:val="22"/>
+                <w:szCs w:val="22"/>
+              </w:rPr>
+              <w:t>Architecture for REDD+ Transactions</w:t>
+            </w:r>
+          </w:p>
+        </w:tc>
+        <w:tc>
+          <w:tcPr>
+            <w:tcW w:w="470" w:type="pct"/>
+            <w:tcBorders>
+              <w:top w:val="single" w:sz="6" w:space="0" w:color="666666"/>
+              <w:left w:val="none" w:sz="0" w:space="0" w:color="000000"/>
               <w:bottom w:val="single" w:sz="6" w:space="0" w:color="666666"/>
-              <w:top w:val="single" w:sz="6" w:space="0" w:color="666666"/>
-              <w:left w:val="none" w:sz="0" w:space="0" w:color="000000"/>
               <w:right w:val="none" w:sz="0" w:space="0" w:color="000000"/>
             </w:tcBorders>
             <w:shd w:val="clear" w:color="auto" w:fill="FFFFFF"/>
             <w:tcMar>
               <w:top w:w="0" w:type="dxa"/>
+              <w:left w:w="0" w:type="dxa"/>
               <w:bottom w:w="0" w:type="dxa"/>
-              <w:left w:w="0" w:type="dxa"/>
               <w:right w:w="0" w:type="dxa"/>
             </w:tcMar>
             <w:vAlign w:val="center"/>
           </w:tcPr>
           <w:p>
             <w:pPr>
-              <w:jc w:val="left"/>
-              <w:pBdr>
-                <w:bottom w:val="none" w:sz="0" w:space="0" w:color="000000"/>
-                <w:top w:val="none" w:sz="0" w:space="0" w:color="000000"/>
-                <w:left w:val="none" w:sz="0" w:space="0" w:color="000000"/>
-                <w:right w:val="none" w:sz="0" w:space="0" w:color="000000"/>
-              </w:pBdr>
-              <w:spacing w:after="100" w:before="100" w:line="240"/>
-              <w:ind w:left="100" w:right="100" w:firstLine="0" w:firstLineChars="0"/>
-              <w:rPr>
-                <w:rFonts w:ascii="Helvetica" w:hAnsi="Helvetica" w:eastAsia="Helvetica" w:cs="Helvetica"/>
-                <w:i w:val="false"/>
-                <w:b w:val="false"/>
-                <w:u w:val="none"/>
-                <w:strike w:val="false"/>
-                <w:sz w:val="22"/>
-                <w:szCs w:val="22"/>
-                <w:color w:val="000000"/>
-              </w:rPr>
-            </w:pPr>
-            <w:r>
-              <w:rPr>
-                <w:rFonts w:ascii="Helvetica" w:hAnsi="Helvetica" w:eastAsia="Helvetica" w:cs="Helvetica"/>
-                <w:i w:val="false"/>
-                <w:b w:val="false"/>
-                <w:u w:val="none"/>
-                <w:strike w:val="false"/>
-                <w:sz w:val="22"/>
-                <w:szCs w:val="22"/>
-                <w:color w:val="000000"/>
-              </w:rPr>
-              <w:t xml:space="preserve">1</w:t>
-            </w:r>
-          </w:p>
-        </w:tc>
-        <w:tc>
-          <w:tcPr>
-            <w:tcBorders>
+              <w:pBdr>
+                <w:top w:val="none" w:sz="0" w:space="0" w:color="000000"/>
+                <w:left w:val="none" w:sz="0" w:space="0" w:color="000000"/>
+                <w:bottom w:val="none" w:sz="0" w:space="0" w:color="000000"/>
+                <w:right w:val="none" w:sz="0" w:space="0" w:color="000000"/>
+              </w:pBdr>
+              <w:spacing w:before="100" w:after="100"/>
+              <w:ind w:left="100" w:right="100"/>
+              <w:rPr>
+                <w:rFonts w:ascii="Helvetica" w:eastAsia="Helvetica" w:hAnsi="Helvetica" w:cs="Helvetica"/>
+                <w:color w:val="000000"/>
+                <w:sz w:val="22"/>
+                <w:szCs w:val="22"/>
+              </w:rPr>
+            </w:pPr>
+            <w:r>
+              <w:rPr>
+                <w:rFonts w:ascii="Helvetica" w:eastAsia="Helvetica" w:hAnsi="Helvetica" w:cs="Helvetica"/>
+                <w:color w:val="000000"/>
+                <w:sz w:val="22"/>
+                <w:szCs w:val="22"/>
+              </w:rPr>
+              <w:t>1</w:t>
+            </w:r>
+          </w:p>
+        </w:tc>
+        <w:tc>
+          <w:tcPr>
+            <w:tcW w:w="2197" w:type="pct"/>
+            <w:tcBorders>
+              <w:top w:val="single" w:sz="6" w:space="0" w:color="666666"/>
+              <w:left w:val="none" w:sz="0" w:space="0" w:color="000000"/>
               <w:bottom w:val="single" w:sz="6" w:space="0" w:color="666666"/>
-              <w:top w:val="single" w:sz="6" w:space="0" w:color="666666"/>
-              <w:left w:val="none" w:sz="0" w:space="0" w:color="000000"/>
               <w:right w:val="none" w:sz="0" w:space="0" w:color="000000"/>
             </w:tcBorders>
             <w:shd w:val="clear" w:color="auto" w:fill="FFFFFF"/>
             <w:tcMar>
               <w:top w:w="0" w:type="dxa"/>
+              <w:left w:w="0" w:type="dxa"/>
               <w:bottom w:w="0" w:type="dxa"/>
-              <w:left w:w="0" w:type="dxa"/>
               <w:right w:w="0" w:type="dxa"/>
             </w:tcMar>
             <w:vAlign w:val="center"/>
           </w:tcPr>
           <w:p>
             <w:pPr>
-              <w:jc w:val="left"/>
-              <w:pBdr>
-                <w:bottom w:val="none" w:sz="0" w:space="0" w:color="000000"/>
-                <w:top w:val="none" w:sz="0" w:space="0" w:color="000000"/>
-                <w:left w:val="none" w:sz="0" w:space="0" w:color="000000"/>
-                <w:right w:val="none" w:sz="0" w:space="0" w:color="000000"/>
-              </w:pBdr>
-              <w:spacing w:after="100" w:before="100" w:line="240"/>
-              <w:ind w:left="100" w:right="100" w:firstLine="0" w:firstLineChars="0"/>
-              <w:rPr>
-                <w:rFonts w:ascii="Helvetica" w:hAnsi="Helvetica" w:eastAsia="Helvetica" w:cs="Helvetica"/>
-                <w:i w:val="false"/>
-                <w:b w:val="false"/>
-                <w:u w:val="none"/>
-                <w:strike w:val="false"/>
-                <w:sz w:val="22"/>
-                <w:szCs w:val="22"/>
-                <w:color w:val="000000"/>
-              </w:rPr>
-            </w:pPr>
-            <w:r>
-              <w:rPr>
-                <w:rFonts w:ascii="Helvetica" w:hAnsi="Helvetica" w:eastAsia="Helvetica" w:cs="Helvetica"/>
-                <w:i w:val="false"/>
-                <w:b w:val="false"/>
-                <w:u w:val="none"/>
-                <w:strike w:val="false"/>
-                <w:sz w:val="22"/>
-                <w:szCs w:val="22"/>
-                <w:color w:val="000000"/>
-              </w:rPr>
-              <w:t xml:space="preserve">The REDD+ Environmental Excellence Standard (TREES) (Version 2.0)</w:t>
+              <w:pBdr>
+                <w:top w:val="none" w:sz="0" w:space="0" w:color="000000"/>
+                <w:left w:val="none" w:sz="0" w:space="0" w:color="000000"/>
+                <w:bottom w:val="none" w:sz="0" w:space="0" w:color="000000"/>
+                <w:right w:val="none" w:sz="0" w:space="0" w:color="000000"/>
+              </w:pBdr>
+              <w:spacing w:before="100" w:after="100"/>
+              <w:ind w:left="100" w:right="100"/>
+              <w:rPr>
+                <w:rFonts w:ascii="Helvetica" w:eastAsia="Helvetica" w:hAnsi="Helvetica" w:cs="Helvetica"/>
+                <w:color w:val="000000"/>
+                <w:sz w:val="22"/>
+                <w:szCs w:val="22"/>
+              </w:rPr>
+            </w:pPr>
+            <w:r>
+              <w:rPr>
+                <w:rFonts w:ascii="Helvetica" w:eastAsia="Helvetica" w:hAnsi="Helvetica" w:cs="Helvetica"/>
+                <w:color w:val="000000"/>
+                <w:sz w:val="22"/>
+                <w:szCs w:val="22"/>
+              </w:rPr>
+              <w:t>The REDD+ Environmental Excellence Standard (TREES) (Version 2.0)</w:t>
+            </w:r>
+          </w:p>
+        </w:tc>
+        <w:tc>
+          <w:tcPr>
+            <w:tcW w:w="1562" w:type="pct"/>
+            <w:tcBorders>
+              <w:top w:val="single" w:sz="6" w:space="0" w:color="666666"/>
+              <w:left w:val="none" w:sz="0" w:space="0" w:color="000000"/>
+              <w:bottom w:val="single" w:sz="6" w:space="0" w:color="666666"/>
+              <w:right w:val="none" w:sz="0" w:space="0" w:color="000000"/>
+            </w:tcBorders>
+            <w:shd w:val="clear" w:color="auto" w:fill="FFFFFF"/>
+          </w:tcPr>
+          <w:p>
+            <w:pPr>
+              <w:pBdr>
+                <w:top w:val="none" w:sz="0" w:space="0" w:color="000000"/>
+                <w:left w:val="none" w:sz="0" w:space="0" w:color="000000"/>
+                <w:bottom w:val="none" w:sz="0" w:space="0" w:color="000000"/>
+                <w:right w:val="none" w:sz="0" w:space="0" w:color="000000"/>
+              </w:pBdr>
+              <w:spacing w:before="100" w:after="100"/>
+              <w:ind w:left="100" w:right="100"/>
+              <w:rPr>
+                <w:rFonts w:ascii="Helvetica" w:eastAsia="Helvetica" w:hAnsi="Helvetica" w:cs="Helvetica"/>
+                <w:color w:val="000000"/>
+                <w:sz w:val="22"/>
+                <w:szCs w:val="22"/>
+              </w:rPr>
+            </w:pPr>
+            <w:r>
+              <w:rPr>
+                <w:rFonts w:ascii="Helvetica" w:eastAsia="Helvetica" w:hAnsi="Helvetica" w:cs="Helvetica"/>
+                <w:color w:val="000000"/>
+                <w:sz w:val="22"/>
+                <w:szCs w:val="22"/>
+              </w:rPr>
+              <w:t xml:space="preserve">Global </w:t>
+            </w:r>
+            <w:proofErr w:type="spellStart"/>
+            <w:r>
+              <w:rPr>
+                <w:rFonts w:ascii="Helvetica" w:eastAsia="Helvetica" w:hAnsi="Helvetica" w:cs="Helvetica"/>
+                <w:color w:val="000000"/>
+                <w:sz w:val="22"/>
+                <w:szCs w:val="22"/>
+              </w:rPr>
+              <w:t>incentivisation</w:t>
+            </w:r>
+            <w:proofErr w:type="spellEnd"/>
+            <w:r>
+              <w:rPr>
+                <w:rFonts w:ascii="Helvetica" w:eastAsia="Helvetica" w:hAnsi="Helvetica" w:cs="Helvetica"/>
+                <w:color w:val="000000"/>
+                <w:sz w:val="22"/>
+                <w:szCs w:val="22"/>
+              </w:rPr>
+              <w:t xml:space="preserve"> initiative to encourage governments to reduce emissions from deforestation and forest degradation, and protect or restore existing</w:t>
             </w:r>
           </w:p>
         </w:tc>
       </w:tr>
       <w:tr>
         <w:trPr>
-          <w:trHeight w:val="619" w:hRule="auto"/>
+          <w:jc w:val="center"/>
         </w:trPr>
-        body 4
-        <w:tc>
-          <w:tcPr>
-            <w:tcBorders>
+        <w:tc>
+          <w:tcPr>
+            <w:tcW w:w="771" w:type="pct"/>
+            <w:tcBorders>
+              <w:top w:val="single" w:sz="6" w:space="0" w:color="666666"/>
+              <w:left w:val="none" w:sz="0" w:space="0" w:color="000000"/>
               <w:bottom w:val="single" w:sz="6" w:space="0" w:color="666666"/>
-              <w:top w:val="single" w:sz="6" w:space="0" w:color="666666"/>
-              <w:left w:val="none" w:sz="0" w:space="0" w:color="000000"/>
               <w:right w:val="none" w:sz="0" w:space="0" w:color="000000"/>
             </w:tcBorders>
             <w:shd w:val="clear" w:color="auto" w:fill="FFFFFF"/>
             <w:tcMar>
               <w:top w:w="0" w:type="dxa"/>
+              <w:left w:w="0" w:type="dxa"/>
               <w:bottom w:w="0" w:type="dxa"/>
-              <w:left w:w="0" w:type="dxa"/>
               <w:right w:w="0" w:type="dxa"/>
             </w:tcMar>
             <w:vAlign w:val="center"/>
           </w:tcPr>
           <w:p>
             <w:pPr>
-              <w:jc w:val="left"/>
-              <w:pBdr>
-                <w:bottom w:val="none" w:sz="0" w:space="0" w:color="000000"/>
-                <w:top w:val="none" w:sz="0" w:space="0" w:color="000000"/>
-                <w:left w:val="none" w:sz="0" w:space="0" w:color="000000"/>
-                <w:right w:val="none" w:sz="0" w:space="0" w:color="000000"/>
-              </w:pBdr>
-              <w:spacing w:after="100" w:before="100" w:line="240"/>
-              <w:ind w:left="100" w:right="100" w:firstLine="0" w:firstLineChars="0"/>
-              <w:rPr>
-                <w:rFonts w:ascii="Helvetica" w:hAnsi="Helvetica" w:eastAsia="Helvetica" w:cs="Helvetica"/>
-                <w:i w:val="false"/>
-                <w:b w:val="false"/>
-                <w:u w:val="none"/>
-                <w:strike w:val="false"/>
-                <w:sz w:val="22"/>
-                <w:szCs w:val="22"/>
-                <w:color w:val="000000"/>
-              </w:rPr>
-            </w:pPr>
-            <w:r>
-              <w:rPr>
-                <w:rFonts w:ascii="Helvetica" w:hAnsi="Helvetica" w:eastAsia="Helvetica" w:cs="Helvetica"/>
-                <w:i w:val="false"/>
-                <w:b w:val="false"/>
-                <w:u w:val="none"/>
-                <w:strike w:val="false"/>
-                <w:sz w:val="22"/>
-                <w:szCs w:val="22"/>
-                <w:color w:val="000000"/>
-              </w:rPr>
-              <w:t xml:space="preserve">BioCarbon Standard</w:t>
-            </w:r>
-          </w:p>
-        </w:tc>
-        <w:tc>
-          <w:tcPr>
-            <w:tcBorders>
+              <w:pBdr>
+                <w:top w:val="none" w:sz="0" w:space="0" w:color="000000"/>
+                <w:left w:val="none" w:sz="0" w:space="0" w:color="000000"/>
+                <w:bottom w:val="none" w:sz="0" w:space="0" w:color="000000"/>
+                <w:right w:val="none" w:sz="0" w:space="0" w:color="000000"/>
+              </w:pBdr>
+              <w:spacing w:before="100" w:after="100"/>
+              <w:ind w:left="100" w:right="100"/>
+              <w:rPr>
+                <w:rFonts w:ascii="Helvetica" w:eastAsia="Helvetica" w:hAnsi="Helvetica" w:cs="Helvetica"/>
+                <w:color w:val="000000"/>
+                <w:sz w:val="22"/>
+                <w:szCs w:val="22"/>
+              </w:rPr>
+            </w:pPr>
+            <w:proofErr w:type="spellStart"/>
+            <w:r>
+              <w:rPr>
+                <w:rFonts w:ascii="Helvetica" w:eastAsia="Helvetica" w:hAnsi="Helvetica" w:cs="Helvetica"/>
+                <w:color w:val="000000"/>
+                <w:sz w:val="22"/>
+                <w:szCs w:val="22"/>
+              </w:rPr>
+              <w:t>BioCarbon</w:t>
+            </w:r>
+            <w:proofErr w:type="spellEnd"/>
+            <w:r>
+              <w:rPr>
+                <w:rFonts w:ascii="Helvetica" w:eastAsia="Helvetica" w:hAnsi="Helvetica" w:cs="Helvetica"/>
+                <w:color w:val="000000"/>
+                <w:sz w:val="22"/>
+                <w:szCs w:val="22"/>
+              </w:rPr>
+              <w:t xml:space="preserve"> Standard</w:t>
+            </w:r>
+          </w:p>
+        </w:tc>
+        <w:tc>
+          <w:tcPr>
+            <w:tcW w:w="470" w:type="pct"/>
+            <w:tcBorders>
+              <w:top w:val="single" w:sz="6" w:space="0" w:color="666666"/>
+              <w:left w:val="none" w:sz="0" w:space="0" w:color="000000"/>
               <w:bottom w:val="single" w:sz="6" w:space="0" w:color="666666"/>
-              <w:top w:val="single" w:sz="6" w:space="0" w:color="666666"/>
-              <w:left w:val="none" w:sz="0" w:space="0" w:color="000000"/>
               <w:right w:val="none" w:sz="0" w:space="0" w:color="000000"/>
             </w:tcBorders>
             <w:shd w:val="clear" w:color="auto" w:fill="FFFFFF"/>
             <w:tcMar>
               <w:top w:w="0" w:type="dxa"/>
+              <w:left w:w="0" w:type="dxa"/>
               <w:bottom w:w="0" w:type="dxa"/>
-              <w:left w:w="0" w:type="dxa"/>
               <w:right w:w="0" w:type="dxa"/>
             </w:tcMar>
             <w:vAlign w:val="center"/>
           </w:tcPr>
           <w:p>
             <w:pPr>
-              <w:jc w:val="left"/>
-              <w:pBdr>
-                <w:bottom w:val="none" w:sz="0" w:space="0" w:color="000000"/>
-                <w:top w:val="none" w:sz="0" w:space="0" w:color="000000"/>
-                <w:left w:val="none" w:sz="0" w:space="0" w:color="000000"/>
-                <w:right w:val="none" w:sz="0" w:space="0" w:color="000000"/>
-              </w:pBdr>
-              <w:spacing w:after="100" w:before="100" w:line="240"/>
-              <w:ind w:left="100" w:right="100" w:firstLine="0" w:firstLineChars="0"/>
-              <w:rPr>
-                <w:rFonts w:ascii="Helvetica" w:hAnsi="Helvetica" w:eastAsia="Helvetica" w:cs="Helvetica"/>
-                <w:i w:val="false"/>
-                <w:b w:val="false"/>
-                <w:u w:val="none"/>
-                <w:strike w:val="false"/>
-                <w:sz w:val="22"/>
-                <w:szCs w:val="22"/>
-                <w:color w:val="000000"/>
-              </w:rPr>
-            </w:pPr>
-            <w:r>
-              <w:rPr>
-                <w:rFonts w:ascii="Helvetica" w:hAnsi="Helvetica" w:eastAsia="Helvetica" w:cs="Helvetica"/>
-                <w:i w:val="false"/>
-                <w:b w:val="false"/>
-                <w:u w:val="none"/>
-                <w:strike w:val="false"/>
-                <w:sz w:val="22"/>
-                <w:szCs w:val="22"/>
-                <w:color w:val="000000"/>
-              </w:rPr>
-              <w:t xml:space="preserve">2</w:t>
-            </w:r>
-          </w:p>
-        </w:tc>
-        <w:tc>
-          <w:tcPr>
-            <w:tcBorders>
+              <w:pBdr>
+                <w:top w:val="none" w:sz="0" w:space="0" w:color="000000"/>
+                <w:left w:val="none" w:sz="0" w:space="0" w:color="000000"/>
+                <w:bottom w:val="none" w:sz="0" w:space="0" w:color="000000"/>
+                <w:right w:val="none" w:sz="0" w:space="0" w:color="000000"/>
+              </w:pBdr>
+              <w:spacing w:before="100" w:after="100"/>
+              <w:ind w:left="100" w:right="100"/>
+              <w:rPr>
+                <w:rFonts w:ascii="Helvetica" w:eastAsia="Helvetica" w:hAnsi="Helvetica" w:cs="Helvetica"/>
+                <w:color w:val="000000"/>
+                <w:sz w:val="22"/>
+                <w:szCs w:val="22"/>
+              </w:rPr>
+            </w:pPr>
+            <w:r>
+              <w:rPr>
+                <w:rFonts w:ascii="Helvetica" w:eastAsia="Helvetica" w:hAnsi="Helvetica" w:cs="Helvetica"/>
+                <w:color w:val="000000"/>
+                <w:sz w:val="22"/>
+                <w:szCs w:val="22"/>
+              </w:rPr>
+              <w:t>2</w:t>
+            </w:r>
+          </w:p>
+        </w:tc>
+        <w:tc>
+          <w:tcPr>
+            <w:tcW w:w="2197" w:type="pct"/>
+            <w:tcBorders>
+              <w:top w:val="single" w:sz="6" w:space="0" w:color="666666"/>
+              <w:left w:val="none" w:sz="0" w:space="0" w:color="000000"/>
               <w:bottom w:val="single" w:sz="6" w:space="0" w:color="666666"/>
-              <w:top w:val="single" w:sz="6" w:space="0" w:color="666666"/>
-              <w:left w:val="none" w:sz="0" w:space="0" w:color="000000"/>
               <w:right w:val="none" w:sz="0" w:space="0" w:color="000000"/>
             </w:tcBorders>
             <w:shd w:val="clear" w:color="auto" w:fill="FFFFFF"/>
             <w:tcMar>
               <w:top w:w="0" w:type="dxa"/>
+              <w:left w:w="0" w:type="dxa"/>
               <w:bottom w:w="0" w:type="dxa"/>
-              <w:left w:w="0" w:type="dxa"/>
               <w:right w:w="0" w:type="dxa"/>
             </w:tcMar>
             <w:vAlign w:val="center"/>
           </w:tcPr>
           <w:p>
             <w:pPr>
-              <w:jc w:val="left"/>
-              <w:pBdr>
-                <w:bottom w:val="none" w:sz="0" w:space="0" w:color="000000"/>
-                <w:top w:val="none" w:sz="0" w:space="0" w:color="000000"/>
-                <w:left w:val="none" w:sz="0" w:space="0" w:color="000000"/>
-                <w:right w:val="none" w:sz="0" w:space="0" w:color="000000"/>
-              </w:pBdr>
-              <w:spacing w:after="100" w:before="100" w:line="240"/>
-              <w:ind w:left="100" w:right="100" w:firstLine="0" w:firstLineChars="0"/>
-              <w:rPr>
-                <w:rFonts w:ascii="Helvetica" w:hAnsi="Helvetica" w:eastAsia="Helvetica" w:cs="Helvetica"/>
-                <w:i w:val="false"/>
-                <w:b w:val="false"/>
-                <w:u w:val="none"/>
-                <w:strike w:val="false"/>
-                <w:sz w:val="22"/>
-                <w:szCs w:val="22"/>
-                <w:color w:val="000000"/>
-              </w:rPr>
-            </w:pPr>
-            <w:r>
-              <w:rPr>
-                <w:rFonts w:ascii="Helvetica" w:hAnsi="Helvetica" w:eastAsia="Helvetica" w:cs="Helvetica"/>
-                <w:i w:val="false"/>
-                <w:b w:val="false"/>
-                <w:u w:val="none"/>
-                <w:strike w:val="false"/>
-                <w:sz w:val="22"/>
-                <w:szCs w:val="22"/>
-                <w:color w:val="000000"/>
-              </w:rPr>
-              <w:t xml:space="preserve">AR-ACM0003 Afforestation and reforestation of lands except wetlands; BCR0002_Quantification of GHG Emission Reductions. REDD+ Projects</w:t>
+              <w:pBdr>
+                <w:top w:val="none" w:sz="0" w:space="0" w:color="000000"/>
+                <w:left w:val="none" w:sz="0" w:space="0" w:color="000000"/>
+                <w:bottom w:val="none" w:sz="0" w:space="0" w:color="000000"/>
+                <w:right w:val="none" w:sz="0" w:space="0" w:color="000000"/>
+              </w:pBdr>
+              <w:spacing w:before="100" w:after="100"/>
+              <w:ind w:left="100" w:right="100"/>
+              <w:rPr>
+                <w:rFonts w:ascii="Helvetica" w:eastAsia="Helvetica" w:hAnsi="Helvetica" w:cs="Helvetica"/>
+                <w:color w:val="000000"/>
+                <w:sz w:val="22"/>
+                <w:szCs w:val="22"/>
+              </w:rPr>
+            </w:pPr>
+            <w:r>
+              <w:rPr>
+                <w:rFonts w:ascii="Helvetica" w:eastAsia="Helvetica" w:hAnsi="Helvetica" w:cs="Helvetica"/>
+                <w:color w:val="000000"/>
+                <w:sz w:val="22"/>
+                <w:szCs w:val="22"/>
+              </w:rPr>
+              <w:t>AR-ACM0003 Afforestation and reforestation of lands except wetlands; BCR0002_Quantification of GHG Emission Reductions. REDD+ Projects</w:t>
+            </w:r>
+          </w:p>
+        </w:tc>
+        <w:tc>
+          <w:tcPr>
+            <w:tcW w:w="1562" w:type="pct"/>
+            <w:tcBorders>
+              <w:top w:val="single" w:sz="6" w:space="0" w:color="666666"/>
+              <w:left w:val="none" w:sz="0" w:space="0" w:color="000000"/>
+              <w:bottom w:val="single" w:sz="6" w:space="0" w:color="666666"/>
+              <w:right w:val="none" w:sz="0" w:space="0" w:color="000000"/>
+            </w:tcBorders>
+            <w:shd w:val="clear" w:color="auto" w:fill="FFFFFF"/>
+          </w:tcPr>
+          <w:p>
+            <w:pPr>
+              <w:pBdr>
+                <w:top w:val="none" w:sz="0" w:space="0" w:color="000000"/>
+                <w:left w:val="none" w:sz="0" w:space="0" w:color="000000"/>
+                <w:bottom w:val="none" w:sz="0" w:space="0" w:color="000000"/>
+                <w:right w:val="none" w:sz="0" w:space="0" w:color="000000"/>
+              </w:pBdr>
+              <w:spacing w:before="100" w:after="100"/>
+              <w:ind w:left="100" w:right="100"/>
+              <w:rPr>
+                <w:rFonts w:ascii="Helvetica" w:eastAsia="Helvetica" w:hAnsi="Helvetica" w:cs="Helvetica"/>
+                <w:color w:val="000000"/>
+                <w:sz w:val="22"/>
+                <w:szCs w:val="22"/>
+              </w:rPr>
+            </w:pPr>
+            <w:r>
+              <w:rPr>
+                <w:rFonts w:ascii="Helvetica" w:eastAsia="Helvetica" w:hAnsi="Helvetica" w:cs="Helvetica"/>
+                <w:color w:val="000000"/>
+                <w:sz w:val="22"/>
+                <w:szCs w:val="22"/>
+              </w:rPr>
+              <w:t xml:space="preserve">A global crediting </w:t>
+            </w:r>
+            <w:proofErr w:type="spellStart"/>
+            <w:r>
+              <w:rPr>
+                <w:rFonts w:ascii="Helvetica" w:eastAsia="Helvetica" w:hAnsi="Helvetica" w:cs="Helvetica"/>
+                <w:color w:val="000000"/>
+                <w:sz w:val="22"/>
+                <w:szCs w:val="22"/>
+              </w:rPr>
+              <w:t>programme</w:t>
+            </w:r>
+            <w:proofErr w:type="spellEnd"/>
+            <w:r>
+              <w:rPr>
+                <w:rFonts w:ascii="Helvetica" w:eastAsia="Helvetica" w:hAnsi="Helvetica" w:cs="Helvetica"/>
+                <w:color w:val="000000"/>
+                <w:sz w:val="22"/>
+                <w:szCs w:val="22"/>
+              </w:rPr>
+              <w:t xml:space="preserve"> for greenhouse gases projects and biodiversity conservation initiatives</w:t>
             </w:r>
           </w:p>
         </w:tc>
       </w:tr>
       <w:tr>
         <w:trPr>
-          <w:trHeight w:val="621" w:hRule="auto"/>
+          <w:jc w:val="center"/>
         </w:trPr>
-        body 5
-        <w:tc>
-          <w:tcPr>
-            <w:tcBorders>
+        <w:tc>
+          <w:tcPr>
+            <w:tcW w:w="771" w:type="pct"/>
+            <w:tcBorders>
+              <w:top w:val="single" w:sz="6" w:space="0" w:color="666666"/>
+              <w:left w:val="none" w:sz="0" w:space="0" w:color="000000"/>
               <w:bottom w:val="single" w:sz="6" w:space="0" w:color="666666"/>
-              <w:top w:val="single" w:sz="6" w:space="0" w:color="666666"/>
-              <w:left w:val="none" w:sz="0" w:space="0" w:color="000000"/>
               <w:right w:val="none" w:sz="0" w:space="0" w:color="000000"/>
             </w:tcBorders>
             <w:shd w:val="clear" w:color="auto" w:fill="FFFFFF"/>
             <w:tcMar>
               <w:top w:w="0" w:type="dxa"/>
+              <w:left w:w="0" w:type="dxa"/>
               <w:bottom w:w="0" w:type="dxa"/>
-              <w:left w:w="0" w:type="dxa"/>
               <w:right w:w="0" w:type="dxa"/>
             </w:tcMar>
             <w:vAlign w:val="center"/>
           </w:tcPr>
           <w:p>
             <w:pPr>
-              <w:jc w:val="left"/>
-              <w:pBdr>
-                <w:bottom w:val="none" w:sz="0" w:space="0" w:color="000000"/>
-                <w:top w:val="none" w:sz="0" w:space="0" w:color="000000"/>
-                <w:left w:val="none" w:sz="0" w:space="0" w:color="000000"/>
-                <w:right w:val="none" w:sz="0" w:space="0" w:color="000000"/>
-              </w:pBdr>
-              <w:spacing w:after="100" w:before="100" w:line="240"/>
-              <w:ind w:left="100" w:right="100" w:firstLine="0" w:firstLineChars="0"/>
-              <w:rPr>
-                <w:rFonts w:ascii="Helvetica" w:hAnsi="Helvetica" w:eastAsia="Helvetica" w:cs="Helvetica"/>
-                <w:i w:val="false"/>
-                <w:b w:val="false"/>
-                <w:u w:val="none"/>
-                <w:strike w:val="false"/>
-                <w:sz w:val="22"/>
-                <w:szCs w:val="22"/>
-                <w:color w:val="000000"/>
-              </w:rPr>
-            </w:pPr>
-            <w:r>
-              <w:rPr>
-                <w:rFonts w:ascii="Helvetica" w:hAnsi="Helvetica" w:eastAsia="Helvetica" w:cs="Helvetica"/>
-                <w:i w:val="false"/>
-                <w:b w:val="false"/>
-                <w:u w:val="none"/>
-                <w:strike w:val="false"/>
-                <w:sz w:val="22"/>
-                <w:szCs w:val="22"/>
-                <w:color w:val="000000"/>
-              </w:rPr>
-              <w:t xml:space="preserve">Cercarbono (listed on EcoRegistry)</w:t>
-            </w:r>
-          </w:p>
-        </w:tc>
-        <w:tc>
-          <w:tcPr>
-            <w:tcBorders>
+              <w:pBdr>
+                <w:top w:val="none" w:sz="0" w:space="0" w:color="000000"/>
+                <w:left w:val="none" w:sz="0" w:space="0" w:color="000000"/>
+                <w:bottom w:val="none" w:sz="0" w:space="0" w:color="000000"/>
+                <w:right w:val="none" w:sz="0" w:space="0" w:color="000000"/>
+              </w:pBdr>
+              <w:spacing w:before="100" w:after="100"/>
+              <w:ind w:left="100" w:right="100"/>
+              <w:rPr>
+                <w:rFonts w:ascii="Helvetica" w:eastAsia="Helvetica" w:hAnsi="Helvetica" w:cs="Helvetica"/>
+                <w:color w:val="000000"/>
+                <w:sz w:val="22"/>
+                <w:szCs w:val="22"/>
+              </w:rPr>
+            </w:pPr>
+            <w:proofErr w:type="spellStart"/>
+            <w:r>
+              <w:rPr>
+                <w:rFonts w:ascii="Helvetica" w:eastAsia="Helvetica" w:hAnsi="Helvetica" w:cs="Helvetica"/>
+                <w:color w:val="000000"/>
+                <w:sz w:val="22"/>
+                <w:szCs w:val="22"/>
+              </w:rPr>
+              <w:lastRenderedPageBreak/>
+              <w:t>Cercarbono</w:t>
+            </w:r>
+            <w:proofErr w:type="spellEnd"/>
+            <w:r>
+              <w:rPr>
+                <w:rFonts w:ascii="Helvetica" w:eastAsia="Helvetica" w:hAnsi="Helvetica" w:cs="Helvetica"/>
+                <w:color w:val="000000"/>
+                <w:sz w:val="22"/>
+                <w:szCs w:val="22"/>
+              </w:rPr>
+              <w:t xml:space="preserve"> (listed on </w:t>
+            </w:r>
+            <w:proofErr w:type="spellStart"/>
+            <w:r>
+              <w:rPr>
+                <w:rFonts w:ascii="Helvetica" w:eastAsia="Helvetica" w:hAnsi="Helvetica" w:cs="Helvetica"/>
+                <w:color w:val="000000"/>
+                <w:sz w:val="22"/>
+                <w:szCs w:val="22"/>
+              </w:rPr>
+              <w:t>EcoRegistry</w:t>
+            </w:r>
+            <w:proofErr w:type="spellEnd"/>
+            <w:r>
+              <w:rPr>
+                <w:rFonts w:ascii="Helvetica" w:eastAsia="Helvetica" w:hAnsi="Helvetica" w:cs="Helvetica"/>
+                <w:color w:val="000000"/>
+                <w:sz w:val="22"/>
+                <w:szCs w:val="22"/>
+              </w:rPr>
+              <w:t>)</w:t>
+            </w:r>
+          </w:p>
+        </w:tc>
+        <w:tc>
+          <w:tcPr>
+            <w:tcW w:w="470" w:type="pct"/>
+            <w:tcBorders>
+              <w:top w:val="single" w:sz="6" w:space="0" w:color="666666"/>
+              <w:left w:val="none" w:sz="0" w:space="0" w:color="000000"/>
               <w:bottom w:val="single" w:sz="6" w:space="0" w:color="666666"/>
-              <w:top w:val="single" w:sz="6" w:space="0" w:color="666666"/>
-              <w:left w:val="none" w:sz="0" w:space="0" w:color="000000"/>
               <w:right w:val="none" w:sz="0" w:space="0" w:color="000000"/>
             </w:tcBorders>
             <w:shd w:val="clear" w:color="auto" w:fill="FFFFFF"/>
             <w:tcMar>
               <w:top w:w="0" w:type="dxa"/>
+              <w:left w:w="0" w:type="dxa"/>
               <w:bottom w:w="0" w:type="dxa"/>
-              <w:left w:w="0" w:type="dxa"/>
               <w:right w:w="0" w:type="dxa"/>
             </w:tcMar>
             <w:vAlign w:val="center"/>
           </w:tcPr>
           <w:p>
             <w:pPr>
-              <w:jc w:val="left"/>
-              <w:pBdr>
-                <w:bottom w:val="none" w:sz="0" w:space="0" w:color="000000"/>
-                <w:top w:val="none" w:sz="0" w:space="0" w:color="000000"/>
-                <w:left w:val="none" w:sz="0" w:space="0" w:color="000000"/>
-                <w:right w:val="none" w:sz="0" w:space="0" w:color="000000"/>
-              </w:pBdr>
-              <w:spacing w:after="100" w:before="100" w:line="240"/>
-              <w:ind w:left="100" w:right="100" w:firstLine="0" w:firstLineChars="0"/>
-              <w:rPr>
-                <w:rFonts w:ascii="Helvetica" w:hAnsi="Helvetica" w:eastAsia="Helvetica" w:cs="Helvetica"/>
-                <w:i w:val="false"/>
-                <w:b w:val="false"/>
-                <w:u w:val="none"/>
-                <w:strike w:val="false"/>
-                <w:sz w:val="22"/>
-                <w:szCs w:val="22"/>
-                <w:color w:val="000000"/>
-              </w:rPr>
-            </w:pPr>
-            <w:r>
-              <w:rPr>
-                <w:rFonts w:ascii="Helvetica" w:hAnsi="Helvetica" w:eastAsia="Helvetica" w:cs="Helvetica"/>
-                <w:i w:val="false"/>
-                <w:b w:val="false"/>
-                <w:u w:val="none"/>
-                <w:strike w:val="false"/>
-                <w:sz w:val="22"/>
-                <w:szCs w:val="22"/>
-                <w:color w:val="000000"/>
-              </w:rPr>
-              <w:t xml:space="preserve">9</w:t>
-            </w:r>
-          </w:p>
-        </w:tc>
-        <w:tc>
-          <w:tcPr>
-            <w:tcBorders>
+              <w:pBdr>
+                <w:top w:val="none" w:sz="0" w:space="0" w:color="000000"/>
+                <w:left w:val="none" w:sz="0" w:space="0" w:color="000000"/>
+                <w:bottom w:val="none" w:sz="0" w:space="0" w:color="000000"/>
+                <w:right w:val="none" w:sz="0" w:space="0" w:color="000000"/>
+              </w:pBdr>
+              <w:spacing w:before="100" w:after="100"/>
+              <w:ind w:left="100" w:right="100"/>
+              <w:rPr>
+                <w:rFonts w:ascii="Helvetica" w:eastAsia="Helvetica" w:hAnsi="Helvetica" w:cs="Helvetica"/>
+                <w:color w:val="000000"/>
+                <w:sz w:val="22"/>
+                <w:szCs w:val="22"/>
+              </w:rPr>
+            </w:pPr>
+            <w:r>
+              <w:rPr>
+                <w:rFonts w:ascii="Helvetica" w:eastAsia="Helvetica" w:hAnsi="Helvetica" w:cs="Helvetica"/>
+                <w:color w:val="000000"/>
+                <w:sz w:val="22"/>
+                <w:szCs w:val="22"/>
+              </w:rPr>
+              <w:t>9</w:t>
+            </w:r>
+          </w:p>
+        </w:tc>
+        <w:tc>
+          <w:tcPr>
+            <w:tcW w:w="2197" w:type="pct"/>
+            <w:tcBorders>
+              <w:top w:val="single" w:sz="6" w:space="0" w:color="666666"/>
+              <w:left w:val="none" w:sz="0" w:space="0" w:color="000000"/>
               <w:bottom w:val="single" w:sz="6" w:space="0" w:color="666666"/>
-              <w:top w:val="single" w:sz="6" w:space="0" w:color="666666"/>
-              <w:left w:val="none" w:sz="0" w:space="0" w:color="000000"/>
               <w:right w:val="none" w:sz="0" w:space="0" w:color="000000"/>
             </w:tcBorders>
             <w:shd w:val="clear" w:color="auto" w:fill="FFFFFF"/>
             <w:tcMar>
               <w:top w:w="0" w:type="dxa"/>
+              <w:left w:w="0" w:type="dxa"/>
               <w:bottom w:w="0" w:type="dxa"/>
-              <w:left w:w="0" w:type="dxa"/>
               <w:right w:w="0" w:type="dxa"/>
             </w:tcMar>
             <w:vAlign w:val="center"/>
           </w:tcPr>
           <w:p>
             <w:pPr>
-              <w:jc w:val="left"/>
-              <w:pBdr>
-                <w:bottom w:val="none" w:sz="0" w:space="0" w:color="000000"/>
-                <w:top w:val="none" w:sz="0" w:space="0" w:color="000000"/>
-                <w:left w:val="none" w:sz="0" w:space="0" w:color="000000"/>
-                <w:right w:val="none" w:sz="0" w:space="0" w:color="000000"/>
-              </w:pBdr>
-              <w:spacing w:after="100" w:before="100" w:line="240"/>
-              <w:ind w:left="100" w:right="100" w:firstLine="0" w:firstLineChars="0"/>
-              <w:rPr>
-                <w:rFonts w:ascii="Helvetica" w:hAnsi="Helvetica" w:eastAsia="Helvetica" w:cs="Helvetica"/>
-                <w:i w:val="false"/>
-                <w:b w:val="false"/>
-                <w:u w:val="none"/>
-                <w:strike w:val="false"/>
-                <w:sz w:val="22"/>
-                <w:szCs w:val="22"/>
-                <w:color w:val="000000"/>
-              </w:rPr>
-            </w:pPr>
-            <w:r>
-              <w:rPr>
-                <w:rFonts w:ascii="Helvetica" w:hAnsi="Helvetica" w:eastAsia="Helvetica" w:cs="Helvetica"/>
-                <w:i w:val="false"/>
-                <w:b w:val="false"/>
-                <w:u w:val="none"/>
-                <w:strike w:val="false"/>
-                <w:sz w:val="22"/>
-                <w:szCs w:val="22"/>
-                <w:color w:val="000000"/>
-              </w:rPr>
-              <w:t xml:space="preserve">AR-ACM0003 Afforestation and reforestation of lands except wetlands; AR-ACM0003 Afforestation and reforestation of lands except wetlands, CCB - M/UT/F-A01: Methodology To Implement GHG Removal Projects Through Reforestation, M/UT/F-A01: Methodology for the Implementation of GHG Removal Projects Through Reforestation, Forest Regeneration and the Establishment of Woody Crops; CCA - M/LU-REDD+: Methodology for the Implementation of REDD+ Projects Consistent with National Reference Levels, CCB - M/LU-REDD; CCB - M/LU-REDD+: Methodology for the Implementation of REDD+ Projects Consistent with National Reference Levels; CCB - M/UT/F-A01: Methodology To Implement GHG Removal Projects Through Reforestation, M/UT/F-A01: Methodology for the Implementation of GHG Removal Projects Through Reforestation, Forest Regeneration and the Establishment of Woody Crops; CCB - M/UT/F-A01: Methodology To Implement GHG Removal Projects Through Reforestation, M/UT/F-A01: Methodology for the Implementation of GHG Removal Projects Through Reforestation, Forest Regeneration and the Establishment of Woody Crops, AR-ACM0003 Afforestation and reforestation of lands except wetlands; M/LU/F-W01: Modular Methodology for Climate Change Mitigation Activities on Forest Lands and Wetlands; M/UT/F-A01: Methodology for the Implementation of GHG Removal Projects Through Reforestation, Forest Regeneration and the Establishment of Woody Crops, CCB - M/UT/F-A01: Methodology To Implement GHG Removal Projects Through Reforestation; M/UT/F-A01: Methodology for the Implementation of GHG Removal Projects Through Reforestation, Forest Regeneration and the Establishment of Woody Crops, CCB - M/UT/F-A01: Methodology To Implement GHG Removal Projects Through Reforestation, AR-ACM0003 Afforestation and reforestation of lands except wetlands</w:t>
+              <w:pBdr>
+                <w:top w:val="none" w:sz="0" w:space="0" w:color="000000"/>
+                <w:left w:val="none" w:sz="0" w:space="0" w:color="000000"/>
+                <w:bottom w:val="none" w:sz="0" w:space="0" w:color="000000"/>
+                <w:right w:val="none" w:sz="0" w:space="0" w:color="000000"/>
+              </w:pBdr>
+              <w:spacing w:before="100" w:after="100"/>
+              <w:ind w:left="100" w:right="100"/>
+              <w:rPr>
+                <w:rFonts w:ascii="Helvetica" w:eastAsia="Helvetica" w:hAnsi="Helvetica" w:cs="Helvetica"/>
+                <w:color w:val="000000"/>
+                <w:sz w:val="22"/>
+                <w:szCs w:val="22"/>
+              </w:rPr>
+            </w:pPr>
+            <w:r>
+              <w:rPr>
+                <w:rFonts w:ascii="Helvetica" w:eastAsia="Helvetica" w:hAnsi="Helvetica" w:cs="Helvetica"/>
+                <w:color w:val="000000"/>
+                <w:sz w:val="22"/>
+                <w:szCs w:val="22"/>
+              </w:rPr>
+              <w:t>AR-ACM0003 Afforestation and reforestation of lands except wetlands; CCB - M/UT/F-A01: Methodology To Implement GHG Removal Projects Through Reforestation</w:t>
+            </w:r>
+            <w:r>
+              <w:rPr>
+                <w:rFonts w:ascii="Helvetica" w:eastAsia="Helvetica" w:hAnsi="Helvetica" w:cs="Helvetica"/>
+                <w:color w:val="000000"/>
+                <w:sz w:val="22"/>
+                <w:szCs w:val="22"/>
+              </w:rPr>
+              <w:t xml:space="preserve">; </w:t>
+            </w:r>
+            <w:r>
+              <w:rPr>
+                <w:rFonts w:ascii="Helvetica" w:eastAsia="Helvetica" w:hAnsi="Helvetica" w:cs="Helvetica"/>
+                <w:color w:val="000000"/>
+                <w:sz w:val="22"/>
+                <w:szCs w:val="22"/>
+              </w:rPr>
+              <w:t>M/UT/F-A01: Methodology for the Implementation of GHG Removal Projects Through Reforestation, Forest Regeneration and the Establishment of Woody Crops; CCA - M/LU-REDD+: Methodology for the Implementation of REDD+ Projects Consistent with National Reference Levels; CCB - M/LU-REDD+: Methodology for the Implementation of REDD+ Projects Consistent with National Reference Levels; M/LU/F-W01: Modular Methodology for Climate Change Mitigation Activities on Forest Lands and Wetlands</w:t>
+            </w:r>
+          </w:p>
+        </w:tc>
+        <w:tc>
+          <w:tcPr>
+            <w:tcW w:w="1562" w:type="pct"/>
+            <w:tcBorders>
+              <w:top w:val="single" w:sz="6" w:space="0" w:color="666666"/>
+              <w:left w:val="none" w:sz="0" w:space="0" w:color="000000"/>
+              <w:bottom w:val="single" w:sz="6" w:space="0" w:color="666666"/>
+              <w:right w:val="none" w:sz="0" w:space="0" w:color="000000"/>
+            </w:tcBorders>
+            <w:shd w:val="clear" w:color="auto" w:fill="FFFFFF"/>
+          </w:tcPr>
+          <w:p>
+            <w:pPr>
+              <w:pBdr>
+                <w:top w:val="none" w:sz="0" w:space="0" w:color="000000"/>
+                <w:left w:val="none" w:sz="0" w:space="0" w:color="000000"/>
+                <w:bottom w:val="none" w:sz="0" w:space="0" w:color="000000"/>
+                <w:right w:val="none" w:sz="0" w:space="0" w:color="000000"/>
+              </w:pBdr>
+              <w:spacing w:before="100" w:after="100"/>
+              <w:ind w:left="100" w:right="100"/>
+              <w:rPr>
+                <w:rFonts w:ascii="Helvetica" w:eastAsia="Helvetica" w:hAnsi="Helvetica" w:cs="Helvetica"/>
+                <w:color w:val="000000"/>
+                <w:sz w:val="22"/>
+                <w:szCs w:val="22"/>
+              </w:rPr>
+            </w:pPr>
+            <w:r>
+              <w:rPr>
+                <w:rFonts w:ascii="Helvetica" w:eastAsia="Helvetica" w:hAnsi="Helvetica" w:cs="Helvetica"/>
+                <w:color w:val="000000"/>
+                <w:sz w:val="22"/>
+                <w:szCs w:val="22"/>
+              </w:rPr>
+              <w:t>A standard for voluntary carbon certification that registers climate mitigation projects, emissions certifications, and carbon credits</w:t>
             </w:r>
           </w:p>
         </w:tc>
       </w:tr>
       <w:tr>
         <w:trPr>
-          <w:trHeight w:val="621" w:hRule="auto"/>
+          <w:jc w:val="center"/>
         </w:trPr>
-        body 6
-        <w:tc>
-          <w:tcPr>
-            <w:tcBorders>
+        <w:tc>
+          <w:tcPr>
+            <w:tcW w:w="771" w:type="pct"/>
+            <w:tcBorders>
+              <w:top w:val="single" w:sz="6" w:space="0" w:color="666666"/>
+              <w:left w:val="none" w:sz="0" w:space="0" w:color="000000"/>
               <w:bottom w:val="single" w:sz="6" w:space="0" w:color="666666"/>
-              <w:top w:val="single" w:sz="6" w:space="0" w:color="666666"/>
-              <w:left w:val="none" w:sz="0" w:space="0" w:color="000000"/>
               <w:right w:val="none" w:sz="0" w:space="0" w:color="000000"/>
             </w:tcBorders>
             <w:shd w:val="clear" w:color="auto" w:fill="FFFFFF"/>
             <w:tcMar>
               <w:top w:w="0" w:type="dxa"/>
+              <w:left w:w="0" w:type="dxa"/>
               <w:bottom w:w="0" w:type="dxa"/>
-              <w:left w:w="0" w:type="dxa"/>
               <w:right w:w="0" w:type="dxa"/>
             </w:tcMar>
             <w:vAlign w:val="center"/>
           </w:tcPr>
           <w:p>
             <w:pPr>
-              <w:jc w:val="left"/>
-              <w:pBdr>
-                <w:bottom w:val="none" w:sz="0" w:space="0" w:color="000000"/>
-                <w:top w:val="none" w:sz="0" w:space="0" w:color="000000"/>
-                <w:left w:val="none" w:sz="0" w:space="0" w:color="000000"/>
-                <w:right w:val="none" w:sz="0" w:space="0" w:color="000000"/>
-              </w:pBdr>
-              <w:spacing w:after="100" w:before="100" w:line="240"/>
-              <w:ind w:left="100" w:right="100" w:firstLine="0" w:firstLineChars="0"/>
-              <w:rPr>
-                <w:rFonts w:ascii="Helvetica" w:hAnsi="Helvetica" w:eastAsia="Helvetica" w:cs="Helvetica"/>
-                <w:i w:val="false"/>
-                <w:b w:val="false"/>
-                <w:u w:val="none"/>
-                <w:strike w:val="false"/>
-                <w:sz w:val="22"/>
-                <w:szCs w:val="22"/>
-                <w:color w:val="000000"/>
-              </w:rPr>
-            </w:pPr>
-            <w:r>
-              <w:rPr>
-                <w:rFonts w:ascii="Helvetica" w:hAnsi="Helvetica" w:eastAsia="Helvetica" w:cs="Helvetica"/>
-                <w:i w:val="false"/>
-                <w:b w:val="false"/>
-                <w:u w:val="none"/>
-                <w:strike w:val="false"/>
-                <w:sz w:val="22"/>
-                <w:szCs w:val="22"/>
-                <w:color w:val="000000"/>
-              </w:rPr>
-              <w:t xml:space="preserve">Clean Development Mechanism</w:t>
-            </w:r>
-          </w:p>
-        </w:tc>
-        <w:tc>
-          <w:tcPr>
-            <w:tcBorders>
+              <w:pBdr>
+                <w:top w:val="none" w:sz="0" w:space="0" w:color="000000"/>
+                <w:left w:val="none" w:sz="0" w:space="0" w:color="000000"/>
+                <w:bottom w:val="none" w:sz="0" w:space="0" w:color="000000"/>
+                <w:right w:val="none" w:sz="0" w:space="0" w:color="000000"/>
+              </w:pBdr>
+              <w:spacing w:before="100" w:after="100"/>
+              <w:ind w:left="100" w:right="100"/>
+              <w:rPr>
+                <w:rFonts w:ascii="Helvetica" w:eastAsia="Helvetica" w:hAnsi="Helvetica" w:cs="Helvetica"/>
+                <w:color w:val="000000"/>
+                <w:sz w:val="22"/>
+                <w:szCs w:val="22"/>
+              </w:rPr>
+            </w:pPr>
+            <w:r>
+              <w:rPr>
+                <w:rFonts w:ascii="Helvetica" w:eastAsia="Helvetica" w:hAnsi="Helvetica" w:cs="Helvetica"/>
+                <w:color w:val="000000"/>
+                <w:sz w:val="22"/>
+                <w:szCs w:val="22"/>
+              </w:rPr>
+              <w:t>Clean Development Mechanism</w:t>
+            </w:r>
+          </w:p>
+        </w:tc>
+        <w:tc>
+          <w:tcPr>
+            <w:tcW w:w="470" w:type="pct"/>
+            <w:tcBorders>
+              <w:top w:val="single" w:sz="6" w:space="0" w:color="666666"/>
+              <w:left w:val="none" w:sz="0" w:space="0" w:color="000000"/>
               <w:bottom w:val="single" w:sz="6" w:space="0" w:color="666666"/>
-              <w:top w:val="single" w:sz="6" w:space="0" w:color="666666"/>
-              <w:left w:val="none" w:sz="0" w:space="0" w:color="000000"/>
               <w:right w:val="none" w:sz="0" w:space="0" w:color="000000"/>
             </w:tcBorders>
             <w:shd w:val="clear" w:color="auto" w:fill="FFFFFF"/>
             <w:tcMar>
               <w:top w:w="0" w:type="dxa"/>
+              <w:left w:w="0" w:type="dxa"/>
               <w:bottom w:w="0" w:type="dxa"/>
-              <w:left w:w="0" w:type="dxa"/>
               <w:right w:w="0" w:type="dxa"/>
             </w:tcMar>
             <w:vAlign w:val="center"/>
           </w:tcPr>
           <w:p>
             <w:pPr>
-              <w:jc w:val="left"/>
-              <w:pBdr>
-                <w:bottom w:val="none" w:sz="0" w:space="0" w:color="000000"/>
-                <w:top w:val="none" w:sz="0" w:space="0" w:color="000000"/>
-                <w:left w:val="none" w:sz="0" w:space="0" w:color="000000"/>
-                <w:right w:val="none" w:sz="0" w:space="0" w:color="000000"/>
-              </w:pBdr>
-              <w:spacing w:after="100" w:before="100" w:line="240"/>
-              <w:ind w:left="100" w:right="100" w:firstLine="0" w:firstLineChars="0"/>
-              <w:rPr>
-                <w:rFonts w:ascii="Helvetica" w:hAnsi="Helvetica" w:eastAsia="Helvetica" w:cs="Helvetica"/>
-                <w:i w:val="false"/>
-                <w:b w:val="false"/>
-                <w:u w:val="none"/>
-                <w:strike w:val="false"/>
-                <w:sz w:val="22"/>
-                <w:szCs w:val="22"/>
-                <w:color w:val="000000"/>
-              </w:rPr>
-            </w:pPr>
-            <w:r>
-              <w:rPr>
-                <w:rFonts w:ascii="Helvetica" w:hAnsi="Helvetica" w:eastAsia="Helvetica" w:cs="Helvetica"/>
-                <w:i w:val="false"/>
-                <w:b w:val="false"/>
-                <w:u w:val="none"/>
-                <w:strike w:val="false"/>
-                <w:sz w:val="22"/>
-                <w:szCs w:val="22"/>
-                <w:color w:val="000000"/>
-              </w:rPr>
-              <w:t xml:space="preserve">12</w:t>
-            </w:r>
-          </w:p>
-        </w:tc>
-        <w:tc>
-          <w:tcPr>
-            <w:tcBorders>
+              <w:pBdr>
+                <w:top w:val="none" w:sz="0" w:space="0" w:color="000000"/>
+                <w:left w:val="none" w:sz="0" w:space="0" w:color="000000"/>
+                <w:bottom w:val="none" w:sz="0" w:space="0" w:color="000000"/>
+                <w:right w:val="none" w:sz="0" w:space="0" w:color="000000"/>
+              </w:pBdr>
+              <w:spacing w:before="100" w:after="100"/>
+              <w:ind w:left="100" w:right="100"/>
+              <w:rPr>
+                <w:rFonts w:ascii="Helvetica" w:eastAsia="Helvetica" w:hAnsi="Helvetica" w:cs="Helvetica"/>
+                <w:color w:val="000000"/>
+                <w:sz w:val="22"/>
+                <w:szCs w:val="22"/>
+              </w:rPr>
+            </w:pPr>
+            <w:r>
+              <w:rPr>
+                <w:rFonts w:ascii="Helvetica" w:eastAsia="Helvetica" w:hAnsi="Helvetica" w:cs="Helvetica"/>
+                <w:color w:val="000000"/>
+                <w:sz w:val="22"/>
+                <w:szCs w:val="22"/>
+              </w:rPr>
+              <w:t>12</w:t>
+            </w:r>
+          </w:p>
+        </w:tc>
+        <w:tc>
+          <w:tcPr>
+            <w:tcW w:w="2197" w:type="pct"/>
+            <w:tcBorders>
+              <w:top w:val="single" w:sz="6" w:space="0" w:color="666666"/>
+              <w:left w:val="none" w:sz="0" w:space="0" w:color="000000"/>
               <w:bottom w:val="single" w:sz="6" w:space="0" w:color="666666"/>
-              <w:top w:val="single" w:sz="6" w:space="0" w:color="666666"/>
-              <w:left w:val="none" w:sz="0" w:space="0" w:color="000000"/>
               <w:right w:val="none" w:sz="0" w:space="0" w:color="000000"/>
             </w:tcBorders>
             <w:shd w:val="clear" w:color="auto" w:fill="FFFFFF"/>
             <w:tcMar>
               <w:top w:w="0" w:type="dxa"/>
+              <w:left w:w="0" w:type="dxa"/>
               <w:bottom w:w="0" w:type="dxa"/>
-              <w:left w:w="0" w:type="dxa"/>
               <w:right w:w="0" w:type="dxa"/>
             </w:tcMar>
             <w:vAlign w:val="center"/>
           </w:tcPr>
           <w:p>
             <w:pPr>
-              <w:jc w:val="left"/>
-              <w:pBdr>
-                <w:bottom w:val="none" w:sz="0" w:space="0" w:color="000000"/>
-                <w:top w:val="none" w:sz="0" w:space="0" w:color="000000"/>
-                <w:left w:val="none" w:sz="0" w:space="0" w:color="000000"/>
-                <w:right w:val="none" w:sz="0" w:space="0" w:color="000000"/>
-              </w:pBdr>
-              <w:spacing w:after="100" w:before="100" w:line="240"/>
-              <w:ind w:left="100" w:right="100" w:firstLine="0" w:firstLineChars="0"/>
-              <w:rPr>
-                <w:rFonts w:ascii="Helvetica" w:hAnsi="Helvetica" w:eastAsia="Helvetica" w:cs="Helvetica"/>
-                <w:i w:val="false"/>
-                <w:b w:val="false"/>
-                <w:u w:val="none"/>
-                <w:strike w:val="false"/>
-                <w:sz w:val="22"/>
-                <w:szCs w:val="22"/>
-                <w:color w:val="000000"/>
-              </w:rPr>
-            </w:pPr>
-            <w:r>
-              <w:rPr>
-                <w:rFonts w:ascii="Helvetica" w:hAnsi="Helvetica" w:eastAsia="Helvetica" w:cs="Helvetica"/>
-                <w:i w:val="false"/>
-                <w:b w:val="false"/>
-                <w:u w:val="none"/>
-                <w:strike w:val="false"/>
-                <w:sz w:val="22"/>
-                <w:szCs w:val="22"/>
-                <w:color w:val="000000"/>
-              </w:rPr>
-              <w:t xml:space="preserve">AR-ACM0001 Afforestation and reforestation of degraded land (3.0); AR-ACM0001 Afforestation and reforestation of degraded land (4.0); AR-ACM0003 Afforestation and reforestation of lands except wetlands (1.0.0); AR-AM0001 Reforestation of degraded land (2.0); AR-AM0002 Restoration of degraded lands through afforestation/reforestation (1.0); AR-AM0002 Restoration of degraded lands through afforestation/reforestation (3.0); AR-AM0003 Afforestation and reforestation of degraded land through tree planting, assisted natural regeneration and control of animal grazing (4.0); AR-AM0004 Reforestation or afforestation of land currently under agricultural use (3.0); AR-AM0004 Reforestation or afforestation of land currently under agricultural use (4.0); AR-AM0005 Afforestation and reforestation project activities implemented for industrial and/or commercial uses (1.0); AR-AM0005 Afforestation and reforestation project activities implemented for industrial and/or commercial uses (3.0); AR-AM0010 Afforestation and reforestation project activities implemented on unmanaged grassland in reserve/protected areas (4.0)</w:t>
+              <w:pBdr>
+                <w:top w:val="none" w:sz="0" w:space="0" w:color="000000"/>
+                <w:left w:val="none" w:sz="0" w:space="0" w:color="000000"/>
+                <w:bottom w:val="none" w:sz="0" w:space="0" w:color="000000"/>
+                <w:right w:val="none" w:sz="0" w:space="0" w:color="000000"/>
+              </w:pBdr>
+              <w:spacing w:before="100" w:after="100"/>
+              <w:ind w:left="100" w:right="100"/>
+              <w:rPr>
+                <w:rFonts w:ascii="Helvetica" w:eastAsia="Helvetica" w:hAnsi="Helvetica" w:cs="Helvetica"/>
+                <w:color w:val="000000"/>
+                <w:sz w:val="22"/>
+                <w:szCs w:val="22"/>
+              </w:rPr>
+            </w:pPr>
+            <w:r>
+              <w:rPr>
+                <w:rFonts w:ascii="Helvetica" w:eastAsia="Helvetica" w:hAnsi="Helvetica" w:cs="Helvetica"/>
+                <w:color w:val="000000"/>
+                <w:sz w:val="22"/>
+                <w:szCs w:val="22"/>
+              </w:rPr>
+              <w:t xml:space="preserve">AR-ACM0001 Afforestation and reforestation of degraded land (3.0); AR-ACM0001 Afforestation and reforestation of degraded land (4.0); AR-ACM0003 Afforestation and reforestation of lands except wetlands (1.0.0); AR-AM0001 Reforestation of degraded land (2.0); AR-AM0002 Restoration of degraded lands through afforestation/reforestation (1.0); AR-AM0002 Restoration of degraded lands through afforestation/reforestation (3.0); AR-AM0003 Afforestation and reforestation of degraded land through tree planting, assisted natural regeneration and control of animal grazing (4.0); AR-AM0004 Reforestation or afforestation of land currently under agricultural use (3.0); AR-AM0004 Reforestation or afforestation of land currently under agricultural use (4.0); AR-AM0005 Afforestation and reforestation project activities implemented for industrial and/or commercial uses (1.0); AR-AM0005 Afforestation and </w:t>
+            </w:r>
+            <w:r>
+              <w:rPr>
+                <w:rFonts w:ascii="Helvetica" w:eastAsia="Helvetica" w:hAnsi="Helvetica" w:cs="Helvetica"/>
+                <w:color w:val="000000"/>
+                <w:sz w:val="22"/>
+                <w:szCs w:val="22"/>
+              </w:rPr>
+              <w:lastRenderedPageBreak/>
+              <w:t>reforestation project activities implemented for industrial and/or commercial uses (3.0); AR-AM0010 Afforestation and reforestation project activities implemented on unmanaged grassland in reserve/protected areas (4.0)</w:t>
+            </w:r>
+          </w:p>
+        </w:tc>
+        <w:tc>
+          <w:tcPr>
+            <w:tcW w:w="1562" w:type="pct"/>
+            <w:tcBorders>
+              <w:top w:val="single" w:sz="6" w:space="0" w:color="666666"/>
+              <w:left w:val="none" w:sz="0" w:space="0" w:color="000000"/>
+              <w:bottom w:val="single" w:sz="6" w:space="0" w:color="666666"/>
+              <w:right w:val="none" w:sz="0" w:space="0" w:color="000000"/>
+            </w:tcBorders>
+            <w:shd w:val="clear" w:color="auto" w:fill="FFFFFF"/>
+          </w:tcPr>
+          <w:p>
+            <w:pPr>
+              <w:pBdr>
+                <w:top w:val="none" w:sz="0" w:space="0" w:color="000000"/>
+                <w:left w:val="none" w:sz="0" w:space="0" w:color="000000"/>
+                <w:bottom w:val="none" w:sz="0" w:space="0" w:color="000000"/>
+                <w:right w:val="none" w:sz="0" w:space="0" w:color="000000"/>
+              </w:pBdr>
+              <w:spacing w:before="100" w:after="100"/>
+              <w:ind w:left="100" w:right="100"/>
+              <w:rPr>
+                <w:rFonts w:ascii="Helvetica" w:eastAsia="Helvetica" w:hAnsi="Helvetica" w:cs="Helvetica"/>
+                <w:color w:val="000000"/>
+                <w:sz w:val="22"/>
+                <w:szCs w:val="22"/>
+              </w:rPr>
+            </w:pPr>
+            <w:r>
+              <w:rPr>
+                <w:rFonts w:ascii="Helvetica" w:eastAsia="Helvetica" w:hAnsi="Helvetica" w:cs="Helvetica"/>
+                <w:color w:val="000000"/>
+                <w:sz w:val="22"/>
+                <w:szCs w:val="22"/>
+              </w:rPr>
+              <w:lastRenderedPageBreak/>
+              <w:t>An investment and credit scheme that allows a country with an emission-reduction or emission-limitation commitment under the Kyoto Protocol to develop emission-reduction projects in developing countries</w:t>
             </w:r>
           </w:p>
         </w:tc>
       </w:tr>
       <w:tr>
         <w:trPr>
-          <w:trHeight w:val="621" w:hRule="auto"/>
+          <w:jc w:val="center"/>
         </w:trPr>
-        body 7
-        <w:tc>
-          <w:tcPr>
-            <w:tcBorders>
+        <w:tc>
+          <w:tcPr>
+            <w:tcW w:w="771" w:type="pct"/>
+            <w:tcBorders>
+              <w:top w:val="single" w:sz="6" w:space="0" w:color="666666"/>
+              <w:left w:val="none" w:sz="0" w:space="0" w:color="000000"/>
               <w:bottom w:val="single" w:sz="6" w:space="0" w:color="666666"/>
-              <w:top w:val="single" w:sz="6" w:space="0" w:color="666666"/>
-              <w:left w:val="none" w:sz="0" w:space="0" w:color="000000"/>
               <w:right w:val="none" w:sz="0" w:space="0" w:color="000000"/>
             </w:tcBorders>
             <w:shd w:val="clear" w:color="auto" w:fill="FFFFFF"/>
             <w:tcMar>
               <w:top w:w="0" w:type="dxa"/>
+              <w:left w:w="0" w:type="dxa"/>
               <w:bottom w:w="0" w:type="dxa"/>
-              <w:left w:w="0" w:type="dxa"/>
               <w:right w:w="0" w:type="dxa"/>
             </w:tcMar>
             <w:vAlign w:val="center"/>
           </w:tcPr>
           <w:p>
             <w:pPr>
-              <w:jc w:val="left"/>
-              <w:pBdr>
-                <w:bottom w:val="none" w:sz="0" w:space="0" w:color="000000"/>
-                <w:top w:val="none" w:sz="0" w:space="0" w:color="000000"/>
-                <w:left w:val="none" w:sz="0" w:space="0" w:color="000000"/>
-                <w:right w:val="none" w:sz="0" w:space="0" w:color="000000"/>
-              </w:pBdr>
-              <w:spacing w:after="100" w:before="100" w:line="240"/>
-              <w:ind w:left="100" w:right="100" w:firstLine="0" w:firstLineChars="0"/>
-              <w:rPr>
-                <w:rFonts w:ascii="Helvetica" w:hAnsi="Helvetica" w:eastAsia="Helvetica" w:cs="Helvetica"/>
-                <w:i w:val="false"/>
-                <w:b w:val="false"/>
-                <w:u w:val="none"/>
-                <w:strike w:val="false"/>
-                <w:sz w:val="22"/>
-                <w:szCs w:val="22"/>
-                <w:color w:val="000000"/>
-              </w:rPr>
-            </w:pPr>
-            <w:r>
-              <w:rPr>
-                <w:rFonts w:ascii="Helvetica" w:hAnsi="Helvetica" w:eastAsia="Helvetica" w:cs="Helvetica"/>
-                <w:i w:val="false"/>
-                <w:b w:val="false"/>
-                <w:u w:val="none"/>
-                <w:strike w:val="false"/>
-                <w:sz w:val="22"/>
-                <w:szCs w:val="22"/>
-                <w:color w:val="000000"/>
-              </w:rPr>
-              <w:t xml:space="preserve">Climate Action Reserve</w:t>
-            </w:r>
-          </w:p>
-        </w:tc>
-        <w:tc>
-          <w:tcPr>
-            <w:tcBorders>
+              <w:pBdr>
+                <w:top w:val="none" w:sz="0" w:space="0" w:color="000000"/>
+                <w:left w:val="none" w:sz="0" w:space="0" w:color="000000"/>
+                <w:bottom w:val="none" w:sz="0" w:space="0" w:color="000000"/>
+                <w:right w:val="none" w:sz="0" w:space="0" w:color="000000"/>
+              </w:pBdr>
+              <w:spacing w:before="100" w:after="100"/>
+              <w:ind w:left="100" w:right="100"/>
+              <w:rPr>
+                <w:rFonts w:ascii="Helvetica" w:eastAsia="Helvetica" w:hAnsi="Helvetica" w:cs="Helvetica"/>
+                <w:color w:val="000000"/>
+                <w:sz w:val="22"/>
+                <w:szCs w:val="22"/>
+              </w:rPr>
+            </w:pPr>
+            <w:r>
+              <w:rPr>
+                <w:rFonts w:ascii="Helvetica" w:eastAsia="Helvetica" w:hAnsi="Helvetica" w:cs="Helvetica"/>
+                <w:color w:val="000000"/>
+                <w:sz w:val="22"/>
+                <w:szCs w:val="22"/>
+              </w:rPr>
+              <w:t>Climate Action Reserve</w:t>
+            </w:r>
+          </w:p>
+        </w:tc>
+        <w:tc>
+          <w:tcPr>
+            <w:tcW w:w="470" w:type="pct"/>
+            <w:tcBorders>
+              <w:top w:val="single" w:sz="6" w:space="0" w:color="666666"/>
+              <w:left w:val="none" w:sz="0" w:space="0" w:color="000000"/>
               <w:bottom w:val="single" w:sz="6" w:space="0" w:color="666666"/>
-              <w:top w:val="single" w:sz="6" w:space="0" w:color="666666"/>
-              <w:left w:val="none" w:sz="0" w:space="0" w:color="000000"/>
               <w:right w:val="none" w:sz="0" w:space="0" w:color="000000"/>
             </w:tcBorders>
             <w:shd w:val="clear" w:color="auto" w:fill="FFFFFF"/>
             <w:tcMar>
               <w:top w:w="0" w:type="dxa"/>
+              <w:left w:w="0" w:type="dxa"/>
               <w:bottom w:w="0" w:type="dxa"/>
-              <w:left w:w="0" w:type="dxa"/>
               <w:right w:w="0" w:type="dxa"/>
             </w:tcMar>
             <w:vAlign w:val="center"/>
           </w:tcPr>
           <w:p>
             <w:pPr>
-              <w:jc w:val="left"/>
-              <w:pBdr>
-                <w:bottom w:val="none" w:sz="0" w:space="0" w:color="000000"/>
-                <w:top w:val="none" w:sz="0" w:space="0" w:color="000000"/>
-                <w:left w:val="none" w:sz="0" w:space="0" w:color="000000"/>
-                <w:right w:val="none" w:sz="0" w:space="0" w:color="000000"/>
-              </w:pBdr>
-              <w:spacing w:after="100" w:before="100" w:line="240"/>
-              <w:ind w:left="100" w:right="100" w:firstLine="0" w:firstLineChars="0"/>
-              <w:rPr>
-                <w:rFonts w:ascii="Helvetica" w:hAnsi="Helvetica" w:eastAsia="Helvetica" w:cs="Helvetica"/>
-                <w:i w:val="false"/>
-                <w:b w:val="false"/>
-                <w:u w:val="none"/>
-                <w:strike w:val="false"/>
-                <w:sz w:val="22"/>
-                <w:szCs w:val="22"/>
-                <w:color w:val="000000"/>
-              </w:rPr>
-            </w:pPr>
-            <w:r>
-              <w:rPr>
-                <w:rFonts w:ascii="Helvetica" w:hAnsi="Helvetica" w:eastAsia="Helvetica" w:cs="Helvetica"/>
-                <w:i w:val="false"/>
-                <w:b w:val="false"/>
-                <w:u w:val="none"/>
-                <w:strike w:val="false"/>
-                <w:sz w:val="22"/>
-                <w:szCs w:val="22"/>
-                <w:color w:val="000000"/>
-              </w:rPr>
-              <w:t xml:space="preserve">7</w:t>
-            </w:r>
-          </w:p>
-        </w:tc>
-        <w:tc>
-          <w:tcPr>
-            <w:tcBorders>
+              <w:pBdr>
+                <w:top w:val="none" w:sz="0" w:space="0" w:color="000000"/>
+                <w:left w:val="none" w:sz="0" w:space="0" w:color="000000"/>
+                <w:bottom w:val="none" w:sz="0" w:space="0" w:color="000000"/>
+                <w:right w:val="none" w:sz="0" w:space="0" w:color="000000"/>
+              </w:pBdr>
+              <w:spacing w:before="100" w:after="100"/>
+              <w:ind w:left="100" w:right="100"/>
+              <w:rPr>
+                <w:rFonts w:ascii="Helvetica" w:eastAsia="Helvetica" w:hAnsi="Helvetica" w:cs="Helvetica"/>
+                <w:color w:val="000000"/>
+                <w:sz w:val="22"/>
+                <w:szCs w:val="22"/>
+              </w:rPr>
+            </w:pPr>
+            <w:r>
+              <w:rPr>
+                <w:rFonts w:ascii="Helvetica" w:eastAsia="Helvetica" w:hAnsi="Helvetica" w:cs="Helvetica"/>
+                <w:color w:val="000000"/>
+                <w:sz w:val="22"/>
+                <w:szCs w:val="22"/>
+              </w:rPr>
+              <w:t>7</w:t>
+            </w:r>
+          </w:p>
+        </w:tc>
+        <w:tc>
+          <w:tcPr>
+            <w:tcW w:w="2197" w:type="pct"/>
+            <w:tcBorders>
+              <w:top w:val="single" w:sz="6" w:space="0" w:color="666666"/>
+              <w:left w:val="none" w:sz="0" w:space="0" w:color="000000"/>
               <w:bottom w:val="single" w:sz="6" w:space="0" w:color="666666"/>
-              <w:top w:val="single" w:sz="6" w:space="0" w:color="666666"/>
-              <w:left w:val="none" w:sz="0" w:space="0" w:color="000000"/>
               <w:right w:val="none" w:sz="0" w:space="0" w:color="000000"/>
             </w:tcBorders>
             <w:shd w:val="clear" w:color="auto" w:fill="FFFFFF"/>
             <w:tcMar>
               <w:top w:w="0" w:type="dxa"/>
+              <w:left w:w="0" w:type="dxa"/>
               <w:bottom w:w="0" w:type="dxa"/>
-              <w:left w:w="0" w:type="dxa"/>
               <w:right w:w="0" w:type="dxa"/>
             </w:tcMar>
             <w:vAlign w:val="center"/>
           </w:tcPr>
           <w:p>
             <w:pPr>
-              <w:jc w:val="left"/>
-              <w:pBdr>
-                <w:bottom w:val="none" w:sz="0" w:space="0" w:color="000000"/>
-                <w:top w:val="none" w:sz="0" w:space="0" w:color="000000"/>
-                <w:left w:val="none" w:sz="0" w:space="0" w:color="000000"/>
-                <w:right w:val="none" w:sz="0" w:space="0" w:color="000000"/>
-              </w:pBdr>
-              <w:spacing w:after="100" w:before="100" w:line="240"/>
-              <w:ind w:left="100" w:right="100" w:firstLine="0" w:firstLineChars="0"/>
-              <w:rPr>
-                <w:rFonts w:ascii="Helvetica" w:hAnsi="Helvetica" w:eastAsia="Helvetica" w:cs="Helvetica"/>
-                <w:i w:val="false"/>
-                <w:b w:val="false"/>
-                <w:u w:val="none"/>
-                <w:strike w:val="false"/>
-                <w:sz w:val="22"/>
-                <w:szCs w:val="22"/>
-                <w:color w:val="000000"/>
-              </w:rPr>
-            </w:pPr>
-            <w:r>
-              <w:rPr>
-                <w:rFonts w:ascii="Helvetica" w:hAnsi="Helvetica" w:eastAsia="Helvetica" w:cs="Helvetica"/>
-                <w:i w:val="false"/>
-                <w:b w:val="false"/>
-                <w:u w:val="none"/>
-                <w:strike w:val="false"/>
-                <w:sz w:val="22"/>
-                <w:szCs w:val="22"/>
-                <w:color w:val="000000"/>
-              </w:rPr>
-              <w:t xml:space="preserve">Conservation-Based Forest Management  (Version 2.1); Forestry - MX  (Version 1.4); Forestry - MX  (Version 1.5); Forestry - MX  (Version 2.0); Forestry - MX  (Version 3.0); Improved Forest Management  (Version 3.1); Improved Forest Management  (Version 3.2)</w:t>
+              <w:pBdr>
+                <w:top w:val="none" w:sz="0" w:space="0" w:color="000000"/>
+                <w:left w:val="none" w:sz="0" w:space="0" w:color="000000"/>
+                <w:bottom w:val="none" w:sz="0" w:space="0" w:color="000000"/>
+                <w:right w:val="none" w:sz="0" w:space="0" w:color="000000"/>
+              </w:pBdr>
+              <w:spacing w:before="100" w:after="100"/>
+              <w:ind w:left="100" w:right="100"/>
+              <w:rPr>
+                <w:rFonts w:ascii="Helvetica" w:eastAsia="Helvetica" w:hAnsi="Helvetica" w:cs="Helvetica"/>
+                <w:color w:val="000000"/>
+                <w:sz w:val="22"/>
+                <w:szCs w:val="22"/>
+              </w:rPr>
+            </w:pPr>
+            <w:r>
+              <w:rPr>
+                <w:rFonts w:ascii="Helvetica" w:eastAsia="Helvetica" w:hAnsi="Helvetica" w:cs="Helvetica"/>
+                <w:color w:val="000000"/>
+                <w:sz w:val="22"/>
+                <w:szCs w:val="22"/>
+              </w:rPr>
+              <w:t xml:space="preserve">Conservation-Based Forest </w:t>
+            </w:r>
+            <w:proofErr w:type="gramStart"/>
+            <w:r>
+              <w:rPr>
+                <w:rFonts w:ascii="Helvetica" w:eastAsia="Helvetica" w:hAnsi="Helvetica" w:cs="Helvetica"/>
+                <w:color w:val="000000"/>
+                <w:sz w:val="22"/>
+                <w:szCs w:val="22"/>
+              </w:rPr>
+              <w:t>Management  (</w:t>
+            </w:r>
+            <w:proofErr w:type="gramEnd"/>
+            <w:r>
+              <w:rPr>
+                <w:rFonts w:ascii="Helvetica" w:eastAsia="Helvetica" w:hAnsi="Helvetica" w:cs="Helvetica"/>
+                <w:color w:val="000000"/>
+                <w:sz w:val="22"/>
+                <w:szCs w:val="22"/>
+              </w:rPr>
+              <w:t xml:space="preserve">Version 2.1); Forestry - </w:t>
+            </w:r>
+            <w:proofErr w:type="gramStart"/>
+            <w:r>
+              <w:rPr>
+                <w:rFonts w:ascii="Helvetica" w:eastAsia="Helvetica" w:hAnsi="Helvetica" w:cs="Helvetica"/>
+                <w:color w:val="000000"/>
+                <w:sz w:val="22"/>
+                <w:szCs w:val="22"/>
+              </w:rPr>
+              <w:t>MX  (</w:t>
+            </w:r>
+            <w:proofErr w:type="gramEnd"/>
+            <w:r>
+              <w:rPr>
+                <w:rFonts w:ascii="Helvetica" w:eastAsia="Helvetica" w:hAnsi="Helvetica" w:cs="Helvetica"/>
+                <w:color w:val="000000"/>
+                <w:sz w:val="22"/>
+                <w:szCs w:val="22"/>
+              </w:rPr>
+              <w:t xml:space="preserve">Version 1.4); Forestry </w:t>
+            </w:r>
+            <w:r>
+              <w:rPr>
+                <w:rFonts w:ascii="Helvetica" w:eastAsia="Helvetica" w:hAnsi="Helvetica" w:cs="Helvetica"/>
+                <w:color w:val="000000"/>
+                <w:sz w:val="22"/>
+                <w:szCs w:val="22"/>
+              </w:rPr>
+              <w:t>–</w:t>
+            </w:r>
+            <w:r>
+              <w:rPr>
+                <w:rFonts w:ascii="Helvetica" w:eastAsia="Helvetica" w:hAnsi="Helvetica" w:cs="Helvetica"/>
+                <w:color w:val="000000"/>
+                <w:sz w:val="22"/>
+                <w:szCs w:val="22"/>
+              </w:rPr>
+              <w:t xml:space="preserve"> </w:t>
+            </w:r>
+            <w:proofErr w:type="gramStart"/>
+            <w:r>
+              <w:rPr>
+                <w:rFonts w:ascii="Helvetica" w:eastAsia="Helvetica" w:hAnsi="Helvetica" w:cs="Helvetica"/>
+                <w:color w:val="000000"/>
+                <w:sz w:val="22"/>
+                <w:szCs w:val="22"/>
+              </w:rPr>
+              <w:t>MX  (</w:t>
+            </w:r>
+            <w:proofErr w:type="gramEnd"/>
+            <w:r>
+              <w:rPr>
+                <w:rFonts w:ascii="Helvetica" w:eastAsia="Helvetica" w:hAnsi="Helvetica" w:cs="Helvetica"/>
+                <w:color w:val="000000"/>
+                <w:sz w:val="22"/>
+                <w:szCs w:val="22"/>
+              </w:rPr>
+              <w:t>Version 1.5)</w:t>
+            </w:r>
+            <w:r>
+              <w:rPr>
+                <w:rFonts w:ascii="Helvetica" w:eastAsia="Helvetica" w:hAnsi="Helvetica" w:cs="Helvetica"/>
+                <w:color w:val="000000"/>
+                <w:sz w:val="22"/>
+                <w:szCs w:val="22"/>
+              </w:rPr>
+              <w:t xml:space="preserve">; </w:t>
+            </w:r>
+            <w:r>
+              <w:rPr>
+                <w:rFonts w:ascii="Helvetica" w:eastAsia="Helvetica" w:hAnsi="Helvetica" w:cs="Helvetica"/>
+                <w:color w:val="000000"/>
+                <w:sz w:val="22"/>
+                <w:szCs w:val="22"/>
+              </w:rPr>
+              <w:t xml:space="preserve">Forestry - </w:t>
+            </w:r>
+            <w:proofErr w:type="gramStart"/>
+            <w:r>
+              <w:rPr>
+                <w:rFonts w:ascii="Helvetica" w:eastAsia="Helvetica" w:hAnsi="Helvetica" w:cs="Helvetica"/>
+                <w:color w:val="000000"/>
+                <w:sz w:val="22"/>
+                <w:szCs w:val="22"/>
+              </w:rPr>
+              <w:t>MX  (</w:t>
+            </w:r>
+            <w:proofErr w:type="gramEnd"/>
+            <w:r>
+              <w:rPr>
+                <w:rFonts w:ascii="Helvetica" w:eastAsia="Helvetica" w:hAnsi="Helvetica" w:cs="Helvetica"/>
+                <w:color w:val="000000"/>
+                <w:sz w:val="22"/>
+                <w:szCs w:val="22"/>
+              </w:rPr>
+              <w:t xml:space="preserve">Version 2.0); Forestry - </w:t>
+            </w:r>
+            <w:proofErr w:type="gramStart"/>
+            <w:r>
+              <w:rPr>
+                <w:rFonts w:ascii="Helvetica" w:eastAsia="Helvetica" w:hAnsi="Helvetica" w:cs="Helvetica"/>
+                <w:color w:val="000000"/>
+                <w:sz w:val="22"/>
+                <w:szCs w:val="22"/>
+              </w:rPr>
+              <w:t>MX  (</w:t>
+            </w:r>
+            <w:proofErr w:type="gramEnd"/>
+            <w:r>
+              <w:rPr>
+                <w:rFonts w:ascii="Helvetica" w:eastAsia="Helvetica" w:hAnsi="Helvetica" w:cs="Helvetica"/>
+                <w:color w:val="000000"/>
+                <w:sz w:val="22"/>
+                <w:szCs w:val="22"/>
+              </w:rPr>
+              <w:t xml:space="preserve">Version 3.0); Improved Forest </w:t>
+            </w:r>
+            <w:proofErr w:type="gramStart"/>
+            <w:r>
+              <w:rPr>
+                <w:rFonts w:ascii="Helvetica" w:eastAsia="Helvetica" w:hAnsi="Helvetica" w:cs="Helvetica"/>
+                <w:color w:val="000000"/>
+                <w:sz w:val="22"/>
+                <w:szCs w:val="22"/>
+              </w:rPr>
+              <w:t>Management  (</w:t>
+            </w:r>
+            <w:proofErr w:type="gramEnd"/>
+            <w:r>
+              <w:rPr>
+                <w:rFonts w:ascii="Helvetica" w:eastAsia="Helvetica" w:hAnsi="Helvetica" w:cs="Helvetica"/>
+                <w:color w:val="000000"/>
+                <w:sz w:val="22"/>
+                <w:szCs w:val="22"/>
+              </w:rPr>
+              <w:t xml:space="preserve">Version 3.1); Improved Forest </w:t>
+            </w:r>
+            <w:proofErr w:type="gramStart"/>
+            <w:r>
+              <w:rPr>
+                <w:rFonts w:ascii="Helvetica" w:eastAsia="Helvetica" w:hAnsi="Helvetica" w:cs="Helvetica"/>
+                <w:color w:val="000000"/>
+                <w:sz w:val="22"/>
+                <w:szCs w:val="22"/>
+              </w:rPr>
+              <w:t>Management  (</w:t>
+            </w:r>
+            <w:proofErr w:type="gramEnd"/>
+            <w:r>
+              <w:rPr>
+                <w:rFonts w:ascii="Helvetica" w:eastAsia="Helvetica" w:hAnsi="Helvetica" w:cs="Helvetica"/>
+                <w:color w:val="000000"/>
+                <w:sz w:val="22"/>
+                <w:szCs w:val="22"/>
+              </w:rPr>
+              <w:t>Version 3.2)</w:t>
+            </w:r>
+          </w:p>
+        </w:tc>
+        <w:tc>
+          <w:tcPr>
+            <w:tcW w:w="1562" w:type="pct"/>
+            <w:tcBorders>
+              <w:top w:val="single" w:sz="6" w:space="0" w:color="666666"/>
+              <w:left w:val="none" w:sz="0" w:space="0" w:color="000000"/>
+              <w:bottom w:val="single" w:sz="6" w:space="0" w:color="666666"/>
+              <w:right w:val="none" w:sz="0" w:space="0" w:color="000000"/>
+            </w:tcBorders>
+            <w:shd w:val="clear" w:color="auto" w:fill="FFFFFF"/>
+          </w:tcPr>
+          <w:p>
+            <w:pPr>
+              <w:pBdr>
+                <w:top w:val="none" w:sz="0" w:space="0" w:color="000000"/>
+                <w:left w:val="none" w:sz="0" w:space="0" w:color="000000"/>
+                <w:bottom w:val="none" w:sz="0" w:space="0" w:color="000000"/>
+                <w:right w:val="none" w:sz="0" w:space="0" w:color="000000"/>
+              </w:pBdr>
+              <w:spacing w:before="100" w:after="100"/>
+              <w:ind w:left="100" w:right="100"/>
+              <w:rPr>
+                <w:rFonts w:ascii="Helvetica" w:eastAsia="Helvetica" w:hAnsi="Helvetica" w:cs="Helvetica"/>
+                <w:color w:val="000000"/>
+                <w:sz w:val="22"/>
+                <w:szCs w:val="22"/>
+              </w:rPr>
+            </w:pPr>
+            <w:r>
+              <w:rPr>
+                <w:rFonts w:ascii="Helvetica" w:eastAsia="Helvetica" w:hAnsi="Helvetica" w:cs="Helvetica"/>
+                <w:color w:val="000000"/>
+                <w:sz w:val="22"/>
+                <w:szCs w:val="22"/>
+              </w:rPr>
+              <w:t>An offset registry for global carbon markets with projects primarily in North and Central America, and China.</w:t>
             </w:r>
           </w:p>
         </w:tc>
       </w:tr>
       <w:tr>
         <w:trPr>
-          <w:trHeight w:val="621" w:hRule="auto"/>
+          <w:jc w:val="center"/>
         </w:trPr>
-        body 8
-        <w:tc>
-          <w:tcPr>
-            <w:tcBorders>
+        <w:tc>
+          <w:tcPr>
+            <w:tcW w:w="771" w:type="pct"/>
+            <w:tcBorders>
+              <w:top w:val="single" w:sz="6" w:space="0" w:color="666666"/>
+              <w:left w:val="none" w:sz="0" w:space="0" w:color="000000"/>
               <w:bottom w:val="single" w:sz="6" w:space="0" w:color="666666"/>
-              <w:top w:val="single" w:sz="6" w:space="0" w:color="666666"/>
-              <w:left w:val="none" w:sz="0" w:space="0" w:color="000000"/>
               <w:right w:val="none" w:sz="0" w:space="0" w:color="000000"/>
             </w:tcBorders>
             <w:shd w:val="clear" w:color="auto" w:fill="FFFFFF"/>
             <w:tcMar>
               <w:top w:w="0" w:type="dxa"/>
+              <w:left w:w="0" w:type="dxa"/>
               <w:bottom w:w="0" w:type="dxa"/>
-              <w:left w:w="0" w:type="dxa"/>
               <w:right w:w="0" w:type="dxa"/>
             </w:tcMar>
             <w:vAlign w:val="center"/>
           </w:tcPr>
           <w:p>
             <w:pPr>
-              <w:jc w:val="left"/>
-              <w:pBdr>
-                <w:bottom w:val="none" w:sz="0" w:space="0" w:color="000000"/>
-                <w:top w:val="none" w:sz="0" w:space="0" w:color="000000"/>
-                <w:left w:val="none" w:sz="0" w:space="0" w:color="000000"/>
-                <w:right w:val="none" w:sz="0" w:space="0" w:color="000000"/>
-              </w:pBdr>
-              <w:spacing w:after="100" w:before="100" w:line="240"/>
-              <w:ind w:left="100" w:right="100" w:firstLine="0" w:firstLineChars="0"/>
-              <w:rPr>
-                <w:rFonts w:ascii="Helvetica" w:hAnsi="Helvetica" w:eastAsia="Helvetica" w:cs="Helvetica"/>
-                <w:i w:val="false"/>
-                <w:b w:val="false"/>
-                <w:u w:val="none"/>
-                <w:strike w:val="false"/>
-                <w:sz w:val="22"/>
-                <w:szCs w:val="22"/>
-                <w:color w:val="000000"/>
-              </w:rPr>
-            </w:pPr>
-            <w:r>
-              <w:rPr>
-                <w:rFonts w:ascii="Helvetica" w:hAnsi="Helvetica" w:eastAsia="Helvetica" w:cs="Helvetica"/>
-                <w:i w:val="false"/>
-                <w:b w:val="false"/>
-                <w:u w:val="none"/>
-                <w:strike w:val="false"/>
-                <w:sz w:val="22"/>
-                <w:szCs w:val="22"/>
-                <w:color w:val="000000"/>
-              </w:rPr>
-              <w:t xml:space="preserve">Gold Standard Impact Registry</w:t>
-            </w:r>
-          </w:p>
-        </w:tc>
-        <w:tc>
-          <w:tcPr>
-            <w:tcBorders>
+              <w:pBdr>
+                <w:top w:val="none" w:sz="0" w:space="0" w:color="000000"/>
+                <w:left w:val="none" w:sz="0" w:space="0" w:color="000000"/>
+                <w:bottom w:val="none" w:sz="0" w:space="0" w:color="000000"/>
+                <w:right w:val="none" w:sz="0" w:space="0" w:color="000000"/>
+              </w:pBdr>
+              <w:spacing w:before="100" w:after="100"/>
+              <w:ind w:left="100" w:right="100"/>
+              <w:rPr>
+                <w:rFonts w:ascii="Helvetica" w:eastAsia="Helvetica" w:hAnsi="Helvetica" w:cs="Helvetica"/>
+                <w:color w:val="000000"/>
+                <w:sz w:val="22"/>
+                <w:szCs w:val="22"/>
+              </w:rPr>
+            </w:pPr>
+            <w:r>
+              <w:rPr>
+                <w:rFonts w:ascii="Helvetica" w:eastAsia="Helvetica" w:hAnsi="Helvetica" w:cs="Helvetica"/>
+                <w:color w:val="000000"/>
+                <w:sz w:val="22"/>
+                <w:szCs w:val="22"/>
+              </w:rPr>
+              <w:t>Gold Standard Impact Registry</w:t>
+            </w:r>
+          </w:p>
+        </w:tc>
+        <w:tc>
+          <w:tcPr>
+            <w:tcW w:w="470" w:type="pct"/>
+            <w:tcBorders>
+              <w:top w:val="single" w:sz="6" w:space="0" w:color="666666"/>
+              <w:left w:val="none" w:sz="0" w:space="0" w:color="000000"/>
               <w:bottom w:val="single" w:sz="6" w:space="0" w:color="666666"/>
-              <w:top w:val="single" w:sz="6" w:space="0" w:color="666666"/>
-              <w:left w:val="none" w:sz="0" w:space="0" w:color="000000"/>
               <w:right w:val="none" w:sz="0" w:space="0" w:color="000000"/>
             </w:tcBorders>
             <w:shd w:val="clear" w:color="auto" w:fill="FFFFFF"/>
             <w:tcMar>
               <w:top w:w="0" w:type="dxa"/>
+              <w:left w:w="0" w:type="dxa"/>
               <w:bottom w:w="0" w:type="dxa"/>
-              <w:left w:w="0" w:type="dxa"/>
               <w:right w:w="0" w:type="dxa"/>
             </w:tcMar>
             <w:vAlign w:val="center"/>
           </w:tcPr>
           <w:p>
             <w:pPr>
-              <w:jc w:val="left"/>
-              <w:pBdr>
-                <w:bottom w:val="none" w:sz="0" w:space="0" w:color="000000"/>
-                <w:top w:val="none" w:sz="0" w:space="0" w:color="000000"/>
-                <w:left w:val="none" w:sz="0" w:space="0" w:color="000000"/>
-                <w:right w:val="none" w:sz="0" w:space="0" w:color="000000"/>
-              </w:pBdr>
-              <w:spacing w:after="100" w:before="100" w:line="240"/>
-              <w:ind w:left="100" w:right="100" w:firstLine="0" w:firstLineChars="0"/>
-              <w:rPr>
-                <w:rFonts w:ascii="Helvetica" w:hAnsi="Helvetica" w:eastAsia="Helvetica" w:cs="Helvetica"/>
-                <w:i w:val="false"/>
-                <w:b w:val="false"/>
-                <w:u w:val="none"/>
-                <w:strike w:val="false"/>
-                <w:sz w:val="22"/>
-                <w:szCs w:val="22"/>
-                <w:color w:val="000000"/>
-              </w:rPr>
-            </w:pPr>
-            <w:r>
-              <w:rPr>
-                <w:rFonts w:ascii="Helvetica" w:hAnsi="Helvetica" w:eastAsia="Helvetica" w:cs="Helvetica"/>
-                <w:i w:val="false"/>
-                <w:b w:val="false"/>
-                <w:u w:val="none"/>
-                <w:strike w:val="false"/>
-                <w:sz w:val="22"/>
-                <w:szCs w:val="22"/>
-                <w:color w:val="000000"/>
-              </w:rPr>
-              <w:t xml:space="preserve">1</w:t>
-            </w:r>
-          </w:p>
-        </w:tc>
-        <w:tc>
-          <w:tcPr>
-            <w:tcBorders>
+              <w:pBdr>
+                <w:top w:val="none" w:sz="0" w:space="0" w:color="000000"/>
+                <w:left w:val="none" w:sz="0" w:space="0" w:color="000000"/>
+                <w:bottom w:val="none" w:sz="0" w:space="0" w:color="000000"/>
+                <w:right w:val="none" w:sz="0" w:space="0" w:color="000000"/>
+              </w:pBdr>
+              <w:spacing w:before="100" w:after="100"/>
+              <w:ind w:left="100" w:right="100"/>
+              <w:rPr>
+                <w:rFonts w:ascii="Helvetica" w:eastAsia="Helvetica" w:hAnsi="Helvetica" w:cs="Helvetica"/>
+                <w:color w:val="000000"/>
+                <w:sz w:val="22"/>
+                <w:szCs w:val="22"/>
+              </w:rPr>
+            </w:pPr>
+            <w:r>
+              <w:rPr>
+                <w:rFonts w:ascii="Helvetica" w:eastAsia="Helvetica" w:hAnsi="Helvetica" w:cs="Helvetica"/>
+                <w:color w:val="000000"/>
+                <w:sz w:val="22"/>
+                <w:szCs w:val="22"/>
+              </w:rPr>
+              <w:t>1</w:t>
+            </w:r>
+          </w:p>
+        </w:tc>
+        <w:tc>
+          <w:tcPr>
+            <w:tcW w:w="2197" w:type="pct"/>
+            <w:tcBorders>
+              <w:top w:val="single" w:sz="6" w:space="0" w:color="666666"/>
+              <w:left w:val="none" w:sz="0" w:space="0" w:color="000000"/>
               <w:bottom w:val="single" w:sz="6" w:space="0" w:color="666666"/>
-              <w:top w:val="single" w:sz="6" w:space="0" w:color="666666"/>
-              <w:left w:val="none" w:sz="0" w:space="0" w:color="000000"/>
               <w:right w:val="none" w:sz="0" w:space="0" w:color="000000"/>
             </w:tcBorders>
             <w:shd w:val="clear" w:color="auto" w:fill="FFFFFF"/>
             <w:tcMar>
               <w:top w:w="0" w:type="dxa"/>
+              <w:left w:w="0" w:type="dxa"/>
               <w:bottom w:w="0" w:type="dxa"/>
-              <w:left w:w="0" w:type="dxa"/>
               <w:right w:w="0" w:type="dxa"/>
             </w:tcMar>
             <w:vAlign w:val="center"/>
           </w:tcPr>
           <w:p>
             <w:pPr>
-              <w:jc w:val="left"/>
-              <w:pBdr>
-                <w:bottom w:val="none" w:sz="0" w:space="0" w:color="000000"/>
-                <w:top w:val="none" w:sz="0" w:space="0" w:color="000000"/>
-                <w:left w:val="none" w:sz="0" w:space="0" w:color="000000"/>
-                <w:right w:val="none" w:sz="0" w:space="0" w:color="000000"/>
-              </w:pBdr>
-              <w:spacing w:after="100" w:before="100" w:line="240"/>
-              <w:ind w:left="100" w:right="100" w:firstLine="0" w:firstLineChars="0"/>
-              <w:rPr>
-                <w:rFonts w:ascii="Helvetica" w:hAnsi="Helvetica" w:eastAsia="Helvetica" w:cs="Helvetica"/>
-                <w:i w:val="false"/>
-                <w:b w:val="false"/>
-                <w:u w:val="none"/>
-                <w:strike w:val="false"/>
-                <w:sz w:val="22"/>
-                <w:szCs w:val="22"/>
-                <w:color w:val="000000"/>
-              </w:rPr>
-            </w:pPr>
-            <w:r>
-              <w:rPr>
-                <w:rFonts w:ascii="Helvetica" w:hAnsi="Helvetica" w:eastAsia="Helvetica" w:cs="Helvetica"/>
-                <w:i w:val="false"/>
-                <w:b w:val="false"/>
-                <w:u w:val="none"/>
-                <w:strike w:val="false"/>
-                <w:sz w:val="22"/>
-                <w:szCs w:val="22"/>
-                <w:color w:val="000000"/>
-              </w:rPr>
-              <w:t xml:space="preserve">Afforestation/Reforestation GHG Emissions Reduction &amp; Sequestration Methodology</w:t>
+              <w:pBdr>
+                <w:top w:val="none" w:sz="0" w:space="0" w:color="000000"/>
+                <w:left w:val="none" w:sz="0" w:space="0" w:color="000000"/>
+                <w:bottom w:val="none" w:sz="0" w:space="0" w:color="000000"/>
+                <w:right w:val="none" w:sz="0" w:space="0" w:color="000000"/>
+              </w:pBdr>
+              <w:spacing w:before="100" w:after="100"/>
+              <w:ind w:left="100" w:right="100"/>
+              <w:rPr>
+                <w:rFonts w:ascii="Helvetica" w:eastAsia="Helvetica" w:hAnsi="Helvetica" w:cs="Helvetica"/>
+                <w:color w:val="000000"/>
+                <w:sz w:val="22"/>
+                <w:szCs w:val="22"/>
+              </w:rPr>
+            </w:pPr>
+            <w:r>
+              <w:rPr>
+                <w:rFonts w:ascii="Helvetica" w:eastAsia="Helvetica" w:hAnsi="Helvetica" w:cs="Helvetica"/>
+                <w:color w:val="000000"/>
+                <w:sz w:val="22"/>
+                <w:szCs w:val="22"/>
+              </w:rPr>
+              <w:t>Afforestation/Reforestation GHG Emissions Reduction &amp; Sequestration Methodology</w:t>
+            </w:r>
+          </w:p>
+        </w:tc>
+        <w:tc>
+          <w:tcPr>
+            <w:tcW w:w="1562" w:type="pct"/>
+            <w:tcBorders>
+              <w:top w:val="single" w:sz="6" w:space="0" w:color="666666"/>
+              <w:left w:val="none" w:sz="0" w:space="0" w:color="000000"/>
+              <w:bottom w:val="single" w:sz="6" w:space="0" w:color="666666"/>
+              <w:right w:val="none" w:sz="0" w:space="0" w:color="000000"/>
+            </w:tcBorders>
+            <w:shd w:val="clear" w:color="auto" w:fill="FFFFFF"/>
+          </w:tcPr>
+          <w:p>
+            <w:pPr>
+              <w:pBdr>
+                <w:top w:val="none" w:sz="0" w:space="0" w:color="000000"/>
+                <w:left w:val="none" w:sz="0" w:space="0" w:color="000000"/>
+                <w:bottom w:val="none" w:sz="0" w:space="0" w:color="000000"/>
+                <w:right w:val="none" w:sz="0" w:space="0" w:color="000000"/>
+              </w:pBdr>
+              <w:spacing w:before="100" w:after="100"/>
+              <w:ind w:left="100" w:right="100"/>
+              <w:rPr>
+                <w:rFonts w:ascii="Helvetica" w:eastAsia="Helvetica" w:hAnsi="Helvetica" w:cs="Helvetica"/>
+                <w:color w:val="000000"/>
+                <w:sz w:val="22"/>
+                <w:szCs w:val="22"/>
+              </w:rPr>
+            </w:pPr>
+            <w:r>
+              <w:rPr>
+                <w:rFonts w:ascii="Helvetica" w:eastAsia="Helvetica" w:hAnsi="Helvetica" w:cs="Helvetica"/>
+                <w:color w:val="000000"/>
+                <w:sz w:val="22"/>
+                <w:szCs w:val="22"/>
+              </w:rPr>
+              <w:t xml:space="preserve">A carbon credit registry and status tracking system for projects </w:t>
+            </w:r>
+            <w:proofErr w:type="spellStart"/>
+            <w:r>
+              <w:rPr>
+                <w:rFonts w:ascii="Helvetica" w:eastAsia="Helvetica" w:hAnsi="Helvetica" w:cs="Helvetica"/>
+                <w:color w:val="000000"/>
+                <w:sz w:val="22"/>
+                <w:szCs w:val="22"/>
+              </w:rPr>
+              <w:t>utilising</w:t>
+            </w:r>
+            <w:proofErr w:type="spellEnd"/>
+            <w:r>
+              <w:rPr>
+                <w:rFonts w:ascii="Helvetica" w:eastAsia="Helvetica" w:hAnsi="Helvetica" w:cs="Helvetica"/>
+                <w:color w:val="000000"/>
+                <w:sz w:val="22"/>
+                <w:szCs w:val="22"/>
+              </w:rPr>
+              <w:t xml:space="preserve"> the Gold Standard certification process</w:t>
             </w:r>
           </w:p>
         </w:tc>
       </w:tr>
       <w:tr>
         <w:trPr>
-          <w:trHeight w:val="621" w:hRule="auto"/>
+          <w:jc w:val="center"/>
         </w:trPr>
-        body 9
-        <w:tc>
-          <w:tcPr>
-            <w:tcBorders>
+        <w:tc>
+          <w:tcPr>
+            <w:tcW w:w="771" w:type="pct"/>
+            <w:tcBorders>
+              <w:top w:val="single" w:sz="6" w:space="0" w:color="666666"/>
+              <w:left w:val="none" w:sz="0" w:space="0" w:color="000000"/>
               <w:bottom w:val="single" w:sz="6" w:space="0" w:color="666666"/>
-              <w:top w:val="single" w:sz="6" w:space="0" w:color="666666"/>
-              <w:left w:val="none" w:sz="0" w:space="0" w:color="000000"/>
               <w:right w:val="none" w:sz="0" w:space="0" w:color="000000"/>
             </w:tcBorders>
             <w:shd w:val="clear" w:color="auto" w:fill="FFFFFF"/>
             <w:tcMar>
               <w:top w:w="0" w:type="dxa"/>
+              <w:left w:w="0" w:type="dxa"/>
               <w:bottom w:w="0" w:type="dxa"/>
-              <w:left w:w="0" w:type="dxa"/>
               <w:right w:w="0" w:type="dxa"/>
             </w:tcMar>
             <w:vAlign w:val="center"/>
           </w:tcPr>
           <w:p>
             <w:pPr>
-              <w:jc w:val="left"/>
-              <w:pBdr>
-                <w:bottom w:val="none" w:sz="0" w:space="0" w:color="000000"/>
-                <w:top w:val="none" w:sz="0" w:space="0" w:color="000000"/>
-                <w:left w:val="none" w:sz="0" w:space="0" w:color="000000"/>
-                <w:right w:val="none" w:sz="0" w:space="0" w:color="000000"/>
-              </w:pBdr>
-              <w:spacing w:after="100" w:before="100" w:line="240"/>
-              <w:ind w:left="100" w:right="100" w:firstLine="0" w:firstLineChars="0"/>
-              <w:rPr>
-                <w:rFonts w:ascii="Helvetica" w:hAnsi="Helvetica" w:eastAsia="Helvetica" w:cs="Helvetica"/>
-                <w:i w:val="false"/>
-                <w:b w:val="false"/>
-                <w:u w:val="none"/>
-                <w:strike w:val="false"/>
-                <w:sz w:val="22"/>
-                <w:szCs w:val="22"/>
-                <w:color w:val="000000"/>
-              </w:rPr>
-            </w:pPr>
-            <w:r>
-              <w:rPr>
-                <w:rFonts w:ascii="Helvetica" w:hAnsi="Helvetica" w:eastAsia="Helvetica" w:cs="Helvetica"/>
-                <w:i w:val="false"/>
-                <w:b w:val="false"/>
-                <w:u w:val="none"/>
-                <w:strike w:val="false"/>
-                <w:sz w:val="22"/>
-                <w:szCs w:val="22"/>
-                <w:color w:val="000000"/>
-              </w:rPr>
-              <w:t xml:space="preserve">Plan Vivo</w:t>
-            </w:r>
-          </w:p>
-        </w:tc>
-        <w:tc>
-          <w:tcPr>
-            <w:tcBorders>
+              <w:pBdr>
+                <w:top w:val="none" w:sz="0" w:space="0" w:color="000000"/>
+                <w:left w:val="none" w:sz="0" w:space="0" w:color="000000"/>
+                <w:bottom w:val="none" w:sz="0" w:space="0" w:color="000000"/>
+                <w:right w:val="none" w:sz="0" w:space="0" w:color="000000"/>
+              </w:pBdr>
+              <w:spacing w:before="100" w:after="100"/>
+              <w:ind w:left="100" w:right="100"/>
+              <w:rPr>
+                <w:rFonts w:ascii="Helvetica" w:eastAsia="Helvetica" w:hAnsi="Helvetica" w:cs="Helvetica"/>
+                <w:color w:val="000000"/>
+                <w:sz w:val="22"/>
+                <w:szCs w:val="22"/>
+              </w:rPr>
+            </w:pPr>
+            <w:r>
+              <w:rPr>
+                <w:rFonts w:ascii="Helvetica" w:eastAsia="Helvetica" w:hAnsi="Helvetica" w:cs="Helvetica"/>
+                <w:color w:val="000000"/>
+                <w:sz w:val="22"/>
+                <w:szCs w:val="22"/>
+              </w:rPr>
+              <w:t>Plan Vivo</w:t>
+            </w:r>
+          </w:p>
+        </w:tc>
+        <w:tc>
+          <w:tcPr>
+            <w:tcW w:w="470" w:type="pct"/>
+            <w:tcBorders>
+              <w:top w:val="single" w:sz="6" w:space="0" w:color="666666"/>
+              <w:left w:val="none" w:sz="0" w:space="0" w:color="000000"/>
               <w:bottom w:val="single" w:sz="6" w:space="0" w:color="666666"/>
-              <w:top w:val="single" w:sz="6" w:space="0" w:color="666666"/>
-              <w:left w:val="none" w:sz="0" w:space="0" w:color="000000"/>
               <w:right w:val="none" w:sz="0" w:space="0" w:color="000000"/>
             </w:tcBorders>
             <w:shd w:val="clear" w:color="auto" w:fill="FFFFFF"/>
             <w:tcMar>
               <w:top w:w="0" w:type="dxa"/>
+              <w:left w:w="0" w:type="dxa"/>
               <w:bottom w:w="0" w:type="dxa"/>
-              <w:left w:w="0" w:type="dxa"/>
               <w:right w:w="0" w:type="dxa"/>
             </w:tcMar>
             <w:vAlign w:val="center"/>
           </w:tcPr>
           <w:p>
             <w:pPr>
-              <w:jc w:val="left"/>
-              <w:pBdr>
-                <w:bottom w:val="none" w:sz="0" w:space="0" w:color="000000"/>
-                <w:top w:val="none" w:sz="0" w:space="0" w:color="000000"/>
-                <w:left w:val="none" w:sz="0" w:space="0" w:color="000000"/>
-                <w:right w:val="none" w:sz="0" w:space="0" w:color="000000"/>
-              </w:pBdr>
-              <w:spacing w:after="100" w:before="100" w:line="240"/>
-              <w:ind w:left="100" w:right="100" w:firstLine="0" w:firstLineChars="0"/>
-              <w:rPr>
-                <w:rFonts w:ascii="Helvetica" w:hAnsi="Helvetica" w:eastAsia="Helvetica" w:cs="Helvetica"/>
-                <w:i w:val="false"/>
-                <w:b w:val="false"/>
-                <w:u w:val="none"/>
-                <w:strike w:val="false"/>
-                <w:sz w:val="22"/>
-                <w:szCs w:val="22"/>
-                <w:color w:val="000000"/>
-              </w:rPr>
-            </w:pPr>
-            <w:r>
-              <w:rPr>
-                <w:rFonts w:ascii="Helvetica" w:hAnsi="Helvetica" w:eastAsia="Helvetica" w:cs="Helvetica"/>
-                <w:i w:val="false"/>
-                <w:b w:val="false"/>
-                <w:u w:val="none"/>
-                <w:strike w:val="false"/>
-                <w:sz w:val="22"/>
-                <w:szCs w:val="22"/>
-                <w:color w:val="000000"/>
-              </w:rPr>
-              <w:t xml:space="preserve">7</w:t>
-            </w:r>
-          </w:p>
-        </w:tc>
-        <w:tc>
-          <w:tcPr>
-            <w:tcBorders>
+              <w:pBdr>
+                <w:top w:val="none" w:sz="0" w:space="0" w:color="000000"/>
+                <w:left w:val="none" w:sz="0" w:space="0" w:color="000000"/>
+                <w:bottom w:val="none" w:sz="0" w:space="0" w:color="000000"/>
+                <w:right w:val="none" w:sz="0" w:space="0" w:color="000000"/>
+              </w:pBdr>
+              <w:spacing w:before="100" w:after="100"/>
+              <w:ind w:left="100" w:right="100"/>
+              <w:rPr>
+                <w:rFonts w:ascii="Helvetica" w:eastAsia="Helvetica" w:hAnsi="Helvetica" w:cs="Helvetica"/>
+                <w:color w:val="000000"/>
+                <w:sz w:val="22"/>
+                <w:szCs w:val="22"/>
+              </w:rPr>
+            </w:pPr>
+            <w:r>
+              <w:rPr>
+                <w:rFonts w:ascii="Helvetica" w:eastAsia="Helvetica" w:hAnsi="Helvetica" w:cs="Helvetica"/>
+                <w:color w:val="000000"/>
+                <w:sz w:val="22"/>
+                <w:szCs w:val="22"/>
+              </w:rPr>
+              <w:t>7</w:t>
+            </w:r>
+          </w:p>
+        </w:tc>
+        <w:tc>
+          <w:tcPr>
+            <w:tcW w:w="2197" w:type="pct"/>
+            <w:tcBorders>
+              <w:top w:val="single" w:sz="6" w:space="0" w:color="666666"/>
+              <w:left w:val="none" w:sz="0" w:space="0" w:color="000000"/>
               <w:bottom w:val="single" w:sz="6" w:space="0" w:color="666666"/>
-              <w:top w:val="single" w:sz="6" w:space="0" w:color="666666"/>
-              <w:left w:val="none" w:sz="0" w:space="0" w:color="000000"/>
               <w:right w:val="none" w:sz="0" w:space="0" w:color="000000"/>
             </w:tcBorders>
             <w:shd w:val="clear" w:color="auto" w:fill="FFFFFF"/>
             <w:tcMar>
               <w:top w:w="0" w:type="dxa"/>
+              <w:left w:w="0" w:type="dxa"/>
               <w:bottom w:w="0" w:type="dxa"/>
-              <w:left w:w="0" w:type="dxa"/>
               <w:right w:w="0" w:type="dxa"/>
             </w:tcMar>
             <w:vAlign w:val="center"/>
           </w:tcPr>
           <w:p>
             <w:pPr>
-              <w:jc w:val="left"/>
-              <w:pBdr>
-                <w:bottom w:val="none" w:sz="0" w:space="0" w:color="000000"/>
-                <w:top w:val="none" w:sz="0" w:space="0" w:color="000000"/>
-                <w:left w:val="none" w:sz="0" w:space="0" w:color="000000"/>
-                <w:right w:val="none" w:sz="0" w:space="0" w:color="000000"/>
-              </w:pBdr>
-              <w:spacing w:after="100" w:before="100" w:line="240"/>
-              <w:ind w:left="100" w:right="100" w:firstLine="0" w:firstLineChars="0"/>
-              <w:rPr>
-                <w:rFonts w:ascii="Helvetica" w:hAnsi="Helvetica" w:eastAsia="Helvetica" w:cs="Helvetica"/>
-                <w:i w:val="false"/>
-                <w:b w:val="false"/>
-                <w:u w:val="none"/>
-                <w:strike w:val="false"/>
-                <w:sz w:val="22"/>
-                <w:szCs w:val="22"/>
-                <w:color w:val="000000"/>
-              </w:rPr>
-            </w:pPr>
-            <w:r>
-              <w:rPr>
-                <w:rFonts w:ascii="Helvetica" w:hAnsi="Helvetica" w:eastAsia="Helvetica" w:cs="Helvetica"/>
-                <w:i w:val="false"/>
-                <w:b w:val="false"/>
-                <w:u w:val="none"/>
-                <w:strike w:val="false"/>
-                <w:sz w:val="22"/>
-                <w:szCs w:val="22"/>
-                <w:color w:val="000000"/>
-              </w:rPr>
-              <w:t xml:space="preserve">Afforestation / Reforestation; Forest; Forest Conservation &amp; Avoided Deforestation; Forest Restoration; Improved Forest Management; REDD; Reduced emissions from deforestation &amp; degradation</w:t>
+              <w:pBdr>
+                <w:top w:val="none" w:sz="0" w:space="0" w:color="000000"/>
+                <w:left w:val="none" w:sz="0" w:space="0" w:color="000000"/>
+                <w:bottom w:val="none" w:sz="0" w:space="0" w:color="000000"/>
+                <w:right w:val="none" w:sz="0" w:space="0" w:color="000000"/>
+              </w:pBdr>
+              <w:spacing w:before="100" w:after="100"/>
+              <w:ind w:left="100" w:right="100"/>
+              <w:rPr>
+                <w:rFonts w:ascii="Helvetica" w:eastAsia="Helvetica" w:hAnsi="Helvetica" w:cs="Helvetica"/>
+                <w:color w:val="000000"/>
+                <w:sz w:val="22"/>
+                <w:szCs w:val="22"/>
+              </w:rPr>
+            </w:pPr>
+            <w:r>
+              <w:rPr>
+                <w:rFonts w:ascii="Helvetica" w:eastAsia="Helvetica" w:hAnsi="Helvetica" w:cs="Helvetica"/>
+                <w:color w:val="000000"/>
+                <w:sz w:val="22"/>
+                <w:szCs w:val="22"/>
+              </w:rPr>
+              <w:t>Afforestation / Reforestation; Forest; Forest Conservation &amp; Avoided Deforestation; Forest Restoration; Improved Forest Management; REDD; Reduced emissions from deforestation &amp; degradation</w:t>
+            </w:r>
+          </w:p>
+        </w:tc>
+        <w:tc>
+          <w:tcPr>
+            <w:tcW w:w="1562" w:type="pct"/>
+            <w:tcBorders>
+              <w:top w:val="single" w:sz="6" w:space="0" w:color="666666"/>
+              <w:left w:val="none" w:sz="0" w:space="0" w:color="000000"/>
+              <w:bottom w:val="single" w:sz="6" w:space="0" w:color="666666"/>
+              <w:right w:val="none" w:sz="0" w:space="0" w:color="000000"/>
+            </w:tcBorders>
+            <w:shd w:val="clear" w:color="auto" w:fill="FFFFFF"/>
+          </w:tcPr>
+          <w:p>
+            <w:pPr>
+              <w:pBdr>
+                <w:top w:val="none" w:sz="0" w:space="0" w:color="000000"/>
+                <w:left w:val="none" w:sz="0" w:space="0" w:color="000000"/>
+                <w:bottom w:val="none" w:sz="0" w:space="0" w:color="000000"/>
+                <w:right w:val="none" w:sz="0" w:space="0" w:color="000000"/>
+              </w:pBdr>
+              <w:spacing w:before="100" w:after="100"/>
+              <w:ind w:left="100" w:right="100"/>
+              <w:rPr>
+                <w:rFonts w:ascii="Helvetica" w:eastAsia="Helvetica" w:hAnsi="Helvetica" w:cs="Helvetica"/>
+                <w:color w:val="000000"/>
+                <w:sz w:val="22"/>
+                <w:szCs w:val="22"/>
+              </w:rPr>
+            </w:pPr>
+            <w:r>
+              <w:rPr>
+                <w:rFonts w:ascii="Helvetica" w:eastAsia="Helvetica" w:hAnsi="Helvetica" w:cs="Helvetica"/>
+                <w:color w:val="000000"/>
+                <w:sz w:val="22"/>
+                <w:szCs w:val="22"/>
+              </w:rPr>
+              <w:t>A Scotland-based voluntary carbon market standard focused on community and smallholder land-use and marine projects</w:t>
             </w:r>
           </w:p>
         </w:tc>
       </w:tr>
       <w:tr>
         <w:trPr>
-          <w:trHeight w:val="618" w:hRule="auto"/>
+          <w:jc w:val="center"/>
         </w:trPr>
-        body10
-        <w:tc>
-          <w:tcPr>
-            <w:tcBorders>
+        <w:tc>
+          <w:tcPr>
+            <w:tcW w:w="771" w:type="pct"/>
+            <w:tcBorders>
+              <w:top w:val="single" w:sz="6" w:space="0" w:color="666666"/>
+              <w:left w:val="none" w:sz="0" w:space="0" w:color="000000"/>
               <w:bottom w:val="single" w:sz="6" w:space="0" w:color="666666"/>
-              <w:top w:val="single" w:sz="6" w:space="0" w:color="666666"/>
-              <w:left w:val="none" w:sz="0" w:space="0" w:color="000000"/>
               <w:right w:val="none" w:sz="0" w:space="0" w:color="000000"/>
             </w:tcBorders>
             <w:shd w:val="clear" w:color="auto" w:fill="FFFFFF"/>
             <w:tcMar>
               <w:top w:w="0" w:type="dxa"/>
+              <w:left w:w="0" w:type="dxa"/>
               <w:bottom w:w="0" w:type="dxa"/>
-              <w:left w:w="0" w:type="dxa"/>
               <w:right w:w="0" w:type="dxa"/>
             </w:tcMar>
             <w:vAlign w:val="center"/>
           </w:tcPr>
           <w:p>
             <w:pPr>
-              <w:jc w:val="left"/>
-              <w:pBdr>
-                <w:bottom w:val="none" w:sz="0" w:space="0" w:color="000000"/>
-                <w:top w:val="none" w:sz="0" w:space="0" w:color="000000"/>
-                <w:left w:val="none" w:sz="0" w:space="0" w:color="000000"/>
-                <w:right w:val="none" w:sz="0" w:space="0" w:color="000000"/>
-              </w:pBdr>
-              <w:spacing w:after="100" w:before="100" w:line="240"/>
-              <w:ind w:left="100" w:right="100" w:firstLine="0" w:firstLineChars="0"/>
-              <w:rPr>
-                <w:rFonts w:ascii="Helvetica" w:hAnsi="Helvetica" w:eastAsia="Helvetica" w:cs="Helvetica"/>
-                <w:i w:val="false"/>
-                <w:b w:val="false"/>
-                <w:u w:val="none"/>
-                <w:strike w:val="false"/>
-                <w:sz w:val="22"/>
-                <w:szCs w:val="22"/>
-                <w:color w:val="000000"/>
-              </w:rPr>
-            </w:pPr>
-            <w:r>
-              <w:rPr>
-                <w:rFonts w:ascii="Helvetica" w:hAnsi="Helvetica" w:eastAsia="Helvetica" w:cs="Helvetica"/>
-                <w:i w:val="false"/>
-                <w:b w:val="false"/>
-                <w:u w:val="none"/>
-                <w:strike w:val="false"/>
-                <w:sz w:val="22"/>
-                <w:szCs w:val="22"/>
-                <w:color w:val="000000"/>
-              </w:rPr>
-              <w:t xml:space="preserve">Puro.earth</w:t>
-            </w:r>
-          </w:p>
-        </w:tc>
-        <w:tc>
-          <w:tcPr>
-            <w:tcBorders>
+              <w:pBdr>
+                <w:top w:val="none" w:sz="0" w:space="0" w:color="000000"/>
+                <w:left w:val="none" w:sz="0" w:space="0" w:color="000000"/>
+                <w:bottom w:val="none" w:sz="0" w:space="0" w:color="000000"/>
+                <w:right w:val="none" w:sz="0" w:space="0" w:color="000000"/>
+              </w:pBdr>
+              <w:spacing w:before="100" w:after="100"/>
+              <w:ind w:left="100" w:right="100"/>
+              <w:rPr>
+                <w:rFonts w:ascii="Helvetica" w:eastAsia="Helvetica" w:hAnsi="Helvetica" w:cs="Helvetica"/>
+                <w:color w:val="000000"/>
+                <w:sz w:val="22"/>
+                <w:szCs w:val="22"/>
+              </w:rPr>
+            </w:pPr>
+            <w:proofErr w:type="spellStart"/>
+            <w:r>
+              <w:rPr>
+                <w:rFonts w:ascii="Helvetica" w:eastAsia="Helvetica" w:hAnsi="Helvetica" w:cs="Helvetica"/>
+                <w:color w:val="000000"/>
+                <w:sz w:val="22"/>
+                <w:szCs w:val="22"/>
+              </w:rPr>
+              <w:t>Puro.earth</w:t>
+            </w:r>
+            <w:proofErr w:type="spellEnd"/>
+          </w:p>
+        </w:tc>
+        <w:tc>
+          <w:tcPr>
+            <w:tcW w:w="470" w:type="pct"/>
+            <w:tcBorders>
+              <w:top w:val="single" w:sz="6" w:space="0" w:color="666666"/>
+              <w:left w:val="none" w:sz="0" w:space="0" w:color="000000"/>
               <w:bottom w:val="single" w:sz="6" w:space="0" w:color="666666"/>
-              <w:top w:val="single" w:sz="6" w:space="0" w:color="666666"/>
-              <w:left w:val="none" w:sz="0" w:space="0" w:color="000000"/>
               <w:right w:val="none" w:sz="0" w:space="0" w:color="000000"/>
             </w:tcBorders>
             <w:shd w:val="clear" w:color="auto" w:fill="FFFFFF"/>
             <w:tcMar>
               <w:top w:w="0" w:type="dxa"/>
+              <w:left w:w="0" w:type="dxa"/>
               <w:bottom w:w="0" w:type="dxa"/>
-              <w:left w:w="0" w:type="dxa"/>
               <w:right w:w="0" w:type="dxa"/>
             </w:tcMar>
             <w:vAlign w:val="center"/>
           </w:tcPr>
           <w:p>
             <w:pPr>
-              <w:jc w:val="left"/>
-              <w:pBdr>
-                <w:bottom w:val="none" w:sz="0" w:space="0" w:color="000000"/>
-                <w:top w:val="none" w:sz="0" w:space="0" w:color="000000"/>
-                <w:left w:val="none" w:sz="0" w:space="0" w:color="000000"/>
-                <w:right w:val="none" w:sz="0" w:space="0" w:color="000000"/>
-              </w:pBdr>
-              <w:spacing w:after="100" w:before="100" w:line="240"/>
-              <w:ind w:left="100" w:right="100" w:firstLine="0" w:firstLineChars="0"/>
-              <w:rPr>
-                <w:rFonts w:ascii="Helvetica" w:hAnsi="Helvetica" w:eastAsia="Helvetica" w:cs="Helvetica"/>
-                <w:i w:val="false"/>
-                <w:b w:val="false"/>
-                <w:u w:val="none"/>
-                <w:strike w:val="false"/>
-                <w:sz w:val="22"/>
-                <w:szCs w:val="22"/>
-                <w:color w:val="000000"/>
-              </w:rPr>
-            </w:pPr>
-            <w:r>
-              <w:rPr>
-                <w:rFonts w:ascii="Helvetica" w:hAnsi="Helvetica" w:eastAsia="Helvetica" w:cs="Helvetica"/>
-                <w:i w:val="false"/>
-                <w:b w:val="false"/>
-                <w:u w:val="none"/>
-                <w:strike w:val="false"/>
-                <w:sz w:val="22"/>
-                <w:szCs w:val="22"/>
-                <w:color w:val="000000"/>
-              </w:rPr>
-              <w:t xml:space="preserve">1</w:t>
-            </w:r>
-          </w:p>
-        </w:tc>
-        <w:tc>
-          <w:tcPr>
-            <w:tcBorders>
+              <w:pBdr>
+                <w:top w:val="none" w:sz="0" w:space="0" w:color="000000"/>
+                <w:left w:val="none" w:sz="0" w:space="0" w:color="000000"/>
+                <w:bottom w:val="none" w:sz="0" w:space="0" w:color="000000"/>
+                <w:right w:val="none" w:sz="0" w:space="0" w:color="000000"/>
+              </w:pBdr>
+              <w:spacing w:before="100" w:after="100"/>
+              <w:ind w:left="100" w:right="100"/>
+              <w:rPr>
+                <w:rFonts w:ascii="Helvetica" w:eastAsia="Helvetica" w:hAnsi="Helvetica" w:cs="Helvetica"/>
+                <w:color w:val="000000"/>
+                <w:sz w:val="22"/>
+                <w:szCs w:val="22"/>
+              </w:rPr>
+            </w:pPr>
+            <w:r>
+              <w:rPr>
+                <w:rFonts w:ascii="Helvetica" w:eastAsia="Helvetica" w:hAnsi="Helvetica" w:cs="Helvetica"/>
+                <w:color w:val="000000"/>
+                <w:sz w:val="22"/>
+                <w:szCs w:val="22"/>
+              </w:rPr>
+              <w:t>1</w:t>
+            </w:r>
+          </w:p>
+        </w:tc>
+        <w:tc>
+          <w:tcPr>
+            <w:tcW w:w="2197" w:type="pct"/>
+            <w:tcBorders>
+              <w:top w:val="single" w:sz="6" w:space="0" w:color="666666"/>
+              <w:left w:val="none" w:sz="0" w:space="0" w:color="000000"/>
               <w:bottom w:val="single" w:sz="6" w:space="0" w:color="666666"/>
-              <w:top w:val="single" w:sz="6" w:space="0" w:color="666666"/>
-              <w:left w:val="none" w:sz="0" w:space="0" w:color="000000"/>
               <w:right w:val="none" w:sz="0" w:space="0" w:color="000000"/>
             </w:tcBorders>
             <w:shd w:val="clear" w:color="auto" w:fill="FFFFFF"/>
             <w:tcMar>
               <w:top w:w="0" w:type="dxa"/>
+              <w:left w:w="0" w:type="dxa"/>
               <w:bottom w:w="0" w:type="dxa"/>
-              <w:left w:w="0" w:type="dxa"/>
               <w:right w:w="0" w:type="dxa"/>
             </w:tcMar>
             <w:vAlign w:val="center"/>
           </w:tcPr>
           <w:p>
             <w:pPr>
-              <w:jc w:val="left"/>
-              <w:pBdr>
-                <w:bottom w:val="none" w:sz="0" w:space="0" w:color="000000"/>
-                <w:top w:val="none" w:sz="0" w:space="0" w:color="000000"/>
-                <w:left w:val="none" w:sz="0" w:space="0" w:color="000000"/>
-                <w:right w:val="none" w:sz="0" w:space="0" w:color="000000"/>
-              </w:pBdr>
-              <w:spacing w:after="100" w:before="100" w:line="240"/>
-              <w:ind w:left="100" w:right="100" w:firstLine="0" w:firstLineChars="0"/>
-              <w:rPr>
-                <w:rFonts w:ascii="Helvetica" w:hAnsi="Helvetica" w:eastAsia="Helvetica" w:cs="Helvetica"/>
-                <w:i w:val="false"/>
-                <w:b w:val="false"/>
-                <w:u w:val="none"/>
-                <w:strike w:val="false"/>
-                <w:sz w:val="22"/>
-                <w:szCs w:val="22"/>
-                <w:color w:val="000000"/>
-              </w:rPr>
-            </w:pPr>
-            <w:r>
-              <w:rPr>
-                <w:rFonts w:ascii="Helvetica" w:hAnsi="Helvetica" w:eastAsia="Helvetica" w:cs="Helvetica"/>
-                <w:i w:val="false"/>
-                <w:b w:val="false"/>
-                <w:u w:val="none"/>
-                <w:strike w:val="false"/>
-                <w:sz w:val="22"/>
-                <w:szCs w:val="22"/>
-                <w:color w:val="000000"/>
-              </w:rPr>
-              <w:t xml:space="preserve">PUR - Wooden Building Elements</w:t>
+              <w:pBdr>
+                <w:top w:val="none" w:sz="0" w:space="0" w:color="000000"/>
+                <w:left w:val="none" w:sz="0" w:space="0" w:color="000000"/>
+                <w:bottom w:val="none" w:sz="0" w:space="0" w:color="000000"/>
+                <w:right w:val="none" w:sz="0" w:space="0" w:color="000000"/>
+              </w:pBdr>
+              <w:spacing w:before="100" w:after="100"/>
+              <w:ind w:left="100" w:right="100"/>
+              <w:rPr>
+                <w:rFonts w:ascii="Helvetica" w:eastAsia="Helvetica" w:hAnsi="Helvetica" w:cs="Helvetica"/>
+                <w:color w:val="000000"/>
+                <w:sz w:val="22"/>
+                <w:szCs w:val="22"/>
+              </w:rPr>
+            </w:pPr>
+            <w:r>
+              <w:rPr>
+                <w:rFonts w:ascii="Helvetica" w:eastAsia="Helvetica" w:hAnsi="Helvetica" w:cs="Helvetica"/>
+                <w:color w:val="000000"/>
+                <w:sz w:val="22"/>
+                <w:szCs w:val="22"/>
+              </w:rPr>
+              <w:t>PUR - Wooden Building Elements</w:t>
+            </w:r>
+          </w:p>
+        </w:tc>
+        <w:tc>
+          <w:tcPr>
+            <w:tcW w:w="1562" w:type="pct"/>
+            <w:tcBorders>
+              <w:top w:val="single" w:sz="6" w:space="0" w:color="666666"/>
+              <w:left w:val="none" w:sz="0" w:space="0" w:color="000000"/>
+              <w:bottom w:val="single" w:sz="6" w:space="0" w:color="666666"/>
+              <w:right w:val="none" w:sz="0" w:space="0" w:color="000000"/>
+            </w:tcBorders>
+            <w:shd w:val="clear" w:color="auto" w:fill="FFFFFF"/>
+          </w:tcPr>
+          <w:p>
+            <w:pPr>
+              <w:pBdr>
+                <w:top w:val="none" w:sz="0" w:space="0" w:color="000000"/>
+                <w:left w:val="none" w:sz="0" w:space="0" w:color="000000"/>
+                <w:bottom w:val="none" w:sz="0" w:space="0" w:color="000000"/>
+                <w:right w:val="none" w:sz="0" w:space="0" w:color="000000"/>
+              </w:pBdr>
+              <w:spacing w:before="100" w:after="100"/>
+              <w:ind w:left="100" w:right="100"/>
+              <w:rPr>
+                <w:rFonts w:ascii="Helvetica" w:eastAsia="Helvetica" w:hAnsi="Helvetica" w:cs="Helvetica"/>
+                <w:color w:val="000000"/>
+                <w:sz w:val="22"/>
+                <w:szCs w:val="22"/>
+              </w:rPr>
+            </w:pPr>
+            <w:r>
+              <w:rPr>
+                <w:rFonts w:ascii="Helvetica" w:eastAsia="Helvetica" w:hAnsi="Helvetica" w:cs="Helvetica"/>
+                <w:color w:val="000000"/>
+                <w:sz w:val="22"/>
+                <w:szCs w:val="22"/>
+              </w:rPr>
+              <w:t>A voluntary market carbon certification based on the Puro Standard with an emphasis on durable carbon storage</w:t>
             </w:r>
           </w:p>
         </w:tc>
       </w:tr>
       <w:tr>
         <w:trPr>
-          <w:trHeight w:val="621" w:hRule="auto"/>
+          <w:jc w:val="center"/>
         </w:trPr>
-        body11
-        <w:tc>
-          <w:tcPr>
-            <w:tcBorders>
+        <w:tc>
+          <w:tcPr>
+            <w:tcW w:w="771" w:type="pct"/>
+            <w:tcBorders>
+              <w:top w:val="single" w:sz="6" w:space="0" w:color="666666"/>
+              <w:left w:val="none" w:sz="0" w:space="0" w:color="000000"/>
               <w:bottom w:val="single" w:sz="12" w:space="0" w:color="666666"/>
-              <w:top w:val="single" w:sz="6" w:space="0" w:color="666666"/>
-              <w:left w:val="none" w:sz="0" w:space="0" w:color="000000"/>
               <w:right w:val="none" w:sz="0" w:space="0" w:color="000000"/>
             </w:tcBorders>
             <w:shd w:val="clear" w:color="auto" w:fill="FFFFFF"/>
             <w:tcMar>
               <w:top w:w="0" w:type="dxa"/>
+              <w:left w:w="0" w:type="dxa"/>
               <w:bottom w:w="0" w:type="dxa"/>
-              <w:left w:w="0" w:type="dxa"/>
               <w:right w:w="0" w:type="dxa"/>
             </w:tcMar>
             <w:vAlign w:val="center"/>
           </w:tcPr>
           <w:p>
             <w:pPr>
-              <w:jc w:val="left"/>
-              <w:pBdr>
-                <w:bottom w:val="none" w:sz="0" w:space="0" w:color="000000"/>
-                <w:top w:val="none" w:sz="0" w:space="0" w:color="000000"/>
-                <w:left w:val="none" w:sz="0" w:space="0" w:color="000000"/>
-                <w:right w:val="none" w:sz="0" w:space="0" w:color="000000"/>
-              </w:pBdr>
-              <w:spacing w:after="100" w:before="100" w:line="240"/>
-              <w:ind w:left="100" w:right="100" w:firstLine="0" w:firstLineChars="0"/>
-              <w:rPr>
-                <w:rFonts w:ascii="Helvetica" w:hAnsi="Helvetica" w:eastAsia="Helvetica" w:cs="Helvetica"/>
-                <w:i w:val="false"/>
-                <w:b w:val="false"/>
-                <w:u w:val="none"/>
-                <w:strike w:val="false"/>
-                <w:sz w:val="22"/>
-                <w:szCs w:val="22"/>
-                <w:color w:val="000000"/>
-              </w:rPr>
-            </w:pPr>
-            <w:r>
-              <w:rPr>
-                <w:rFonts w:ascii="Helvetica" w:hAnsi="Helvetica" w:eastAsia="Helvetica" w:cs="Helvetica"/>
-                <w:i w:val="false"/>
-                <w:b w:val="false"/>
-                <w:u w:val="none"/>
-                <w:strike w:val="false"/>
-                <w:sz w:val="22"/>
-                <w:szCs w:val="22"/>
-                <w:color w:val="000000"/>
-              </w:rPr>
-              <w:t xml:space="preserve">Verra</w:t>
-            </w:r>
-          </w:p>
-        </w:tc>
-        <w:tc>
-          <w:tcPr>
-            <w:tcBorders>
+              <w:pBdr>
+                <w:top w:val="none" w:sz="0" w:space="0" w:color="000000"/>
+                <w:left w:val="none" w:sz="0" w:space="0" w:color="000000"/>
+                <w:bottom w:val="none" w:sz="0" w:space="0" w:color="000000"/>
+                <w:right w:val="none" w:sz="0" w:space="0" w:color="000000"/>
+              </w:pBdr>
+              <w:spacing w:before="100" w:after="100"/>
+              <w:ind w:left="100" w:right="100"/>
+              <w:rPr>
+                <w:rFonts w:ascii="Helvetica" w:eastAsia="Helvetica" w:hAnsi="Helvetica" w:cs="Helvetica"/>
+                <w:color w:val="000000"/>
+                <w:sz w:val="22"/>
+                <w:szCs w:val="22"/>
+              </w:rPr>
+            </w:pPr>
+            <w:r>
+              <w:rPr>
+                <w:rFonts w:ascii="Helvetica" w:eastAsia="Helvetica" w:hAnsi="Helvetica" w:cs="Helvetica"/>
+                <w:color w:val="000000"/>
+                <w:sz w:val="22"/>
+                <w:szCs w:val="22"/>
+              </w:rPr>
+              <w:t>Verra</w:t>
+            </w:r>
+          </w:p>
+        </w:tc>
+        <w:tc>
+          <w:tcPr>
+            <w:tcW w:w="470" w:type="pct"/>
+            <w:tcBorders>
+              <w:top w:val="single" w:sz="6" w:space="0" w:color="666666"/>
+              <w:left w:val="none" w:sz="0" w:space="0" w:color="000000"/>
               <w:bottom w:val="single" w:sz="12" w:space="0" w:color="666666"/>
-              <w:top w:val="single" w:sz="6" w:space="0" w:color="666666"/>
-              <w:left w:val="none" w:sz="0" w:space="0" w:color="000000"/>
               <w:right w:val="none" w:sz="0" w:space="0" w:color="000000"/>
             </w:tcBorders>
             <w:shd w:val="clear" w:color="auto" w:fill="FFFFFF"/>
             <w:tcMar>
               <w:top w:w="0" w:type="dxa"/>
+              <w:left w:w="0" w:type="dxa"/>
               <w:bottom w:w="0" w:type="dxa"/>
-              <w:left w:w="0" w:type="dxa"/>
               <w:right w:w="0" w:type="dxa"/>
             </w:tcMar>
             <w:vAlign w:val="center"/>
           </w:tcPr>
           <w:p>
             <w:pPr>
-              <w:jc w:val="left"/>
-              <w:pBdr>
-                <w:bottom w:val="none" w:sz="0" w:space="0" w:color="000000"/>
-                <w:top w:val="none" w:sz="0" w:space="0" w:color="000000"/>
-                <w:left w:val="none" w:sz="0" w:space="0" w:color="000000"/>
-                <w:right w:val="none" w:sz="0" w:space="0" w:color="000000"/>
-              </w:pBdr>
-              <w:spacing w:after="100" w:before="100" w:line="240"/>
-              <w:ind w:left="100" w:right="100" w:firstLine="0" w:firstLineChars="0"/>
-              <w:rPr>
-                <w:rFonts w:ascii="Helvetica" w:hAnsi="Helvetica" w:eastAsia="Helvetica" w:cs="Helvetica"/>
-                <w:i w:val="false"/>
-                <w:b w:val="false"/>
-                <w:u w:val="none"/>
-                <w:strike w:val="false"/>
-                <w:sz w:val="22"/>
-                <w:szCs w:val="22"/>
-                <w:color w:val="000000"/>
-              </w:rPr>
-            </w:pPr>
-            <w:r>
-              <w:rPr>
-                <w:rFonts w:ascii="Helvetica" w:hAnsi="Helvetica" w:eastAsia="Helvetica" w:cs="Helvetica"/>
-                <w:i w:val="false"/>
-                <w:b w:val="false"/>
-                <w:u w:val="none"/>
-                <w:strike w:val="false"/>
-                <w:sz w:val="22"/>
-                <w:szCs w:val="22"/>
-                <w:color w:val="000000"/>
-              </w:rPr>
-              <w:t xml:space="preserve">23</w:t>
-            </w:r>
-          </w:p>
-        </w:tc>
-        <w:tc>
-          <w:tcPr>
-            <w:tcBorders>
+              <w:pBdr>
+                <w:top w:val="none" w:sz="0" w:space="0" w:color="000000"/>
+                <w:left w:val="none" w:sz="0" w:space="0" w:color="000000"/>
+                <w:bottom w:val="none" w:sz="0" w:space="0" w:color="000000"/>
+                <w:right w:val="none" w:sz="0" w:space="0" w:color="000000"/>
+              </w:pBdr>
+              <w:spacing w:before="100" w:after="100"/>
+              <w:ind w:left="100" w:right="100"/>
+              <w:rPr>
+                <w:rFonts w:ascii="Helvetica" w:eastAsia="Helvetica" w:hAnsi="Helvetica" w:cs="Helvetica"/>
+                <w:color w:val="000000"/>
+                <w:sz w:val="22"/>
+                <w:szCs w:val="22"/>
+              </w:rPr>
+            </w:pPr>
+            <w:r>
+              <w:rPr>
+                <w:rFonts w:ascii="Helvetica" w:eastAsia="Helvetica" w:hAnsi="Helvetica" w:cs="Helvetica"/>
+                <w:color w:val="000000"/>
+                <w:sz w:val="22"/>
+                <w:szCs w:val="22"/>
+              </w:rPr>
+              <w:t>23</w:t>
+            </w:r>
+          </w:p>
+        </w:tc>
+        <w:tc>
+          <w:tcPr>
+            <w:tcW w:w="2197" w:type="pct"/>
+            <w:tcBorders>
+              <w:top w:val="single" w:sz="6" w:space="0" w:color="666666"/>
+              <w:left w:val="none" w:sz="0" w:space="0" w:color="000000"/>
               <w:bottom w:val="single" w:sz="12" w:space="0" w:color="666666"/>
-              <w:top w:val="single" w:sz="6" w:space="0" w:color="666666"/>
-              <w:left w:val="none" w:sz="0" w:space="0" w:color="000000"/>
               <w:right w:val="none" w:sz="0" w:space="0" w:color="000000"/>
             </w:tcBorders>
             <w:shd w:val="clear" w:color="auto" w:fill="FFFFFF"/>
             <w:tcMar>
               <w:top w:w="0" w:type="dxa"/>
+              <w:left w:w="0" w:type="dxa"/>
               <w:bottom w:w="0" w:type="dxa"/>
-              <w:left w:w="0" w:type="dxa"/>
               <w:right w:w="0" w:type="dxa"/>
             </w:tcMar>
             <w:vAlign w:val="center"/>
           </w:tcPr>
           <w:p>
             <w:pPr>
-              <w:jc w:val="left"/>
-              <w:pBdr>
-                <w:bottom w:val="none" w:sz="0" w:space="0" w:color="000000"/>
-                <w:top w:val="none" w:sz="0" w:space="0" w:color="000000"/>
-                <w:left w:val="none" w:sz="0" w:space="0" w:color="000000"/>
-                <w:right w:val="none" w:sz="0" w:space="0" w:color="000000"/>
-              </w:pBdr>
-              <w:spacing w:after="100" w:before="100" w:line="240"/>
-              <w:ind w:left="100" w:right="100" w:firstLine="0" w:firstLineChars="0"/>
-              <w:rPr>
-                <w:rFonts w:ascii="Helvetica" w:hAnsi="Helvetica" w:eastAsia="Helvetica" w:cs="Helvetica"/>
-                <w:i w:val="false"/>
-                <w:b w:val="false"/>
-                <w:u w:val="none"/>
-                <w:strike w:val="false"/>
-                <w:sz w:val="22"/>
-                <w:szCs w:val="22"/>
-                <w:color w:val="000000"/>
-              </w:rPr>
-            </w:pPr>
-            <w:r>
-              <w:rPr>
-                <w:rFonts w:ascii="Helvetica" w:hAnsi="Helvetica" w:eastAsia="Helvetica" w:cs="Helvetica"/>
-                <w:i w:val="false"/>
-                <w:b w:val="false"/>
-                <w:u w:val="none"/>
-                <w:strike w:val="false"/>
-                <w:sz w:val="22"/>
-                <w:szCs w:val="22"/>
-                <w:color w:val="000000"/>
-              </w:rPr>
-              <w:t xml:space="preserve">AR-ACM0001 Afforestation and reforestation of degraded land; AR-ACM0002 Afforestation or reforestation of degraded land without displacement of pre-project activities; AR-ACM0003 Afforestation and reforestation of lands except wetlands; AR-ACM0003 Afforestation and reforestation of lands except wetlands, AR-AM0005 Afforestation and reforestation project activities implemented for industrial and/or commercial uses; AR-ACM0003 Afforestation and reforestation of lands except wetlands, VM0005 Methodology for Conversion of Low-productive Forest to High-productive Forest; AR-AM0003 Afforestation and reforestation of degraded land through tree planting, assisted natural regeneration and control of animal grazing; AR-AM0005 Afforestation and reforestation project activities implemented for industrial and/or commercial uses; AR-AM0014 Afforestation and reforestation of degraded mangrove habitats; AR-AMS0006 Simplified baseline and monitoring methodology for small-scale silvopastoral - afforestation and reforestation project activities under the clean development mechanism; AR-AMS0007 Afforestation and reforestation project activities implemented on lands other than wetlands; VM0003 Methodology for Improved Forest Management through Extension of Rotation Age; VM0004 Methodology for Avoided Planned Land Use Conversion in Peat Swamp Forests (1); VM0005 Methodology for Conversion of Low-productive Forest to High-productive Forest; VM0006 Methodology for Carbon Accounting for Mosaic and Landscape-scale REDD Projects; VM0007 REDD+ Methodology Framework (REDD+MF); VM0007 REDD+ Methodology Framework (REDD+MF), VM0010 Methodology for Improved Forest Management: Conversion from Logged to Protected Forest; VM0009 Methodology for Avoided Ecosystem Conversion; VM0010 Methodology for Improved Forest Management: Conversion from Logged to Protected Forest; VM0012 Improved Forest Management in Temperate and Boreal Forests (LtPF); VM0015 Methodology for Avoided Unplanned Deforestation; VM0017 Adoption of Sustainable Agricultural Land Management (1), VM0015 Methodology for Avoided Unplanned Deforestation; VM0034 Canadian Forest Carbon Offset Methodology; VMR0006 Methodology for Installation of High Efficiency Firewood Cookstoves (1)</w:t>
+              <w:pBdr>
+                <w:top w:val="none" w:sz="0" w:space="0" w:color="000000"/>
+                <w:left w:val="none" w:sz="0" w:space="0" w:color="000000"/>
+                <w:bottom w:val="none" w:sz="0" w:space="0" w:color="000000"/>
+                <w:right w:val="none" w:sz="0" w:space="0" w:color="000000"/>
+              </w:pBdr>
+              <w:spacing w:before="100" w:after="100"/>
+              <w:ind w:left="100" w:right="100"/>
+              <w:rPr>
+                <w:rFonts w:ascii="Helvetica" w:eastAsia="Helvetica" w:hAnsi="Helvetica" w:cs="Helvetica"/>
+                <w:color w:val="000000"/>
+                <w:sz w:val="22"/>
+                <w:szCs w:val="22"/>
+              </w:rPr>
+            </w:pPr>
+            <w:r>
+              <w:rPr>
+                <w:rFonts w:ascii="Helvetica" w:eastAsia="Helvetica" w:hAnsi="Helvetica" w:cs="Helvetica"/>
+                <w:color w:val="000000"/>
+                <w:sz w:val="22"/>
+                <w:szCs w:val="22"/>
+              </w:rPr>
+              <w:t xml:space="preserve">AR-ACM0001 Afforestation and reforestation of degraded land; AR-ACM0002 Afforestation or reforestation of degraded land without displacement of pre-project activities; AR-ACM0003 Afforestation and reforestation of lands except wetlands; AR-AM0005 Afforestation and reforestation project activities implemented for industrial and/or commercial uses; </w:t>
+            </w:r>
+            <w:r>
+              <w:rPr>
+                <w:rFonts w:ascii="Helvetica" w:eastAsia="Helvetica" w:hAnsi="Helvetica" w:cs="Helvetica"/>
+                <w:color w:val="000000"/>
+                <w:sz w:val="22"/>
+                <w:szCs w:val="22"/>
+              </w:rPr>
+              <w:lastRenderedPageBreak/>
+              <w:t xml:space="preserve">VM0005 Methodology for Conversion of Low-productive Forest to High-productive Forest; AR-AM0003 Afforestation and reforestation of degraded land through tree planting, assisted natural regeneration and control of animal grazing; AR-AM0005 Afforestation and reforestation project activities implemented for industrial and/or commercial uses; AR-AM0014 Afforestation and reforestation of degraded mangrove habitats; AR-AMS0006 Simplified baseline and monitoring methodology for small-scale </w:t>
+            </w:r>
+            <w:proofErr w:type="spellStart"/>
+            <w:r>
+              <w:rPr>
+                <w:rFonts w:ascii="Helvetica" w:eastAsia="Helvetica" w:hAnsi="Helvetica" w:cs="Helvetica"/>
+                <w:color w:val="000000"/>
+                <w:sz w:val="22"/>
+                <w:szCs w:val="22"/>
+              </w:rPr>
+              <w:t>silvopastoral</w:t>
+            </w:r>
+            <w:proofErr w:type="spellEnd"/>
+            <w:r>
+              <w:rPr>
+                <w:rFonts w:ascii="Helvetica" w:eastAsia="Helvetica" w:hAnsi="Helvetica" w:cs="Helvetica"/>
+                <w:color w:val="000000"/>
+                <w:sz w:val="22"/>
+                <w:szCs w:val="22"/>
+              </w:rPr>
+              <w:t xml:space="preserve"> - afforestation and reforestation project activities under the clean development mechanism; AR-AMS0007 Afforestation and reforestation project activities implemented on lands other than wetlands; VM0003 Methodology for Improved Forest Management through Extension of Rotation Age; VM0004 Methodology for Avoided Planned Land Use Conversion in Peat Swamp Forests (1); VM0006 Methodology for Carbon Accounting for Mosaic and Landscape-scale REDD Projects; VM0007 REDD+ Methodology Framework (REDD+MF); VM0010 Methodology for Improved Forest Management: Conversion from Logged to Protected Forest; VM0009 Methodology for Avoided Ecosystem Conversion; VM0012 Improved Forest Management in Temperate and Boreal Forests (</w:t>
+            </w:r>
+            <w:proofErr w:type="spellStart"/>
+            <w:r>
+              <w:rPr>
+                <w:rFonts w:ascii="Helvetica" w:eastAsia="Helvetica" w:hAnsi="Helvetica" w:cs="Helvetica"/>
+                <w:color w:val="000000"/>
+                <w:sz w:val="22"/>
+                <w:szCs w:val="22"/>
+              </w:rPr>
+              <w:t>LtPF</w:t>
+            </w:r>
+            <w:proofErr w:type="spellEnd"/>
+            <w:r>
+              <w:rPr>
+                <w:rFonts w:ascii="Helvetica" w:eastAsia="Helvetica" w:hAnsi="Helvetica" w:cs="Helvetica"/>
+                <w:color w:val="000000"/>
+                <w:sz w:val="22"/>
+                <w:szCs w:val="22"/>
+              </w:rPr>
+              <w:t>); VM0015 Methodology for Avoided Unplanned Deforestation; VM0017 Adoption of Sustainable Agricultural Land Management (1); VM0034 Canadian Forest Carbon Offset Methodology; VMR0006 Methodology for Installation of High Efficiency Firewood Cookstoves (1)</w:t>
+            </w:r>
+          </w:p>
+        </w:tc>
+        <w:tc>
+          <w:tcPr>
+            <w:tcW w:w="1562" w:type="pct"/>
+            <w:tcBorders>
+              <w:top w:val="single" w:sz="6" w:space="0" w:color="666666"/>
+              <w:left w:val="none" w:sz="0" w:space="0" w:color="000000"/>
+              <w:bottom w:val="single" w:sz="12" w:space="0" w:color="666666"/>
+              <w:right w:val="none" w:sz="0" w:space="0" w:color="000000"/>
+            </w:tcBorders>
+            <w:shd w:val="clear" w:color="auto" w:fill="FFFFFF"/>
+          </w:tcPr>
+          <w:p>
+            <w:pPr>
+              <w:pBdr>
+                <w:top w:val="none" w:sz="0" w:space="0" w:color="000000"/>
+                <w:left w:val="none" w:sz="0" w:space="0" w:color="000000"/>
+                <w:bottom w:val="none" w:sz="0" w:space="0" w:color="000000"/>
+                <w:right w:val="none" w:sz="0" w:space="0" w:color="000000"/>
+              </w:pBdr>
+              <w:spacing w:before="100" w:after="100"/>
+              <w:ind w:left="100" w:right="100"/>
+              <w:rPr>
+                <w:rFonts w:ascii="Helvetica" w:eastAsia="Helvetica" w:hAnsi="Helvetica" w:cs="Helvetica"/>
+                <w:color w:val="000000"/>
+                <w:sz w:val="22"/>
+                <w:szCs w:val="22"/>
+              </w:rPr>
+            </w:pPr>
+            <w:r>
+              <w:rPr>
+                <w:rFonts w:ascii="Helvetica" w:eastAsia="Helvetica" w:hAnsi="Helvetica" w:cs="Helvetica"/>
+                <w:color w:val="000000"/>
+                <w:sz w:val="22"/>
+                <w:szCs w:val="22"/>
+              </w:rPr>
+              <w:lastRenderedPageBreak/>
+              <w:t>A certifier of carbon offsets based on the Verified Carbon Standard</w:t>
             </w:r>
           </w:p>
         </w:tc>
@@ -2092,13 +2707,14 @@
     <w:p>
       <w:pPr>
         <w:sectPr>
-          <w:pgMar w:header="708" w:bottom="1417" w:top="1417" w:right="1417" w:left="1417" w:footer="708" w:gutter="0"/>
-          <w:pgSz w:h="11906" w:w="16838" w:orient="landscape"/>
           <w:type w:val="oddPage"/>
-          <w:cols/>
+          <w:pgSz w:w="16838" w:h="11906" w:orient="landscape"/>
+          <w:pgMar w:top="1417" w:right="1417" w:bottom="1417" w:left="1417" w:header="708" w:footer="708" w:gutter="0"/>
+          <w:cols w:space="720"/>
         </w:sectPr>
       </w:pPr>
     </w:p>
+    <w:p/>
     <w:sectPr>
       <w:type w:val="continuous"/>
       <w:pgSz w:w="11900" w:h="16840"/>
@@ -2110,32 +2726,8 @@
 </w:document>
 </file>
 
-<file path=word/comments.xml><?xml version="1.0" encoding="utf-8"?>
-<w:comments xmlns:wpc="http://schemas.microsoft.com/office/word/2010/wordprocessingCanvas" xmlns:mo="http://schemas.microsoft.com/office/mac/office/2008/main" xmlns:mc="http://schemas.openxmlformats.org/markup-compatibility/2006" xmlns:mv="urn:schemas-microsoft-com:mac:vml" xmlns:o="urn:schemas-microsoft-com:office:office" xmlns:r="http://schemas.openxmlformats.org/officeDocument/2006/relationships" xmlns:m="http://schemas.openxmlformats.org/officeDocument/2006/math" xmlns:v="urn:schemas-microsoft-com:vml" xmlns:wp14="http://schemas.microsoft.com/office/word/2010/wordprocessingDrawing" xmlns:wp="http://schemas.openxmlformats.org/drawingml/2006/wordprocessingDrawing" xmlns:w10="urn:schemas-microsoft-com:office:word" xmlns:w="http://schemas.openxmlformats.org/wordprocessingml/2006/main" xmlns:w14="http://schemas.microsoft.com/office/word/2010/wordml" xmlns:wpg="http://schemas.microsoft.com/office/word/2010/wordprocessingGroup" xmlns:wpi="http://schemas.microsoft.com/office/word/2010/wordprocessingInk" xmlns:wne="http://schemas.microsoft.com/office/word/2006/wordml" xmlns:wps="http://schemas.microsoft.com/office/word/2010/wordprocessingShape" mc:Ignorable="w14 wp14">
-</w:comments>
-</file>
-
-<file path=word/footnotes.xml><?xml version="1.0" encoding="utf-8"?>
-<w:footnotes xmlns:wpc="http://schemas.microsoft.com/office/word/2010/wordprocessingCanvas" xmlns:mo="http://schemas.microsoft.com/office/mac/office/2008/main" xmlns:mc="http://schemas.openxmlformats.org/markup-compatibility/2006" xmlns:mv="urn:schemas-microsoft-com:mac:vml" xmlns:o="urn:schemas-microsoft-com:office:office" xmlns:r="http://schemas.openxmlformats.org/officeDocument/2006/relationships" xmlns:m="http://schemas.openxmlformats.org/officeDocument/2006/math" xmlns:v="urn:schemas-microsoft-com:vml" xmlns:wp14="http://schemas.microsoft.com/office/word/2010/wordprocessingDrawing" xmlns:wp="http://schemas.openxmlformats.org/drawingml/2006/wordprocessingDrawing" xmlns:w10="urn:schemas-microsoft-com:office:word" xmlns:w="http://schemas.openxmlformats.org/wordprocessingml/2006/main" xmlns:w14="http://schemas.microsoft.com/office/word/2010/wordml" xmlns:wpg="http://schemas.microsoft.com/office/word/2010/wordprocessingGroup" xmlns:wpi="http://schemas.microsoft.com/office/word/2010/wordprocessingInk" xmlns:wne="http://schemas.microsoft.com/office/word/2006/wordml" xmlns:wps="http://schemas.microsoft.com/office/word/2010/wordprocessingShape" mc:Ignorable="w14 wp14">
-  <w:footnote w:type="separator" w:id="-1">
-    <w:p>
-      <w:r>
-        <w:separator/>
-      </w:r>
-    </w:p>
-  </w:footnote>
-  <w:footnote w:type="continuationSeparator" w:id="0">
-    <w:p>
-      <w:r>
-        <w:continuationSeparator/>
-      </w:r>
-    </w:p>
-  </w:footnote>
-</w:footnotes>
-</file>
-
 <file path=word/numbering.xml><?xml version="1.0" encoding="utf-8"?>
-<w:numbering xmlns:wpc="http://schemas.microsoft.com/office/word/2010/wordprocessingCanvas" xmlns:cx="http://schemas.microsoft.com/office/drawing/2014/chartex" xmlns:cx1="http://schemas.microsoft.com/office/drawing/2015/9/8/chartex" xmlns:cx2="http://schemas.microsoft.com/office/drawing/2015/10/21/chartex" xmlns:cx3="http://schemas.microsoft.com/office/drawing/2016/5/9/chartex" xmlns:cx4="http://schemas.microsoft.com/office/drawing/2016/5/10/chartex" xmlns:cx5="http://schemas.microsoft.com/office/drawing/2016/5/11/chartex" xmlns:cx6="http://schemas.microsoft.com/office/drawing/2016/5/12/chartex" xmlns:cx7="http://schemas.microsoft.com/office/drawing/2016/5/13/chartex" xmlns:cx8="http://schemas.microsoft.com/office/drawing/2016/5/14/chartex" xmlns:mc="http://schemas.openxmlformats.org/markup-compatibility/2006" xmlns:aink="http://schemas.microsoft.com/office/drawing/2016/ink" xmlns:am3d="http://schemas.microsoft.com/office/drawing/2017/model3d" xmlns:o="urn:schemas-microsoft-com:office:office" xmlns:r="http://schemas.openxmlformats.org/officeDocument/2006/relationships" xmlns:m="http://schemas.openxmlformats.org/officeDocument/2006/math" xmlns:v="urn:schemas-microsoft-com:vml" xmlns:wp14="http://schemas.microsoft.com/office/word/2010/wordprocessingDrawing" xmlns:wp="http://schemas.openxmlformats.org/drawingml/2006/wordprocessingDrawing" xmlns:w10="urn:schemas-microsoft-com:office:word" xmlns:w="http://schemas.openxmlformats.org/wordprocessingml/2006/main" xmlns:w14="http://schemas.microsoft.com/office/word/2010/wordml" xmlns:w15="http://schemas.microsoft.com/office/word/2012/wordml" xmlns:w16cex="http://schemas.microsoft.com/office/word/2018/wordml/cex" xmlns:w16cid="http://schemas.microsoft.com/office/word/2016/wordml/cid" xmlns:w16="http://schemas.microsoft.com/office/word/2018/wordml" xmlns:w16se="http://schemas.microsoft.com/office/word/2015/wordml/symex" xmlns:wpg="http://schemas.microsoft.com/office/word/2010/wordprocessingGroup" xmlns:wpi="http://schemas.microsoft.com/office/word/2010/wordprocessingInk" xmlns:wne="http://schemas.microsoft.com/office/word/2006/wordml" xmlns:wps="http://schemas.microsoft.com/office/word/2010/wordprocessingShape" mc:Ignorable="w14 w15 w16se w16cid w16 w16cex wp14">
+<w:numbering xmlns:wpc="http://schemas.microsoft.com/office/word/2010/wordprocessingCanvas" xmlns:cx="http://schemas.microsoft.com/office/drawing/2014/chartex" xmlns:cx1="http://schemas.microsoft.com/office/drawing/2015/9/8/chartex" xmlns:cx2="http://schemas.microsoft.com/office/drawing/2015/10/21/chartex" xmlns:cx3="http://schemas.microsoft.com/office/drawing/2016/5/9/chartex" xmlns:cx4="http://schemas.microsoft.com/office/drawing/2016/5/10/chartex" xmlns:cx5="http://schemas.microsoft.com/office/drawing/2016/5/11/chartex" xmlns:cx6="http://schemas.microsoft.com/office/drawing/2016/5/12/chartex" xmlns:cx7="http://schemas.microsoft.com/office/drawing/2016/5/13/chartex" xmlns:cx8="http://schemas.microsoft.com/office/drawing/2016/5/14/chartex" xmlns:mc="http://schemas.openxmlformats.org/markup-compatibility/2006" xmlns:aink="http://schemas.microsoft.com/office/drawing/2016/ink" xmlns:am3d="http://schemas.microsoft.com/office/drawing/2017/model3d" xmlns:o="urn:schemas-microsoft-com:office:office" xmlns:oel="http://schemas.microsoft.com/office/2019/extlst" xmlns:r="http://schemas.openxmlformats.org/officeDocument/2006/relationships" xmlns:m="http://schemas.openxmlformats.org/officeDocument/2006/math" xmlns:v="urn:schemas-microsoft-com:vml" xmlns:wp14="http://schemas.microsoft.com/office/word/2010/wordprocessingDrawing" xmlns:wp="http://schemas.openxmlformats.org/drawingml/2006/wordprocessingDrawing" xmlns:w10="urn:schemas-microsoft-com:office:word" xmlns:w="http://schemas.openxmlformats.org/wordprocessingml/2006/main" xmlns:w14="http://schemas.microsoft.com/office/word/2010/wordml" xmlns:w15="http://schemas.microsoft.com/office/word/2012/wordml" xmlns:w16cex="http://schemas.microsoft.com/office/word/2018/wordml/cex" xmlns:w16cid="http://schemas.microsoft.com/office/word/2016/wordml/cid" xmlns:w16="http://schemas.microsoft.com/office/word/2018/wordml" xmlns:w16du="http://schemas.microsoft.com/office/word/2023/wordml/word16du" xmlns:w16sdtdh="http://schemas.microsoft.com/office/word/2020/wordml/sdtdatahash" xmlns:w16sdtfl="http://schemas.microsoft.com/office/word/2024/wordml/sdtformatlock" xmlns:w16se="http://schemas.microsoft.com/office/word/2015/wordml/symex" xmlns:wpg="http://schemas.microsoft.com/office/word/2010/wordprocessingGroup" xmlns:wpi="http://schemas.microsoft.com/office/word/2010/wordprocessingInk" xmlns:wne="http://schemas.microsoft.com/office/word/2006/wordml" xmlns:wps="http://schemas.microsoft.com/office/word/2010/wordprocessingShape" mc:Ignorable="w14 w15 w16se w16cid w16 w16cex w16sdtdh w16sdtfl w16du wp14">
   <w:abstractNum w:abstractNumId="0" w15:restartNumberingAfterBreak="0">
     <w:nsid w:val="07E925FD"/>
     <w:multiLevelType w:val="multilevel"/>
@@ -2143,7 +2735,7 @@
     <w:lvl w:ilvl="0">
       <w:start w:val="1"/>
       <w:numFmt w:val="decimal"/>
-      <w:pStyle w:val="Titre1"/>
+      <w:pStyle w:val="Heading1"/>
       <w:lvlText w:val="%1."/>
       <w:lvlJc w:val="left"/>
       <w:pPr>
@@ -2153,7 +2745,7 @@
     <w:lvl w:ilvl="1">
       <w:start w:val="1"/>
       <w:numFmt w:val="decimal"/>
-      <w:pStyle w:val="Titre2"/>
+      <w:pStyle w:val="Heading2"/>
       <w:lvlText w:val="%1.%2."/>
       <w:lvlJc w:val="left"/>
       <w:pPr>
@@ -2163,7 +2755,7 @@
     <w:lvl w:ilvl="2">
       <w:start w:val="1"/>
       <w:numFmt w:val="decimal"/>
-      <w:pStyle w:val="Titre3"/>
+      <w:pStyle w:val="Heading3"/>
       <w:lvlText w:val="%1.%2.%3."/>
       <w:lvlJc w:val="left"/>
       <w:pPr>
@@ -2397,20 +2989,20 @@
       </w:pPr>
     </w:lvl>
   </w:abstractNum>
-  <w:num w:numId="1">
+  <w:num w:numId="1" w16cid:durableId="439647474">
     <w:abstractNumId w:val="1"/>
   </w:num>
-  <w:num w:numId="2">
+  <w:num w:numId="2" w16cid:durableId="418453313">
     <w:abstractNumId w:val="2"/>
   </w:num>
-  <w:num w:numId="3">
+  <w:num w:numId="3" w16cid:durableId="1207570589">
     <w:abstractNumId w:val="0"/>
   </w:num>
 </w:numbering>
 </file>
 
 <file path=word/styles.xml><?xml version="1.0" encoding="utf-8"?>
-<w:styles xmlns:mc="http://schemas.openxmlformats.org/markup-compatibility/2006" xmlns:r="http://schemas.openxmlformats.org/officeDocument/2006/relationships" xmlns:w="http://schemas.openxmlformats.org/wordprocessingml/2006/main" xmlns:w14="http://schemas.microsoft.com/office/word/2010/wordml" xmlns:w15="http://schemas.microsoft.com/office/word/2012/wordml" xmlns:w16cex="http://schemas.microsoft.com/office/word/2018/wordml/cex" xmlns:w16cid="http://schemas.microsoft.com/office/word/2016/wordml/cid" xmlns:w16="http://schemas.microsoft.com/office/word/2018/wordml" xmlns:w16se="http://schemas.microsoft.com/office/word/2015/wordml/symex" mc:Ignorable="w14 w15 w16se w16cid w16 w16cex">
+<w:styles xmlns:mc="http://schemas.openxmlformats.org/markup-compatibility/2006" xmlns:r="http://schemas.openxmlformats.org/officeDocument/2006/relationships" xmlns:w="http://schemas.openxmlformats.org/wordprocessingml/2006/main" xmlns:w14="http://schemas.microsoft.com/office/word/2010/wordml" xmlns:w15="http://schemas.microsoft.com/office/word/2012/wordml" xmlns:w16cex="http://schemas.microsoft.com/office/word/2018/wordml/cex" xmlns:w16cid="http://schemas.microsoft.com/office/word/2016/wordml/cid" xmlns:w16="http://schemas.microsoft.com/office/word/2018/wordml" xmlns:w16du="http://schemas.microsoft.com/office/word/2023/wordml/word16du" xmlns:w16sdtdh="http://schemas.microsoft.com/office/word/2020/wordml/sdtdatahash" xmlns:w16sdtfl="http://schemas.microsoft.com/office/word/2024/wordml/sdtformatlock" xmlns:w16se="http://schemas.microsoft.com/office/word/2015/wordml/symex" mc:Ignorable="w14 w15 w16se w16cid w16 w16cex w16sdtdh w16sdtfl w16du">
   <w:docDefaults>
     <w:rPrDefault>
       <w:rPr>
@@ -2795,11 +3387,11 @@
     <w:name w:val="Normal"/>
     <w:qFormat/>
   </w:style>
-  <w:style w:type="paragraph" w:styleId="Titre1">
+  <w:style w:type="paragraph" w:styleId="Heading1">
     <w:name w:val="heading 1"/>
     <w:basedOn w:val="Normal"/>
     <w:next w:val="Normal"/>
-    <w:link w:val="Titre1Car"/>
+    <w:link w:val="Heading1Char"/>
     <w:uiPriority w:val="9"/>
     <w:qFormat/>
     <w:rsid w:val="00362E65"/>
@@ -2823,11 +3415,11 @@
       <w:szCs w:val="32"/>
     </w:rPr>
   </w:style>
-  <w:style w:type="paragraph" w:styleId="Titre2">
+  <w:style w:type="paragraph" w:styleId="Heading2">
     <w:name w:val="heading 2"/>
     <w:basedOn w:val="Normal"/>
     <w:next w:val="Normal"/>
-    <w:link w:val="Titre2Car"/>
+    <w:link w:val="Heading2Char"/>
     <w:uiPriority w:val="9"/>
     <w:semiHidden/>
     <w:unhideWhenUsed/>
@@ -2851,11 +3443,11 @@
       <w:szCs w:val="26"/>
     </w:rPr>
   </w:style>
-  <w:style w:type="paragraph" w:styleId="Titre3">
+  <w:style w:type="paragraph" w:styleId="Heading3">
     <w:name w:val="heading 3"/>
     <w:basedOn w:val="Normal"/>
     <w:next w:val="Normal"/>
-    <w:link w:val="Titre3Car"/>
+    <w:link w:val="Heading3Char"/>
     <w:uiPriority w:val="9"/>
     <w:semiHidden/>
     <w:unhideWhenUsed/>
@@ -2877,13 +3469,12 @@
       <w:bCs/>
     </w:rPr>
   </w:style>
-  <w:style w:type="character" w:default="1" w:styleId="Policepardfaut">
+  <w:style w:type="character" w:default="1" w:styleId="DefaultParagraphFont">
     <w:name w:val="Default Paragraph Font"/>
     <w:uiPriority w:val="1"/>
-    <w:semiHidden/>
     <w:unhideWhenUsed/>
   </w:style>
-  <w:style w:type="table" w:default="1" w:styleId="TableauNormal">
+  <w:style w:type="table" w:default="1" w:styleId="TableNormal">
     <w:name w:val="Normal Table"/>
     <w:uiPriority w:val="99"/>
     <w:semiHidden/>
@@ -2898,15 +3489,15 @@
       </w:tblCellMar>
     </w:tblPr>
   </w:style>
-  <w:style w:type="numbering" w:default="1" w:styleId="Aucuneliste">
+  <w:style w:type="numbering" w:default="1" w:styleId="NoList">
     <w:name w:val="No List"/>
     <w:uiPriority w:val="99"/>
     <w:semiHidden/>
     <w:unhideWhenUsed/>
   </w:style>
-  <w:style w:type="character" w:customStyle="1" w:styleId="strong">
-    <w:name w:val="strong"/>
-    <w:basedOn w:val="Policepardfaut"/>
+  <w:style w:type="character" w:customStyle="1" w:styleId="Strong1">
+    <w:name w:val="Strong1"/>
+    <w:basedOn w:val="DefaultParagraphFont"/>
     <w:uiPriority w:val="1"/>
     <w:qFormat/>
     <w:rsid w:val="007B3E96"/>
@@ -2925,7 +3516,7 @@
   </w:style>
   <w:style w:type="table" w:customStyle="1" w:styleId="tabletemplate">
     <w:name w:val="table_template"/>
-    <w:basedOn w:val="TableauNormal"/>
+    <w:basedOn w:val="TableNormal"/>
     <w:uiPriority w:val="59"/>
     <w:rsid w:val="00F12158"/>
     <w:pPr>
@@ -2961,9 +3552,9 @@
       </w:tcPr>
     </w:tblStylePr>
   </w:style>
-  <w:style w:type="table" w:styleId="Listeclaire-Accent2">
+  <w:style w:type="table" w:styleId="LightList-Accent2">
     <w:name w:val="Light List Accent 2"/>
-    <w:basedOn w:val="TableauNormal"/>
+    <w:basedOn w:val="TableNormal"/>
     <w:uiPriority w:val="61"/>
     <w:rsid w:val="00FC557F"/>
     <w:tblPr>
@@ -3043,10 +3634,10 @@
       </w:tcPr>
     </w:tblStylePr>
   </w:style>
-  <w:style w:type="character" w:customStyle="1" w:styleId="Titre1Car">
-    <w:name w:val="Titre 1 Car"/>
-    <w:basedOn w:val="Policepardfaut"/>
-    <w:link w:val="Titre1"/>
+  <w:style w:type="character" w:customStyle="1" w:styleId="Heading1Char">
+    <w:name w:val="Heading 1 Char"/>
+    <w:basedOn w:val="DefaultParagraphFont"/>
+    <w:link w:val="Heading1"/>
     <w:uiPriority w:val="9"/>
     <w:rsid w:val="00362E65"/>
     <w:rPr>
@@ -3057,10 +3648,10 @@
       <w:szCs w:val="32"/>
     </w:rPr>
   </w:style>
-  <w:style w:type="character" w:customStyle="1" w:styleId="Titre2Car">
-    <w:name w:val="Titre 2 Car"/>
-    <w:basedOn w:val="Policepardfaut"/>
-    <w:link w:val="Titre2"/>
+  <w:style w:type="character" w:customStyle="1" w:styleId="Heading2Char">
+    <w:name w:val="Heading 2 Char"/>
+    <w:basedOn w:val="DefaultParagraphFont"/>
+    <w:link w:val="Heading2"/>
     <w:uiPriority w:val="9"/>
     <w:semiHidden/>
     <w:rsid w:val="00362E65"/>
@@ -3072,10 +3663,10 @@
       <w:szCs w:val="26"/>
     </w:rPr>
   </w:style>
-  <w:style w:type="character" w:customStyle="1" w:styleId="Titre3Car">
-    <w:name w:val="Titre 3 Car"/>
-    <w:basedOn w:val="Policepardfaut"/>
-    <w:link w:val="Titre3"/>
+  <w:style w:type="character" w:customStyle="1" w:styleId="Heading3Char">
+    <w:name w:val="Heading 3 Char"/>
+    <w:basedOn w:val="DefaultParagraphFont"/>
+    <w:link w:val="Heading3"/>
     <w:uiPriority w:val="9"/>
     <w:semiHidden/>
     <w:rsid w:val="00362E65"/>
@@ -3104,9 +3695,9 @@
     <w:qFormat/>
     <w:rsid w:val="00AE18EF"/>
   </w:style>
-  <w:style w:type="table" w:styleId="Tableauprofessionnel">
+  <w:style w:type="table" w:styleId="TableProfessional">
     <w:name w:val="Table Professional"/>
-    <w:basedOn w:val="TableauNormal"/>
+    <w:basedOn w:val="TableNormal"/>
     <w:uiPriority w:val="99"/>
     <w:semiHidden/>
     <w:unhideWhenUsed/>
@@ -3136,7 +3727,7 @@
       </w:tcPr>
     </w:tblStylePr>
   </w:style>
-  <w:style w:type="paragraph" w:styleId="TM1">
+  <w:style w:type="paragraph" w:styleId="TOC1">
     <w:name w:val="toc 1"/>
     <w:basedOn w:val="Normal"/>
     <w:next w:val="Normal"/>
@@ -3148,7 +3739,7 @@
       <w:spacing w:after="100"/>
     </w:pPr>
   </w:style>
-  <w:style w:type="paragraph" w:styleId="TM2">
+  <w:style w:type="paragraph" w:styleId="TOC2">
     <w:name w:val="toc 2"/>
     <w:basedOn w:val="Normal"/>
     <w:next w:val="Normal"/>
@@ -3161,10 +3752,10 @@
       <w:ind w:left="240"/>
     </w:pPr>
   </w:style>
-  <w:style w:type="paragraph" w:styleId="Textedebulles">
+  <w:style w:type="paragraph" w:styleId="BalloonText">
     <w:name w:val="Balloon Text"/>
     <w:basedOn w:val="Normal"/>
-    <w:link w:val="TextedebullesCar"/>
+    <w:link w:val="BalloonTextChar"/>
     <w:uiPriority w:val="99"/>
     <w:semiHidden/>
     <w:unhideWhenUsed/>
@@ -3175,10 +3766,10 @@
       <w:szCs w:val="18"/>
     </w:rPr>
   </w:style>
-  <w:style w:type="character" w:customStyle="1" w:styleId="TextedebullesCar">
-    <w:name w:val="Texte de bulles Car"/>
-    <w:basedOn w:val="Policepardfaut"/>
-    <w:link w:val="Textedebulles"/>
+  <w:style w:type="character" w:customStyle="1" w:styleId="BalloonTextChar">
+    <w:name w:val="Balloon Text Char"/>
+    <w:basedOn w:val="DefaultParagraphFont"/>
+    <w:link w:val="BalloonText"/>
     <w:uiPriority w:val="99"/>
     <w:semiHidden/>
     <w:rsid w:val="00FB63E7"/>
@@ -3190,7 +3781,7 @@
   </w:style>
   <w:style w:type="character" w:customStyle="1" w:styleId="referenceid">
     <w:name w:val="reference_id"/>
-    <w:basedOn w:val="Policepardfaut"/>
+    <w:basedOn w:val="DefaultParagraphFont"/>
     <w:uiPriority w:val="1"/>
     <w:rsid w:val="00457CF1"/>
     <w:rPr>
